--- a/lab3/Примеры.docx
+++ b/lab3/Примеры.docx
@@ -336,30 +336,7 @@
           <w:szCs w:val="28"/>
           <w:lang w:val="ru-RU"/>
         </w:rPr>
-        <w:t>(16</w:t>
-      </w:r>
-      <w:r>
-        <w:rPr>
-          <w:rFonts w:ascii="Times New Roman" w:eastAsia="Times New Roman" w:hAnsi="Times New Roman" w:cs="Times New Roman"/>
-          <w:b/>
-          <w:bCs/>
-          <w:color w:val="000000"/>
-          <w:sz w:val="28"/>
-          <w:szCs w:val="28"/>
-        </w:rPr>
-        <w:t>mod</w:t>
-      </w:r>
-      <w:r>
-        <w:rPr>
-          <w:rFonts w:ascii="Times New Roman" w:eastAsia="Times New Roman" w:hAnsi="Times New Roman" w:cs="Times New Roman"/>
-          <w:b/>
-          <w:bCs/>
-          <w:color w:val="000000"/>
-          <w:sz w:val="28"/>
-          <w:szCs w:val="28"/>
-          <w:lang w:val="ru-RU"/>
-        </w:rPr>
-        <w:t>11)</w:t>
+        <w:t>5</w:t>
       </w:r>
       <w:r>
         <w:rPr>
@@ -419,20 +396,7 @@
           <w:szCs w:val="28"/>
           <w:lang w:val="ru-RU"/>
         </w:rPr>
-        <w:t>5</w:t>
-      </w:r>
-      <w:r>
-        <w:rPr>
-          <w:rFonts w:ascii="Times New Roman" w:eastAsia="Times New Roman" w:hAnsi="Times New Roman" w:cs="Times New Roman"/>
-          <w:b/>
-          <w:bCs/>
-          <w:color w:val="000000"/>
-          <w:sz w:val="28"/>
-          <w:szCs w:val="28"/>
-          <w:vertAlign w:val="superscript"/>
-          <w:lang w:val="ru-RU"/>
-        </w:rPr>
-        <w:t>2</w:t>
+        <w:t>25</w:t>
       </w:r>
       <w:r>
         <w:rPr>
@@ -479,7 +443,7 @@
           <w:szCs w:val="28"/>
           <w:lang w:val="ru-RU"/>
         </w:rPr>
-        <w:t>25</w:t>
+        <w:t>3</w:t>
       </w:r>
       <w:r>
         <w:rPr>
@@ -502,19 +466,18 @@
           <w:szCs w:val="28"/>
           <w:lang w:val="ru-RU"/>
         </w:rPr>
-        <w:t>11=2</w:t>
+        <w:t>11=6</w:t>
       </w:r>
       <w:r>
         <w:rPr>
-          <w:rFonts w:ascii="Cambria Math" w:eastAsia="Times New Roman" w:hAnsi="Cambria Math" w:cs="Cambria Math"/>
+          <w:rFonts w:ascii="Times New Roman" w:eastAsia="Times New Roman" w:hAnsi="Times New Roman" w:cs="Times New Roman"/>
           <w:b/>
           <w:bCs/>
           <w:color w:val="000000"/>
           <w:sz w:val="28"/>
           <w:szCs w:val="28"/>
-          <w:lang w:val="ru-RU"/>
-        </w:rPr>
-        <w:t>⋅</w:t>
+        </w:rPr>
+        <w:t>mod</w:t>
       </w:r>
       <w:r>
         <w:rPr>
@@ -526,56 +489,8 @@
           <w:szCs w:val="28"/>
           <w:lang w:val="ru-RU"/>
         </w:rPr>
-        <w:t>3</w:t>
-      </w:r>
-      <w:r>
-        <w:rPr>
-          <w:rFonts w:ascii="Times New Roman" w:eastAsia="Times New Roman" w:hAnsi="Times New Roman" w:cs="Times New Roman"/>
-          <w:b/>
-          <w:bCs/>
-          <w:color w:val="000000"/>
-          <w:sz w:val="28"/>
-          <w:szCs w:val="28"/>
-        </w:rPr>
-        <w:t>mod</w:t>
-      </w:r>
-      <w:r>
-        <w:rPr>
-          <w:rFonts w:ascii="Times New Roman" w:eastAsia="Times New Roman" w:hAnsi="Times New Roman" w:cs="Times New Roman"/>
-          <w:b/>
-          <w:bCs/>
-          <w:color w:val="000000"/>
-          <w:sz w:val="28"/>
-          <w:szCs w:val="28"/>
-          <w:lang w:val="ru-RU"/>
-        </w:rPr>
-        <w:t>11=6</w:t>
-      </w:r>
-      <w:r>
-        <w:rPr>
-          <w:rFonts w:ascii="Times New Roman" w:eastAsia="Times New Roman" w:hAnsi="Times New Roman" w:cs="Times New Roman"/>
-          <w:b/>
-          <w:bCs/>
-          <w:color w:val="000000"/>
-          <w:sz w:val="28"/>
-          <w:szCs w:val="28"/>
-        </w:rPr>
-        <w:t>mod</w:t>
-      </w:r>
-      <w:r>
-        <w:rPr>
-          <w:rFonts w:ascii="Times New Roman" w:eastAsia="Times New Roman" w:hAnsi="Times New Roman" w:cs="Times New Roman"/>
-          <w:b/>
-          <w:bCs/>
-          <w:color w:val="000000"/>
-          <w:sz w:val="28"/>
-          <w:szCs w:val="28"/>
-          <w:lang w:val="ru-RU"/>
-        </w:rPr>
         <w:t>11=6.</w:t>
       </w:r>
-      <w:bookmarkStart w:id="0" w:name="_GoBack"/>
-      <w:bookmarkEnd w:id="0"/>
     </w:p>
     <w:tbl>
       <w:tblPr>
@@ -654,8 +569,19 @@
                 <w:sz w:val="28"/>
                 <w:szCs w:val="28"/>
               </w:rPr>
-              <w:t>(основание</w:t>
-            </w:r>
+              <w:t>(</w:t>
+            </w:r>
+            <w:proofErr w:type="spellStart"/>
+            <w:r>
+              <w:rPr>
+                <w:rFonts w:ascii="Times New Roman" w:eastAsia="Times New Roman" w:hAnsi="Times New Roman" w:cs="Times New Roman"/>
+                <w:color w:val="000000"/>
+                <w:sz w:val="28"/>
+                <w:szCs w:val="28"/>
+              </w:rPr>
+              <w:t>основание</w:t>
+            </w:r>
+            <w:proofErr w:type="spellEnd"/>
             <w:r>
               <w:rPr>
                 <w:rFonts w:ascii="Times New Roman" w:eastAsia="Times New Roman" w:hAnsi="Times New Roman" w:cs="Times New Roman"/>
@@ -718,7 +644,27 @@
                 <w:sz w:val="28"/>
                 <w:szCs w:val="28"/>
               </w:rPr>
-              <w:t>(степень)</w:t>
+              <w:t>(</w:t>
+            </w:r>
+            <w:proofErr w:type="spellStart"/>
+            <w:r>
+              <w:rPr>
+                <w:rFonts w:ascii="Times New Roman" w:eastAsia="Times New Roman" w:hAnsi="Times New Roman" w:cs="Times New Roman"/>
+                <w:color w:val="000000"/>
+                <w:sz w:val="28"/>
+                <w:szCs w:val="28"/>
+              </w:rPr>
+              <w:t>степень</w:t>
+            </w:r>
+            <w:proofErr w:type="spellEnd"/>
+            <w:r>
+              <w:rPr>
+                <w:rFonts w:ascii="Times New Roman" w:eastAsia="Times New Roman" w:hAnsi="Times New Roman" w:cs="Times New Roman"/>
+                <w:color w:val="000000"/>
+                <w:sz w:val="28"/>
+                <w:szCs w:val="28"/>
+              </w:rPr>
+              <w:t>)</w:t>
             </w:r>
           </w:p>
         </w:tc>
@@ -772,7 +718,27 @@
                 <w:sz w:val="28"/>
                 <w:szCs w:val="28"/>
               </w:rPr>
-              <w:t>(результат)</w:t>
+              <w:t>(</w:t>
+            </w:r>
+            <w:proofErr w:type="spellStart"/>
+            <w:r>
+              <w:rPr>
+                <w:rFonts w:ascii="Times New Roman" w:eastAsia="Times New Roman" w:hAnsi="Times New Roman" w:cs="Times New Roman"/>
+                <w:color w:val="000000"/>
+                <w:sz w:val="28"/>
+                <w:szCs w:val="28"/>
+              </w:rPr>
+              <w:t>результат</w:t>
+            </w:r>
+            <w:proofErr w:type="spellEnd"/>
+            <w:r>
+              <w:rPr>
+                <w:rFonts w:ascii="Times New Roman" w:eastAsia="Times New Roman" w:hAnsi="Times New Roman" w:cs="Times New Roman"/>
+                <w:color w:val="000000"/>
+                <w:sz w:val="28"/>
+                <w:szCs w:val="28"/>
+              </w:rPr>
+              <w:t>)</w:t>
             </w:r>
           </w:p>
         </w:tc>
@@ -802,6 +768,7 @@
                 <w:rFonts w:ascii="Times New Roman" w:eastAsia="Times New Roman" w:hAnsi="Times New Roman" w:cs="Times New Roman"/>
               </w:rPr>
             </w:pPr>
+            <w:proofErr w:type="spellStart"/>
             <w:r>
               <w:rPr>
                 <w:rFonts w:ascii="Times New Roman" w:eastAsia="Times New Roman" w:hAnsi="Times New Roman" w:cs="Times New Roman"/>
@@ -811,6 +778,7 @@
               </w:rPr>
               <w:t>Шаг</w:t>
             </w:r>
+            <w:proofErr w:type="spellEnd"/>
           </w:p>
         </w:tc>
       </w:tr>
@@ -1906,6 +1874,7 @@
           <w:szCs w:val="28"/>
         </w:rPr>
       </w:pPr>
+      <w:proofErr w:type="spellStart"/>
       <w:r>
         <w:rPr>
           <w:rFonts w:ascii="Times New Roman" w:eastAsia="Times New Roman" w:hAnsi="Times New Roman" w:cs="Times New Roman"/>
@@ -1915,7 +1884,43 @@
           <w:sz w:val="28"/>
           <w:szCs w:val="28"/>
         </w:rPr>
-        <w:t xml:space="preserve">Пример поиска </w:t>
+        <w:t>Пример</w:t>
+      </w:r>
+      <w:proofErr w:type="spellEnd"/>
+      <w:r>
+        <w:rPr>
+          <w:rFonts w:ascii="Times New Roman" w:eastAsia="Times New Roman" w:hAnsi="Times New Roman" w:cs="Times New Roman"/>
+          <w:b/>
+          <w:bCs/>
+          <w:color w:val="000000"/>
+          <w:sz w:val="28"/>
+          <w:szCs w:val="28"/>
+        </w:rPr>
+        <w:t xml:space="preserve"> </w:t>
+      </w:r>
+      <w:proofErr w:type="spellStart"/>
+      <w:r>
+        <w:rPr>
+          <w:rFonts w:ascii="Times New Roman" w:eastAsia="Times New Roman" w:hAnsi="Times New Roman" w:cs="Times New Roman"/>
+          <w:b/>
+          <w:bCs/>
+          <w:color w:val="000000"/>
+          <w:sz w:val="28"/>
+          <w:szCs w:val="28"/>
+        </w:rPr>
+        <w:t>поиска</w:t>
+      </w:r>
+      <w:proofErr w:type="spellEnd"/>
+      <w:r>
+        <w:rPr>
+          <w:rFonts w:ascii="Times New Roman" w:eastAsia="Times New Roman" w:hAnsi="Times New Roman" w:cs="Times New Roman"/>
+          <w:b/>
+          <w:bCs/>
+          <w:color w:val="000000"/>
+          <w:sz w:val="28"/>
+          <w:szCs w:val="28"/>
+        </w:rPr>
+        <w:t xml:space="preserve"> </w:t>
       </w:r>
       <w:r>
         <w:rPr>
@@ -1938,8 +1943,21 @@
           <w:sz w:val="28"/>
           <w:szCs w:val="28"/>
         </w:rPr>
-        <w:t xml:space="preserve"> первообразн</w:t>
+        <w:t xml:space="preserve"> </w:t>
       </w:r>
+      <w:proofErr w:type="spellStart"/>
+      <w:r>
+        <w:rPr>
+          <w:rFonts w:ascii="Times New Roman" w:eastAsia="Times New Roman" w:hAnsi="Times New Roman" w:cs="Times New Roman"/>
+          <w:b/>
+          <w:bCs/>
+          <w:color w:val="000000"/>
+          <w:sz w:val="28"/>
+          <w:szCs w:val="28"/>
+        </w:rPr>
+        <w:t>первообразн</w:t>
+      </w:r>
+      <w:proofErr w:type="spellEnd"/>
       <w:r>
         <w:rPr>
           <w:rFonts w:ascii="Times New Roman" w:eastAsia="Times New Roman" w:hAnsi="Times New Roman" w:cs="Times New Roman"/>
@@ -1952,6 +1970,7 @@
         </w:rPr>
         <w:t xml:space="preserve">ых </w:t>
       </w:r>
+      <w:proofErr w:type="spellStart"/>
       <w:r>
         <w:rPr>
           <w:rFonts w:ascii="Times New Roman" w:eastAsia="Times New Roman" w:hAnsi="Times New Roman" w:cs="Times New Roman"/>
@@ -1963,6 +1982,7 @@
         </w:rPr>
         <w:t>корн</w:t>
       </w:r>
+      <w:proofErr w:type="spellEnd"/>
       <w:r>
         <w:rPr>
           <w:rFonts w:ascii="Times New Roman" w:eastAsia="Times New Roman" w:hAnsi="Times New Roman" w:cs="Times New Roman"/>
@@ -1993,6 +2013,7 @@
           <w:lang w:val="ru-RU"/>
         </w:rPr>
       </w:pPr>
+      <w:proofErr w:type="spellStart"/>
       <w:r>
         <w:rPr>
           <w:rFonts w:ascii="Times New Roman" w:eastAsia="Times New Roman" w:hAnsi="Times New Roman" w:cs="Times New Roman"/>
@@ -2000,7 +2021,37 @@
           <w:sz w:val="28"/>
           <w:szCs w:val="28"/>
         </w:rPr>
-        <w:t xml:space="preserve">Задано простое p = </w:t>
+        <w:t>Задано</w:t>
+      </w:r>
+      <w:proofErr w:type="spellEnd"/>
+      <w:r>
+        <w:rPr>
+          <w:rFonts w:ascii="Times New Roman" w:eastAsia="Times New Roman" w:hAnsi="Times New Roman" w:cs="Times New Roman"/>
+          <w:color w:val="000000"/>
+          <w:sz w:val="28"/>
+          <w:szCs w:val="28"/>
+        </w:rPr>
+        <w:t xml:space="preserve"> </w:t>
+      </w:r>
+      <w:proofErr w:type="spellStart"/>
+      <w:r>
+        <w:rPr>
+          <w:rFonts w:ascii="Times New Roman" w:eastAsia="Times New Roman" w:hAnsi="Times New Roman" w:cs="Times New Roman"/>
+          <w:color w:val="000000"/>
+          <w:sz w:val="28"/>
+          <w:szCs w:val="28"/>
+        </w:rPr>
+        <w:t>простое</w:t>
+      </w:r>
+      <w:proofErr w:type="spellEnd"/>
+      <w:r>
+        <w:rPr>
+          <w:rFonts w:ascii="Times New Roman" w:eastAsia="Times New Roman" w:hAnsi="Times New Roman" w:cs="Times New Roman"/>
+          <w:color w:val="000000"/>
+          <w:sz w:val="28"/>
+          <w:szCs w:val="28"/>
+        </w:rPr>
+        <w:t xml:space="preserve"> p = </w:t>
       </w:r>
       <w:r>
         <w:rPr>
@@ -2010,7 +2061,7 @@
           <w:szCs w:val="28"/>
           <w:lang w:val="ru-RU"/>
         </w:rPr>
-        <w:t>7</w:t>
+        <w:t>47</w:t>
       </w:r>
     </w:p>
     <w:p>
@@ -2021,6 +2072,7 @@
           <w:rFonts w:ascii="Times New Roman" w:eastAsia="Times New Roman" w:hAnsi="Times New Roman" w:cs="Times New Roman"/>
         </w:rPr>
       </w:pPr>
+      <w:proofErr w:type="spellStart"/>
       <w:r>
         <w:rPr>
           <w:rFonts w:ascii="Times New Roman" w:eastAsia="Times New Roman" w:hAnsi="Times New Roman" w:cs="Times New Roman"/>
@@ -2028,7 +2080,57 @@
           <w:sz w:val="28"/>
           <w:szCs w:val="28"/>
         </w:rPr>
-        <w:t xml:space="preserve">Ищем простые делители p-1 = </w:t>
+        <w:t>Ищем</w:t>
+      </w:r>
+      <w:proofErr w:type="spellEnd"/>
+      <w:r>
+        <w:rPr>
+          <w:rFonts w:ascii="Times New Roman" w:eastAsia="Times New Roman" w:hAnsi="Times New Roman" w:cs="Times New Roman"/>
+          <w:color w:val="000000"/>
+          <w:sz w:val="28"/>
+          <w:szCs w:val="28"/>
+        </w:rPr>
+        <w:t xml:space="preserve"> </w:t>
+      </w:r>
+      <w:proofErr w:type="spellStart"/>
+      <w:r>
+        <w:rPr>
+          <w:rFonts w:ascii="Times New Roman" w:eastAsia="Times New Roman" w:hAnsi="Times New Roman" w:cs="Times New Roman"/>
+          <w:color w:val="000000"/>
+          <w:sz w:val="28"/>
+          <w:szCs w:val="28"/>
+        </w:rPr>
+        <w:t>простые</w:t>
+      </w:r>
+      <w:proofErr w:type="spellEnd"/>
+      <w:r>
+        <w:rPr>
+          <w:rFonts w:ascii="Times New Roman" w:eastAsia="Times New Roman" w:hAnsi="Times New Roman" w:cs="Times New Roman"/>
+          <w:color w:val="000000"/>
+          <w:sz w:val="28"/>
+          <w:szCs w:val="28"/>
+        </w:rPr>
+        <w:t xml:space="preserve"> </w:t>
+      </w:r>
+      <w:proofErr w:type="spellStart"/>
+      <w:r>
+        <w:rPr>
+          <w:rFonts w:ascii="Times New Roman" w:eastAsia="Times New Roman" w:hAnsi="Times New Roman" w:cs="Times New Roman"/>
+          <w:color w:val="000000"/>
+          <w:sz w:val="28"/>
+          <w:szCs w:val="28"/>
+        </w:rPr>
+        <w:t>делители</w:t>
+      </w:r>
+      <w:proofErr w:type="spellEnd"/>
+      <w:r>
+        <w:rPr>
+          <w:rFonts w:ascii="Times New Roman" w:eastAsia="Times New Roman" w:hAnsi="Times New Roman" w:cs="Times New Roman"/>
+          <w:color w:val="000000"/>
+          <w:sz w:val="28"/>
+          <w:szCs w:val="28"/>
+        </w:rPr>
+        <w:t xml:space="preserve"> p-1 = </w:t>
       </w:r>
       <w:r>
         <w:rPr>
@@ -2038,7 +2140,7 @@
           <w:szCs w:val="28"/>
           <w:lang w:val="ru-RU"/>
         </w:rPr>
-        <w:t>6</w:t>
+        <w:t>46</w:t>
       </w:r>
       <w:r>
         <w:rPr>
@@ -2057,7 +2159,7 @@
           <w:szCs w:val="28"/>
           <w:lang w:val="ru-RU"/>
         </w:rPr>
-        <w:t>2*3</w:t>
+        <w:t>2*23</w:t>
       </w:r>
     </w:p>
     <w:p>
@@ -2186,7 +2288,7 @@
           <w:bdr w:val="none" w:sz="0" w:space="0" w:color="auto" w:frame="1"/>
           <w:lang w:val="ru-RU"/>
         </w:rPr>
-        <w:t>=</w:t>
+        <w:t>≢1(</w:t>
       </w:r>
       <w:r>
         <w:rPr>
@@ -2196,19 +2298,7 @@
           <w:szCs w:val="29"/>
           <w:bdr w:val="none" w:sz="0" w:space="0" w:color="auto" w:frame="1"/>
         </w:rPr>
-        <w:t>g</w:t>
-      </w:r>
-      <w:r>
-        <w:rPr>
-          <w:rFonts w:ascii="KaTeX_Main" w:eastAsia="Times New Roman" w:hAnsi="KaTeX_Main" w:cs="Segoe UI"/>
-          <w:color w:val="0F1115"/>
-          <w:sz w:val="29"/>
-          <w:szCs w:val="29"/>
-          <w:bdr w:val="none" w:sz="0" w:space="0" w:color="auto" w:frame="1"/>
-          <w:vertAlign w:val="superscript"/>
-          <w:lang w:val="ru-RU"/>
-        </w:rPr>
-        <w:t>3</w:t>
+        <w:t>mod</w:t>
       </w:r>
       <w:r>
         <w:rPr>
@@ -2219,17 +2309,7 @@
           <w:bdr w:val="none" w:sz="0" w:space="0" w:color="auto" w:frame="1"/>
           <w:lang w:val="ru-RU"/>
         </w:rPr>
-        <w:t>≢1(</w:t>
-      </w:r>
-      <w:r>
-        <w:rPr>
-          <w:rFonts w:ascii="KaTeX_Main" w:eastAsia="Times New Roman" w:hAnsi="KaTeX_Main" w:cs="Segoe UI"/>
-          <w:color w:val="0F1115"/>
-          <w:sz w:val="29"/>
-          <w:szCs w:val="29"/>
-          <w:bdr w:val="none" w:sz="0" w:space="0" w:color="auto" w:frame="1"/>
-        </w:rPr>
-        <w:t>mod</w:t>
+        <w:t>4</w:t>
       </w:r>
       <w:r>
         <w:rPr>
@@ -2301,28 +2381,7 @@
           <w:vertAlign w:val="superscript"/>
           <w:lang w:val="ru-RU"/>
         </w:rPr>
-        <w:t>−1)/3</w:t>
-      </w:r>
-      <w:r>
-        <w:rPr>
-          <w:rFonts w:ascii="KaTeX_Main" w:eastAsia="Times New Roman" w:hAnsi="KaTeX_Main" w:cs="Segoe UI"/>
-          <w:color w:val="0F1115"/>
-          <w:sz w:val="29"/>
-          <w:szCs w:val="29"/>
-          <w:bdr w:val="none" w:sz="0" w:space="0" w:color="auto" w:frame="1"/>
-          <w:lang w:val="ru-RU"/>
-        </w:rPr>
-        <w:t>=</w:t>
-      </w:r>
-      <w:r>
-        <w:rPr>
-          <w:rFonts w:ascii="KaTeX_Main" w:eastAsia="Times New Roman" w:hAnsi="KaTeX_Main" w:cs="Segoe UI"/>
-          <w:color w:val="0F1115"/>
-          <w:sz w:val="29"/>
-          <w:szCs w:val="29"/>
-          <w:bdr w:val="none" w:sz="0" w:space="0" w:color="auto" w:frame="1"/>
-        </w:rPr>
-        <w:t>g</w:t>
+        <w:t>−1)/</w:t>
       </w:r>
       <w:r>
         <w:rPr>
@@ -2343,9 +2402,10 @@
           <w:sz w:val="29"/>
           <w:szCs w:val="29"/>
           <w:bdr w:val="none" w:sz="0" w:space="0" w:color="auto" w:frame="1"/>
+          <w:vertAlign w:val="superscript"/>
           <w:lang w:val="ru-RU"/>
         </w:rPr>
-        <w:t>≢1(</w:t>
+        <w:t>3</w:t>
       </w:r>
       <w:r>
         <w:rPr>
@@ -2354,8 +2414,30 @@
           <w:sz w:val="29"/>
           <w:szCs w:val="29"/>
           <w:bdr w:val="none" w:sz="0" w:space="0" w:color="auto" w:frame="1"/>
+          <w:lang w:val="ru-RU"/>
+        </w:rPr>
+        <w:t>≢1(</w:t>
+      </w:r>
+      <w:r>
+        <w:rPr>
+          <w:rFonts w:ascii="KaTeX_Main" w:eastAsia="Times New Roman" w:hAnsi="KaTeX_Main" w:cs="Segoe UI"/>
+          <w:color w:val="0F1115"/>
+          <w:sz w:val="29"/>
+          <w:szCs w:val="29"/>
+          <w:bdr w:val="none" w:sz="0" w:space="0" w:color="auto" w:frame="1"/>
         </w:rPr>
         <w:t>mod</w:t>
+      </w:r>
+      <w:r>
+        <w:rPr>
+          <w:rFonts w:ascii="KaTeX_Main" w:eastAsia="Times New Roman" w:hAnsi="KaTeX_Main" w:cs="Segoe UI"/>
+          <w:color w:val="0F1115"/>
+          <w:sz w:val="29"/>
+          <w:szCs w:val="29"/>
+          <w:bdr w:val="none" w:sz="0" w:space="0" w:color="auto" w:frame="1"/>
+          <w:lang w:val="ru-RU"/>
+        </w:rPr>
+        <w:t>4</w:t>
       </w:r>
       <w:r>
         <w:rPr>
@@ -2386,17 +2468,26 @@
         </w:rPr>
         <w:t>В</w:t>
       </w:r>
+      <w:proofErr w:type="spellStart"/>
       <w:r>
         <w:rPr>
           <w:rFonts w:ascii="Segoe UI" w:eastAsia="Times New Roman" w:hAnsi="Segoe UI" w:cs="Segoe UI"/>
           <w:color w:val="0F1115"/>
         </w:rPr>
-        <w:t>ычисления:</w:t>
+        <w:t>ычисления</w:t>
+      </w:r>
+      <w:proofErr w:type="spellEnd"/>
+      <w:r>
+        <w:rPr>
+          <w:rFonts w:ascii="Segoe UI" w:eastAsia="Times New Roman" w:hAnsi="Segoe UI" w:cs="Segoe UI"/>
+          <w:color w:val="0F1115"/>
+        </w:rPr>
+        <w:t>:</w:t>
       </w:r>
     </w:p>
     <w:tbl>
       <w:tblPr>
-        <w:tblW w:w="0" w:type="auto"/>
+        <w:tblW w:w="9689" w:type="dxa"/>
         <w:tblBorders>
           <w:top w:val="single" w:sz="4" w:space="0" w:color="auto"/>
           <w:left w:val="single" w:sz="4" w:space="0" w:color="auto"/>
@@ -2405,6 +2496,7 @@
           <w:insideH w:val="single" w:sz="4" w:space="0" w:color="auto"/>
           <w:insideV w:val="single" w:sz="4" w:space="0" w:color="auto"/>
         </w:tblBorders>
+        <w:shd w:val="clear" w:color="auto" w:fill="FFFFFF"/>
         <w:tblCellMar>
           <w:top w:w="15" w:type="dxa"/>
           <w:left w:w="15" w:type="dxa"/>
@@ -2414,10 +2506,10 @@
         <w:tblLook w:val="04A0" w:firstRow="1" w:lastRow="0" w:firstColumn="1" w:lastColumn="0" w:noHBand="0" w:noVBand="1"/>
       </w:tblPr>
       <w:tblGrid>
-        <w:gridCol w:w="387"/>
-        <w:gridCol w:w="1565"/>
-        <w:gridCol w:w="1720"/>
-        <w:gridCol w:w="4125"/>
+        <w:gridCol w:w="850"/>
+        <w:gridCol w:w="2782"/>
+        <w:gridCol w:w="2954"/>
+        <w:gridCol w:w="3103"/>
       </w:tblGrid>
       <w:tr>
         <w:trPr>
@@ -2426,6 +2518,7 @@
         <w:tc>
           <w:tcPr>
             <w:tcW w:w="0" w:type="auto"/>
+            <w:shd w:val="clear" w:color="auto" w:fill="FFFFFF"/>
             <w:tcMar>
               <w:top w:w="150" w:type="dxa"/>
               <w:left w:w="0" w:type="dxa"/>
@@ -2437,19 +2530,21 @@
           </w:tcPr>
           <w:p>
             <w:pPr>
-              <w:spacing w:after="0" w:line="375" w:lineRule="atLeast"/>
-              <w:jc w:val="center"/>
-              <w:rPr>
-                <w:rFonts w:ascii="Segoe UI" w:eastAsia="Times New Roman" w:hAnsi="Segoe UI" w:cs="Segoe UI"/>
-                <w:sz w:val="23"/>
-                <w:szCs w:val="23"/>
-              </w:rPr>
-            </w:pPr>
-            <w:r>
-              <w:rPr>
-                <w:rFonts w:ascii="KaTeX_Math" w:eastAsia="Times New Roman" w:hAnsi="KaTeX_Math" w:cs="Segoe UI"/>
+              <w:spacing w:line="375" w:lineRule="atLeast"/>
+              <w:rPr>
+                <w:rFonts w:ascii="Segoe UI" w:hAnsi="Segoe UI" w:cs="Segoe UI"/>
+                <w:color w:val="0F1115"/>
+                <w:sz w:val="23"/>
+                <w:szCs w:val="23"/>
+              </w:rPr>
+            </w:pPr>
+            <w:r>
+              <w:rPr>
+                <w:rStyle w:val="mord"/>
+                <w:rFonts w:ascii="KaTeX_Math" w:hAnsi="KaTeX_Math" w:cs="Segoe UI"/>
                 <w:i/>
                 <w:iCs/>
+                <w:color w:val="0F1115"/>
                 <w:sz w:val="28"/>
                 <w:szCs w:val="28"/>
               </w:rPr>
@@ -2460,205 +2555,42 @@
         <w:tc>
           <w:tcPr>
             <w:tcW w:w="0" w:type="auto"/>
-            <w:tcMar>
-              <w:top w:w="150" w:type="dxa"/>
-              <w:left w:w="240" w:type="dxa"/>
-              <w:bottom w:w="150" w:type="dxa"/>
-              <w:right w:w="240" w:type="dxa"/>
-            </w:tcMar>
-            <w:vAlign w:val="center"/>
-            <w:hideMark/>
-          </w:tcPr>
-          <w:p>
-            <w:pPr>
-              <w:spacing w:after="0" w:line="375" w:lineRule="atLeast"/>
-              <w:jc w:val="center"/>
-              <w:rPr>
-                <w:rFonts w:ascii="Segoe UI" w:eastAsia="Times New Roman" w:hAnsi="Segoe UI" w:cs="Segoe UI"/>
-                <w:sz w:val="23"/>
-                <w:szCs w:val="23"/>
-              </w:rPr>
-            </w:pPr>
-            <w:r>
-              <w:rPr>
-                <w:rFonts w:ascii="KaTeX_Math" w:eastAsia="Times New Roman" w:hAnsi="KaTeX_Math" w:cs="Segoe UI"/>
-                <w:i/>
-                <w:iCs/>
-                <w:sz w:val="28"/>
-                <w:szCs w:val="28"/>
-              </w:rPr>
-              <w:t>g</w:t>
-            </w:r>
-            <w:r>
-              <w:rPr>
-                <w:rFonts w:ascii="KaTeX_Main" w:eastAsia="Times New Roman" w:hAnsi="KaTeX_Main" w:cs="Segoe UI"/>
-                <w:sz w:val="28"/>
-                <w:szCs w:val="28"/>
-                <w:vertAlign w:val="superscript"/>
-              </w:rPr>
-              <w:t>2</w:t>
-            </w:r>
-            <w:r>
-              <w:rPr>
-                <w:rFonts w:ascii="KaTeX_Main" w:eastAsia="Times New Roman" w:hAnsi="KaTeX_Main" w:cs="Segoe UI"/>
-                <w:sz w:val="28"/>
-                <w:szCs w:val="28"/>
-              </w:rPr>
-              <w:t>mod7</w:t>
-            </w:r>
-          </w:p>
-        </w:tc>
-        <w:tc>
-          <w:tcPr>
-            <w:tcW w:w="0" w:type="auto"/>
-            <w:tcMar>
-              <w:top w:w="150" w:type="dxa"/>
-              <w:left w:w="240" w:type="dxa"/>
-              <w:bottom w:w="150" w:type="dxa"/>
-              <w:right w:w="240" w:type="dxa"/>
-            </w:tcMar>
-            <w:vAlign w:val="center"/>
-            <w:hideMark/>
-          </w:tcPr>
-          <w:p>
-            <w:pPr>
-              <w:spacing w:after="0" w:line="375" w:lineRule="atLeast"/>
-              <w:jc w:val="center"/>
-              <w:rPr>
-                <w:rFonts w:ascii="Segoe UI" w:eastAsia="Times New Roman" w:hAnsi="Segoe UI" w:cs="Segoe UI"/>
-                <w:sz w:val="23"/>
-                <w:szCs w:val="23"/>
-              </w:rPr>
-            </w:pPr>
-            <w:r>
-              <w:rPr>
-                <w:rFonts w:ascii="KaTeX_Math" w:eastAsia="Times New Roman" w:hAnsi="KaTeX_Math" w:cs="Segoe UI"/>
-                <w:i/>
-                <w:iCs/>
-                <w:sz w:val="28"/>
-                <w:szCs w:val="28"/>
-              </w:rPr>
-              <w:t>g</w:t>
-            </w:r>
-            <w:r>
-              <w:rPr>
-                <w:rFonts w:ascii="KaTeX_Main" w:eastAsia="Times New Roman" w:hAnsi="KaTeX_Main" w:cs="Segoe UI"/>
-                <w:sz w:val="28"/>
-                <w:szCs w:val="28"/>
-                <w:vertAlign w:val="superscript"/>
-              </w:rPr>
-              <w:t>3</w:t>
-            </w:r>
-            <w:r>
-              <w:rPr>
-                <w:rFonts w:ascii="KaTeX_Main" w:eastAsia="Times New Roman" w:hAnsi="KaTeX_Main" w:cs="Segoe UI"/>
-                <w:sz w:val="28"/>
-                <w:szCs w:val="28"/>
-              </w:rPr>
-              <w:t>mod7</w:t>
-            </w:r>
-          </w:p>
-        </w:tc>
-        <w:tc>
-          <w:tcPr>
-            <w:tcW w:w="0" w:type="auto"/>
-            <w:tcMar>
-              <w:top w:w="150" w:type="dxa"/>
-              <w:left w:w="240" w:type="dxa"/>
-              <w:bottom w:w="150" w:type="dxa"/>
-              <w:right w:w="240" w:type="dxa"/>
-            </w:tcMar>
-            <w:vAlign w:val="center"/>
-            <w:hideMark/>
-          </w:tcPr>
-          <w:p>
-            <w:pPr>
-              <w:spacing w:after="0" w:line="375" w:lineRule="atLeast"/>
-              <w:jc w:val="center"/>
-              <w:rPr>
-                <w:rFonts w:ascii="Segoe UI" w:eastAsia="Times New Roman" w:hAnsi="Segoe UI" w:cs="Segoe UI"/>
-                <w:sz w:val="23"/>
-                <w:szCs w:val="23"/>
-              </w:rPr>
-            </w:pPr>
-            <w:r>
-              <w:rPr>
-                <w:rFonts w:ascii="Segoe UI" w:eastAsia="Times New Roman" w:hAnsi="Segoe UI" w:cs="Segoe UI"/>
-                <w:sz w:val="23"/>
-                <w:szCs w:val="23"/>
-              </w:rPr>
-              <w:t>Заключение</w:t>
-            </w:r>
-          </w:p>
-        </w:tc>
-      </w:tr>
-      <w:tr>
-        <w:tc>
-          <w:tcPr>
-            <w:tcW w:w="0" w:type="auto"/>
-            <w:tcMar>
-              <w:top w:w="150" w:type="dxa"/>
-              <w:left w:w="0" w:type="dxa"/>
-              <w:bottom w:w="150" w:type="dxa"/>
-              <w:right w:w="240" w:type="dxa"/>
-            </w:tcMar>
-            <w:vAlign w:val="center"/>
-            <w:hideMark/>
-          </w:tcPr>
-          <w:p>
-            <w:pPr>
-              <w:spacing w:after="0" w:line="375" w:lineRule="atLeast"/>
-              <w:jc w:val="center"/>
-              <w:rPr>
-                <w:rFonts w:ascii="Segoe UI" w:eastAsia="Times New Roman" w:hAnsi="Segoe UI" w:cs="Segoe UI"/>
-                <w:sz w:val="23"/>
-                <w:szCs w:val="23"/>
-              </w:rPr>
-            </w:pPr>
-            <w:r>
-              <w:rPr>
-                <w:rFonts w:ascii="Segoe UI" w:eastAsia="Times New Roman" w:hAnsi="Segoe UI" w:cs="Segoe UI"/>
-                <w:sz w:val="23"/>
-                <w:szCs w:val="23"/>
-              </w:rPr>
-              <w:t>2</w:t>
-            </w:r>
-          </w:p>
-        </w:tc>
-        <w:tc>
-          <w:tcPr>
-            <w:tcW w:w="0" w:type="auto"/>
-            <w:tcMar>
-              <w:top w:w="150" w:type="dxa"/>
-              <w:left w:w="240" w:type="dxa"/>
-              <w:bottom w:w="150" w:type="dxa"/>
-              <w:right w:w="240" w:type="dxa"/>
-            </w:tcMar>
-            <w:vAlign w:val="center"/>
-            <w:hideMark/>
-          </w:tcPr>
-          <w:p>
-            <w:pPr>
-              <w:spacing w:after="0" w:line="375" w:lineRule="atLeast"/>
-              <w:jc w:val="center"/>
-              <w:rPr>
-                <w:rFonts w:ascii="Segoe UI" w:eastAsia="Times New Roman" w:hAnsi="Segoe UI" w:cs="Segoe UI"/>
-                <w:sz w:val="23"/>
-                <w:szCs w:val="23"/>
-              </w:rPr>
-            </w:pPr>
-            <w:r>
-              <w:rPr>
-                <w:rFonts w:ascii="KaTeX_Main" w:eastAsia="Times New Roman" w:hAnsi="KaTeX_Main" w:cs="Segoe UI"/>
+            <w:shd w:val="clear" w:color="auto" w:fill="FFFFFF"/>
+            <w:tcMar>
+              <w:top w:w="150" w:type="dxa"/>
+              <w:left w:w="240" w:type="dxa"/>
+              <w:bottom w:w="150" w:type="dxa"/>
+              <w:right w:w="240" w:type="dxa"/>
+            </w:tcMar>
+            <w:vAlign w:val="center"/>
+            <w:hideMark/>
+          </w:tcPr>
+          <w:p>
+            <w:pPr>
+              <w:spacing w:line="375" w:lineRule="atLeast"/>
+              <w:rPr>
+                <w:rFonts w:ascii="Segoe UI" w:hAnsi="Segoe UI" w:cs="Segoe UI"/>
+                <w:color w:val="0F1115"/>
+                <w:sz w:val="23"/>
+                <w:szCs w:val="23"/>
+              </w:rPr>
+            </w:pPr>
+            <w:r>
+              <w:rPr>
+                <w:rStyle w:val="katex-mathml"/>
+                <w:rFonts w:ascii="KaTeX_Main" w:hAnsi="KaTeX_Main" w:cs="Segoe UI"/>
+                <w:color w:val="0F1115"/>
                 <w:sz w:val="28"/>
                 <w:szCs w:val="28"/>
                 <w:bdr w:val="none" w:sz="0" w:space="0" w:color="auto" w:frame="1"/>
               </w:rPr>
-              <w:t>2</w:t>
-            </w:r>
-            <w:r>
-              <w:rPr>
-                <w:rFonts w:ascii="KaTeX_Main" w:eastAsia="Times New Roman" w:hAnsi="KaTeX_Main" w:cs="Segoe UI"/>
+              <w:t>g</w:t>
+            </w:r>
+            <w:r>
+              <w:rPr>
+                <w:rStyle w:val="katex-mathml"/>
+                <w:rFonts w:ascii="KaTeX_Main" w:hAnsi="KaTeX_Main" w:cs="Segoe UI"/>
+                <w:color w:val="0F1115"/>
                 <w:sz w:val="28"/>
                 <w:szCs w:val="28"/>
                 <w:bdr w:val="none" w:sz="0" w:space="0" w:color="auto" w:frame="1"/>
@@ -2668,99 +2600,110 @@
             </w:r>
             <w:r>
               <w:rPr>
-                <w:rFonts w:ascii="KaTeX_Main" w:eastAsia="Times New Roman" w:hAnsi="KaTeX_Main" w:cs="Segoe UI"/>
+                <w:rStyle w:val="katex-mathml"/>
+                <w:rFonts w:ascii="KaTeX_Main" w:hAnsi="KaTeX_Main" w:cs="Segoe UI"/>
+                <w:color w:val="0F1115"/>
                 <w:sz w:val="28"/>
                 <w:szCs w:val="28"/>
                 <w:bdr w:val="none" w:sz="0" w:space="0" w:color="auto" w:frame="1"/>
               </w:rPr>
-              <w:t>=4</w:t>
-            </w:r>
-          </w:p>
-        </w:tc>
-        <w:tc>
-          <w:tcPr>
-            <w:tcW w:w="0" w:type="auto"/>
-            <w:tcMar>
-              <w:top w:w="150" w:type="dxa"/>
-              <w:left w:w="240" w:type="dxa"/>
-              <w:bottom w:w="150" w:type="dxa"/>
-              <w:right w:w="240" w:type="dxa"/>
-            </w:tcMar>
-            <w:vAlign w:val="center"/>
-            <w:hideMark/>
-          </w:tcPr>
-          <w:p>
-            <w:pPr>
-              <w:spacing w:after="0" w:line="375" w:lineRule="atLeast"/>
-              <w:jc w:val="center"/>
-              <w:rPr>
-                <w:rFonts w:ascii="Segoe UI" w:eastAsia="Times New Roman" w:hAnsi="Segoe UI" w:cs="Segoe UI"/>
-                <w:sz w:val="23"/>
-                <w:szCs w:val="23"/>
-              </w:rPr>
-            </w:pPr>
-            <w:r>
-              <w:rPr>
-                <w:rFonts w:ascii="KaTeX_Main" w:eastAsia="Times New Roman" w:hAnsi="KaTeX_Main" w:cs="Segoe UI"/>
+              <w:t> mod 47</w:t>
+            </w:r>
+          </w:p>
+        </w:tc>
+        <w:tc>
+          <w:tcPr>
+            <w:tcW w:w="0" w:type="auto"/>
+            <w:shd w:val="clear" w:color="auto" w:fill="FFFFFF"/>
+            <w:tcMar>
+              <w:top w:w="150" w:type="dxa"/>
+              <w:left w:w="240" w:type="dxa"/>
+              <w:bottom w:w="150" w:type="dxa"/>
+              <w:right w:w="240" w:type="dxa"/>
+            </w:tcMar>
+            <w:vAlign w:val="center"/>
+            <w:hideMark/>
+          </w:tcPr>
+          <w:p>
+            <w:pPr>
+              <w:spacing w:line="375" w:lineRule="atLeast"/>
+              <w:rPr>
+                <w:rFonts w:ascii="Segoe UI" w:hAnsi="Segoe UI" w:cs="Segoe UI"/>
+                <w:color w:val="0F1115"/>
+                <w:sz w:val="23"/>
+                <w:szCs w:val="23"/>
+              </w:rPr>
+            </w:pPr>
+            <w:r>
+              <w:rPr>
+                <w:rStyle w:val="katex-mathml"/>
+                <w:rFonts w:ascii="KaTeX_Main" w:hAnsi="KaTeX_Main" w:cs="Segoe UI"/>
+                <w:color w:val="0F1115"/>
                 <w:sz w:val="28"/>
                 <w:szCs w:val="28"/>
                 <w:bdr w:val="none" w:sz="0" w:space="0" w:color="auto" w:frame="1"/>
               </w:rPr>
-              <w:t>2</w:t>
-            </w:r>
-            <w:r>
-              <w:rPr>
-                <w:rFonts w:ascii="KaTeX_Main" w:eastAsia="Times New Roman" w:hAnsi="KaTeX_Main" w:cs="Segoe UI"/>
+              <w:t>g</w:t>
+            </w:r>
+            <w:r>
+              <w:rPr>
+                <w:rStyle w:val="katex-mathml"/>
+                <w:rFonts w:ascii="KaTeX_Main" w:hAnsi="KaTeX_Main" w:cs="Segoe UI"/>
+                <w:color w:val="0F1115"/>
                 <w:sz w:val="28"/>
                 <w:szCs w:val="28"/>
                 <w:bdr w:val="none" w:sz="0" w:space="0" w:color="auto" w:frame="1"/>
                 <w:vertAlign w:val="superscript"/>
               </w:rPr>
-              <w:t>3</w:t>
-            </w:r>
-            <w:r>
-              <w:rPr>
-                <w:rFonts w:ascii="KaTeX_Main" w:eastAsia="Times New Roman" w:hAnsi="KaTeX_Main" w:cs="Segoe UI"/>
+              <w:t>23</w:t>
+            </w:r>
+            <w:r>
+              <w:rPr>
+                <w:rStyle w:val="katex-mathml"/>
+                <w:rFonts w:ascii="KaTeX_Main" w:hAnsi="KaTeX_Main" w:cs="Segoe UI"/>
+                <w:color w:val="0F1115"/>
                 <w:sz w:val="28"/>
                 <w:szCs w:val="28"/>
                 <w:bdr w:val="none" w:sz="0" w:space="0" w:color="auto" w:frame="1"/>
               </w:rPr>
-              <w:t>=8≡1</w:t>
-            </w:r>
-          </w:p>
-        </w:tc>
-        <w:tc>
-          <w:tcPr>
-            <w:tcW w:w="0" w:type="auto"/>
-            <w:tcMar>
-              <w:top w:w="150" w:type="dxa"/>
-              <w:left w:w="240" w:type="dxa"/>
-              <w:bottom w:w="150" w:type="dxa"/>
-              <w:right w:w="0" w:type="dxa"/>
-            </w:tcMar>
-            <w:vAlign w:val="center"/>
-            <w:hideMark/>
-          </w:tcPr>
-          <w:p>
-            <w:pPr>
-              <w:spacing w:after="0" w:line="375" w:lineRule="atLeast"/>
-              <w:jc w:val="center"/>
-              <w:rPr>
-                <w:rFonts w:ascii="Segoe UI" w:eastAsia="Times New Roman" w:hAnsi="Segoe UI" w:cs="Segoe UI"/>
-                <w:sz w:val="23"/>
-                <w:szCs w:val="23"/>
-                <w:lang w:val="ru-RU"/>
-              </w:rPr>
-            </w:pPr>
-            <w:r>
-              <w:rPr>
-                <w:rFonts w:ascii="Segoe UI" w:eastAsia="Times New Roman" w:hAnsi="Segoe UI" w:cs="Segoe UI"/>
-                <w:sz w:val="23"/>
-                <w:szCs w:val="23"/>
-                <w:lang w:val="ru-RU"/>
-              </w:rPr>
-              <w:t>не подходит (нарушено 1-е условие)</w:t>
-            </w:r>
+              <w:t> mod 47</w:t>
+            </w:r>
+          </w:p>
+        </w:tc>
+        <w:tc>
+          <w:tcPr>
+            <w:tcW w:w="0" w:type="auto"/>
+            <w:shd w:val="clear" w:color="auto" w:fill="FFFFFF"/>
+            <w:tcMar>
+              <w:top w:w="150" w:type="dxa"/>
+              <w:left w:w="240" w:type="dxa"/>
+              <w:bottom w:w="150" w:type="dxa"/>
+              <w:right w:w="240" w:type="dxa"/>
+            </w:tcMar>
+            <w:vAlign w:val="center"/>
+            <w:hideMark/>
+          </w:tcPr>
+          <w:p>
+            <w:pPr>
+              <w:spacing w:line="375" w:lineRule="atLeast"/>
+              <w:rPr>
+                <w:rFonts w:ascii="Segoe UI" w:hAnsi="Segoe UI" w:cs="Segoe UI"/>
+                <w:color w:val="0F1115"/>
+                <w:sz w:val="23"/>
+                <w:szCs w:val="23"/>
+              </w:rPr>
+            </w:pPr>
+            <w:proofErr w:type="spellStart"/>
+            <w:r>
+              <w:rPr>
+                <w:rFonts w:ascii="Segoe UI" w:hAnsi="Segoe UI" w:cs="Segoe UI"/>
+                <w:color w:val="0F1115"/>
+                <w:sz w:val="23"/>
+                <w:szCs w:val="23"/>
+              </w:rPr>
+              <w:t>Заключение</w:t>
+            </w:r>
+            <w:proofErr w:type="spellEnd"/>
           </w:p>
         </w:tc>
       </w:tr>
@@ -2768,6 +2711,7 @@
         <w:tc>
           <w:tcPr>
             <w:tcW w:w="0" w:type="auto"/>
+            <w:shd w:val="clear" w:color="auto" w:fill="FFFFFF"/>
             <w:tcMar>
               <w:top w:w="150" w:type="dxa"/>
               <w:left w:w="0" w:type="dxa"/>
@@ -2779,131 +2723,97 @@
           </w:tcPr>
           <w:p>
             <w:pPr>
-              <w:spacing w:after="0" w:line="375" w:lineRule="atLeast"/>
-              <w:jc w:val="center"/>
-              <w:rPr>
-                <w:rFonts w:ascii="Segoe UI" w:eastAsia="Times New Roman" w:hAnsi="Segoe UI" w:cs="Segoe UI"/>
-                <w:sz w:val="23"/>
-                <w:szCs w:val="23"/>
-              </w:rPr>
-            </w:pPr>
-            <w:r>
-              <w:rPr>
-                <w:rFonts w:ascii="Segoe UI" w:eastAsia="Times New Roman" w:hAnsi="Segoe UI" w:cs="Segoe UI"/>
-                <w:sz w:val="23"/>
-                <w:szCs w:val="23"/>
-              </w:rPr>
-              <w:t>3</w:t>
-            </w:r>
-          </w:p>
-        </w:tc>
-        <w:tc>
-          <w:tcPr>
-            <w:tcW w:w="0" w:type="auto"/>
-            <w:tcMar>
-              <w:top w:w="150" w:type="dxa"/>
-              <w:left w:w="240" w:type="dxa"/>
-              <w:bottom w:w="150" w:type="dxa"/>
-              <w:right w:w="240" w:type="dxa"/>
-            </w:tcMar>
-            <w:vAlign w:val="center"/>
-            <w:hideMark/>
-          </w:tcPr>
-          <w:p>
-            <w:pPr>
-              <w:spacing w:after="0" w:line="375" w:lineRule="atLeast"/>
-              <w:jc w:val="center"/>
-              <w:rPr>
-                <w:rFonts w:ascii="Segoe UI" w:eastAsia="Times New Roman" w:hAnsi="Segoe UI" w:cs="Segoe UI"/>
-                <w:sz w:val="23"/>
-                <w:szCs w:val="23"/>
-              </w:rPr>
-            </w:pPr>
-            <w:r>
-              <w:rPr>
-                <w:rFonts w:ascii="KaTeX_Main" w:eastAsia="Times New Roman" w:hAnsi="KaTeX_Main" w:cs="Segoe UI"/>
-                <w:sz w:val="28"/>
-                <w:szCs w:val="28"/>
-                <w:bdr w:val="none" w:sz="0" w:space="0" w:color="auto" w:frame="1"/>
-              </w:rPr>
-              <w:t>3</w:t>
-            </w:r>
-            <w:r>
-              <w:rPr>
-                <w:rFonts w:ascii="KaTeX_Main" w:eastAsia="Times New Roman" w:hAnsi="KaTeX_Main" w:cs="Segoe UI"/>
-                <w:sz w:val="28"/>
-                <w:szCs w:val="28"/>
-                <w:bdr w:val="none" w:sz="0" w:space="0" w:color="auto" w:frame="1"/>
-                <w:vertAlign w:val="superscript"/>
+              <w:spacing w:line="375" w:lineRule="atLeast"/>
+              <w:rPr>
+                <w:rFonts w:ascii="Segoe UI" w:hAnsi="Segoe UI" w:cs="Segoe UI"/>
+                <w:color w:val="0F1115"/>
+                <w:sz w:val="23"/>
+                <w:szCs w:val="23"/>
+              </w:rPr>
+            </w:pPr>
+            <w:r>
+              <w:rPr>
+                <w:rFonts w:ascii="Segoe UI" w:hAnsi="Segoe UI" w:cs="Segoe UI"/>
+                <w:color w:val="0F1115"/>
+                <w:sz w:val="23"/>
+                <w:szCs w:val="23"/>
               </w:rPr>
               <w:t>2</w:t>
             </w:r>
-            <w:r>
-              <w:rPr>
-                <w:rFonts w:ascii="KaTeX_Main" w:eastAsia="Times New Roman" w:hAnsi="KaTeX_Main" w:cs="Segoe UI"/>
-                <w:sz w:val="28"/>
-                <w:szCs w:val="28"/>
-                <w:bdr w:val="none" w:sz="0" w:space="0" w:color="auto" w:frame="1"/>
-              </w:rPr>
-              <w:t>=9≡2</w:t>
-            </w:r>
-          </w:p>
-        </w:tc>
-        <w:tc>
-          <w:tcPr>
-            <w:tcW w:w="0" w:type="auto"/>
-            <w:tcMar>
-              <w:top w:w="150" w:type="dxa"/>
-              <w:left w:w="240" w:type="dxa"/>
-              <w:bottom w:w="150" w:type="dxa"/>
-              <w:right w:w="240" w:type="dxa"/>
-            </w:tcMar>
-            <w:vAlign w:val="center"/>
-            <w:hideMark/>
-          </w:tcPr>
-          <w:p>
-            <w:pPr>
-              <w:spacing w:after="0" w:line="375" w:lineRule="atLeast"/>
-              <w:jc w:val="center"/>
-              <w:rPr>
-                <w:rFonts w:ascii="Segoe UI" w:eastAsia="Times New Roman" w:hAnsi="Segoe UI" w:cs="Segoe UI"/>
-                <w:sz w:val="23"/>
-                <w:szCs w:val="23"/>
-              </w:rPr>
-            </w:pPr>
-            <w:r>
-              <w:rPr>
-                <w:rFonts w:ascii="KaTeX_Main" w:eastAsia="Times New Roman" w:hAnsi="KaTeX_Main" w:cs="Segoe UI"/>
-                <w:sz w:val="28"/>
-                <w:szCs w:val="28"/>
-                <w:bdr w:val="none" w:sz="0" w:space="0" w:color="auto" w:frame="1"/>
-              </w:rPr>
-              <w:t>3</w:t>
-            </w:r>
-            <w:r>
-              <w:rPr>
-                <w:rFonts w:ascii="KaTeX_Main" w:eastAsia="Times New Roman" w:hAnsi="KaTeX_Main" w:cs="Segoe UI"/>
-                <w:sz w:val="28"/>
-                <w:szCs w:val="28"/>
-                <w:bdr w:val="none" w:sz="0" w:space="0" w:color="auto" w:frame="1"/>
-                <w:vertAlign w:val="superscript"/>
-              </w:rPr>
-              <w:t>3</w:t>
-            </w:r>
-            <w:r>
-              <w:rPr>
-                <w:rFonts w:ascii="KaTeX_Main" w:eastAsia="Times New Roman" w:hAnsi="KaTeX_Main" w:cs="Segoe UI"/>
-                <w:sz w:val="28"/>
-                <w:szCs w:val="28"/>
-                <w:bdr w:val="none" w:sz="0" w:space="0" w:color="auto" w:frame="1"/>
-              </w:rPr>
-              <w:t>=27≡6</w:t>
-            </w:r>
-          </w:p>
-        </w:tc>
-        <w:tc>
-          <w:tcPr>
-            <w:tcW w:w="0" w:type="auto"/>
+          </w:p>
+        </w:tc>
+        <w:tc>
+          <w:tcPr>
+            <w:tcW w:w="0" w:type="auto"/>
+            <w:shd w:val="clear" w:color="auto" w:fill="FFFFFF"/>
+            <w:tcMar>
+              <w:top w:w="150" w:type="dxa"/>
+              <w:left w:w="240" w:type="dxa"/>
+              <w:bottom w:w="150" w:type="dxa"/>
+              <w:right w:w="240" w:type="dxa"/>
+            </w:tcMar>
+            <w:vAlign w:val="center"/>
+            <w:hideMark/>
+          </w:tcPr>
+          <w:p>
+            <w:pPr>
+              <w:spacing w:line="375" w:lineRule="atLeast"/>
+              <w:rPr>
+                <w:rFonts w:ascii="Segoe UI" w:hAnsi="Segoe UI" w:cs="Segoe UI"/>
+                <w:color w:val="0F1115"/>
+                <w:sz w:val="23"/>
+                <w:szCs w:val="23"/>
+              </w:rPr>
+            </w:pPr>
+            <w:r>
+              <w:rPr>
+                <w:rFonts w:ascii="Segoe UI" w:hAnsi="Segoe UI" w:cs="Segoe UI"/>
+                <w:color w:val="0F1115"/>
+                <w:sz w:val="23"/>
+                <w:szCs w:val="23"/>
+              </w:rPr>
+              <w:t>4</w:t>
+            </w:r>
+          </w:p>
+        </w:tc>
+        <w:tc>
+          <w:tcPr>
+            <w:tcW w:w="0" w:type="auto"/>
+            <w:shd w:val="clear" w:color="auto" w:fill="FFFFFF"/>
+            <w:tcMar>
+              <w:top w:w="150" w:type="dxa"/>
+              <w:left w:w="240" w:type="dxa"/>
+              <w:bottom w:w="150" w:type="dxa"/>
+              <w:right w:w="240" w:type="dxa"/>
+            </w:tcMar>
+            <w:vAlign w:val="center"/>
+            <w:hideMark/>
+          </w:tcPr>
+          <w:p>
+            <w:pPr>
+              <w:spacing w:line="375" w:lineRule="atLeast"/>
+              <w:rPr>
+                <w:rFonts w:ascii="Segoe UI" w:hAnsi="Segoe UI" w:cs="Segoe UI"/>
+                <w:color w:val="0F1115"/>
+                <w:sz w:val="23"/>
+                <w:szCs w:val="23"/>
+              </w:rPr>
+            </w:pPr>
+            <w:r>
+              <w:rPr>
+                <w:rFonts w:ascii="Segoe UI" w:hAnsi="Segoe UI" w:cs="Segoe UI"/>
+                <w:color w:val="0F1115"/>
+                <w:sz w:val="23"/>
+                <w:szCs w:val="23"/>
+              </w:rPr>
+              <w:t>1</w:t>
+            </w:r>
+          </w:p>
+        </w:tc>
+        <w:tc>
+          <w:tcPr>
+            <w:tcW w:w="0" w:type="auto"/>
+            <w:shd w:val="clear" w:color="auto" w:fill="FFFFFF"/>
             <w:tcMar>
               <w:top w:w="150" w:type="dxa"/>
               <w:left w:w="240" w:type="dxa"/>
@@ -2915,32 +2825,45 @@
           </w:tcPr>
           <w:p>
             <w:pPr>
-              <w:spacing w:after="0" w:line="375" w:lineRule="atLeast"/>
-              <w:jc w:val="center"/>
-              <w:rPr>
-                <w:rFonts w:ascii="Segoe UI" w:eastAsia="Times New Roman" w:hAnsi="Segoe UI" w:cs="Segoe UI"/>
-                <w:sz w:val="23"/>
-                <w:szCs w:val="23"/>
-              </w:rPr>
-            </w:pPr>
-            <w:r>
-              <w:rPr>
-                <w:rFonts w:ascii="Segoe UI" w:eastAsia="Times New Roman" w:hAnsi="Segoe UI" w:cs="Segoe UI"/>
-                <w:b/>
-                <w:bCs/>
+              <w:spacing w:line="375" w:lineRule="atLeast"/>
+              <w:rPr>
+                <w:rFonts w:ascii="Segoe UI" w:hAnsi="Segoe UI" w:cs="Segoe UI"/>
+                <w:color w:val="0F1115"/>
+                <w:sz w:val="23"/>
+                <w:szCs w:val="23"/>
+              </w:rPr>
+            </w:pPr>
+            <w:proofErr w:type="spellStart"/>
+            <w:r>
+              <w:rPr>
+                <w:rFonts w:ascii="Segoe UI" w:hAnsi="Segoe UI" w:cs="Segoe UI"/>
+                <w:color w:val="0F1115"/>
+                <w:sz w:val="23"/>
+                <w:szCs w:val="23"/>
+              </w:rPr>
+              <w:t>не</w:t>
+            </w:r>
+            <w:proofErr w:type="spellEnd"/>
+            <w:r>
+              <w:rPr>
+                <w:rFonts w:ascii="Segoe UI" w:hAnsi="Segoe UI" w:cs="Segoe UI"/>
+                <w:color w:val="0F1115"/>
+                <w:sz w:val="23"/>
+                <w:szCs w:val="23"/>
+              </w:rPr>
+              <w:t xml:space="preserve"> </w:t>
+            </w:r>
+            <w:proofErr w:type="spellStart"/>
+            <w:r>
+              <w:rPr>
+                <w:rFonts w:ascii="Segoe UI" w:hAnsi="Segoe UI" w:cs="Segoe UI"/>
+                <w:color w:val="0F1115"/>
                 <w:sz w:val="23"/>
                 <w:szCs w:val="23"/>
               </w:rPr>
               <w:t>подходит</w:t>
             </w:r>
-            <w:r>
-              <w:rPr>
-                <w:rFonts w:ascii="Segoe UI" w:eastAsia="Times New Roman" w:hAnsi="Segoe UI" w:cs="Segoe UI"/>
-                <w:sz w:val="23"/>
-                <w:szCs w:val="23"/>
-              </w:rPr>
-              <w:t> (оба условия выполнены)</w:t>
-            </w:r>
+            <w:proofErr w:type="spellEnd"/>
           </w:p>
         </w:tc>
       </w:tr>
@@ -2948,6 +2871,7 @@
         <w:tc>
           <w:tcPr>
             <w:tcW w:w="0" w:type="auto"/>
+            <w:shd w:val="clear" w:color="auto" w:fill="FFFFFF"/>
             <w:tcMar>
               <w:top w:w="150" w:type="dxa"/>
               <w:left w:w="0" w:type="dxa"/>
@@ -2959,131 +2883,97 @@
           </w:tcPr>
           <w:p>
             <w:pPr>
-              <w:spacing w:after="0" w:line="375" w:lineRule="atLeast"/>
-              <w:jc w:val="center"/>
-              <w:rPr>
-                <w:rFonts w:ascii="Segoe UI" w:eastAsia="Times New Roman" w:hAnsi="Segoe UI" w:cs="Segoe UI"/>
-                <w:sz w:val="23"/>
-                <w:szCs w:val="23"/>
-              </w:rPr>
-            </w:pPr>
-            <w:r>
-              <w:rPr>
-                <w:rFonts w:ascii="Segoe UI" w:eastAsia="Times New Roman" w:hAnsi="Segoe UI" w:cs="Segoe UI"/>
-                <w:sz w:val="23"/>
-                <w:szCs w:val="23"/>
-              </w:rPr>
-              <w:t>4</w:t>
-            </w:r>
-          </w:p>
-        </w:tc>
-        <w:tc>
-          <w:tcPr>
-            <w:tcW w:w="0" w:type="auto"/>
-            <w:tcMar>
-              <w:top w:w="150" w:type="dxa"/>
-              <w:left w:w="240" w:type="dxa"/>
-              <w:bottom w:w="150" w:type="dxa"/>
-              <w:right w:w="240" w:type="dxa"/>
-            </w:tcMar>
-            <w:vAlign w:val="center"/>
-            <w:hideMark/>
-          </w:tcPr>
-          <w:p>
-            <w:pPr>
-              <w:spacing w:after="0" w:line="375" w:lineRule="atLeast"/>
-              <w:jc w:val="center"/>
-              <w:rPr>
-                <w:rFonts w:ascii="Segoe UI" w:eastAsia="Times New Roman" w:hAnsi="Segoe UI" w:cs="Segoe UI"/>
-                <w:sz w:val="23"/>
-                <w:szCs w:val="23"/>
-              </w:rPr>
-            </w:pPr>
-            <w:r>
-              <w:rPr>
-                <w:rFonts w:ascii="KaTeX_Main" w:eastAsia="Times New Roman" w:hAnsi="KaTeX_Main" w:cs="Segoe UI"/>
-                <w:sz w:val="28"/>
-                <w:szCs w:val="28"/>
-                <w:bdr w:val="none" w:sz="0" w:space="0" w:color="auto" w:frame="1"/>
-              </w:rPr>
-              <w:t>4</w:t>
-            </w:r>
-            <w:r>
-              <w:rPr>
-                <w:rFonts w:ascii="KaTeX_Main" w:eastAsia="Times New Roman" w:hAnsi="KaTeX_Main" w:cs="Segoe UI"/>
-                <w:sz w:val="28"/>
-                <w:szCs w:val="28"/>
-                <w:bdr w:val="none" w:sz="0" w:space="0" w:color="auto" w:frame="1"/>
-                <w:vertAlign w:val="superscript"/>
-              </w:rPr>
-              <w:t>2</w:t>
-            </w:r>
-            <w:r>
-              <w:rPr>
-                <w:rFonts w:ascii="KaTeX_Main" w:eastAsia="Times New Roman" w:hAnsi="KaTeX_Main" w:cs="Segoe UI"/>
-                <w:sz w:val="28"/>
-                <w:szCs w:val="28"/>
-                <w:bdr w:val="none" w:sz="0" w:space="0" w:color="auto" w:frame="1"/>
-              </w:rPr>
-              <w:t>=16≡2</w:t>
-            </w:r>
-          </w:p>
-        </w:tc>
-        <w:tc>
-          <w:tcPr>
-            <w:tcW w:w="0" w:type="auto"/>
-            <w:tcMar>
-              <w:top w:w="150" w:type="dxa"/>
-              <w:left w:w="240" w:type="dxa"/>
-              <w:bottom w:w="150" w:type="dxa"/>
-              <w:right w:w="240" w:type="dxa"/>
-            </w:tcMar>
-            <w:vAlign w:val="center"/>
-            <w:hideMark/>
-          </w:tcPr>
-          <w:p>
-            <w:pPr>
-              <w:spacing w:after="0" w:line="375" w:lineRule="atLeast"/>
-              <w:jc w:val="center"/>
-              <w:rPr>
-                <w:rFonts w:ascii="Segoe UI" w:eastAsia="Times New Roman" w:hAnsi="Segoe UI" w:cs="Segoe UI"/>
-                <w:sz w:val="23"/>
-                <w:szCs w:val="23"/>
-              </w:rPr>
-            </w:pPr>
-            <w:r>
-              <w:rPr>
-                <w:rFonts w:ascii="KaTeX_Main" w:eastAsia="Times New Roman" w:hAnsi="KaTeX_Main" w:cs="Segoe UI"/>
-                <w:sz w:val="28"/>
-                <w:szCs w:val="28"/>
-                <w:bdr w:val="none" w:sz="0" w:space="0" w:color="auto" w:frame="1"/>
-              </w:rPr>
-              <w:t>4</w:t>
-            </w:r>
-            <w:r>
-              <w:rPr>
-                <w:rFonts w:ascii="KaTeX_Main" w:eastAsia="Times New Roman" w:hAnsi="KaTeX_Main" w:cs="Segoe UI"/>
-                <w:sz w:val="28"/>
-                <w:szCs w:val="28"/>
-                <w:bdr w:val="none" w:sz="0" w:space="0" w:color="auto" w:frame="1"/>
-                <w:vertAlign w:val="superscript"/>
+              <w:spacing w:line="375" w:lineRule="atLeast"/>
+              <w:rPr>
+                <w:rFonts w:ascii="Segoe UI" w:hAnsi="Segoe UI" w:cs="Segoe UI"/>
+                <w:color w:val="0F1115"/>
+                <w:sz w:val="23"/>
+                <w:szCs w:val="23"/>
+              </w:rPr>
+            </w:pPr>
+            <w:r>
+              <w:rPr>
+                <w:rFonts w:ascii="Segoe UI" w:hAnsi="Segoe UI" w:cs="Segoe UI"/>
+                <w:color w:val="0F1115"/>
+                <w:sz w:val="23"/>
+                <w:szCs w:val="23"/>
               </w:rPr>
               <w:t>3</w:t>
             </w:r>
-            <w:r>
-              <w:rPr>
-                <w:rFonts w:ascii="KaTeX_Main" w:eastAsia="Times New Roman" w:hAnsi="KaTeX_Main" w:cs="Segoe UI"/>
-                <w:sz w:val="28"/>
-                <w:szCs w:val="28"/>
-                <w:bdr w:val="none" w:sz="0" w:space="0" w:color="auto" w:frame="1"/>
-              </w:rPr>
-              <w:t>=64≡1</w:t>
-            </w:r>
-          </w:p>
-        </w:tc>
-        <w:tc>
-          <w:tcPr>
-            <w:tcW w:w="0" w:type="auto"/>
+          </w:p>
+        </w:tc>
+        <w:tc>
+          <w:tcPr>
+            <w:tcW w:w="0" w:type="auto"/>
+            <w:shd w:val="clear" w:color="auto" w:fill="FFFFFF"/>
+            <w:tcMar>
+              <w:top w:w="150" w:type="dxa"/>
+              <w:left w:w="240" w:type="dxa"/>
+              <w:bottom w:w="150" w:type="dxa"/>
+              <w:right w:w="240" w:type="dxa"/>
+            </w:tcMar>
+            <w:vAlign w:val="center"/>
+            <w:hideMark/>
+          </w:tcPr>
+          <w:p>
+            <w:pPr>
+              <w:spacing w:line="375" w:lineRule="atLeast"/>
+              <w:rPr>
+                <w:rFonts w:ascii="Segoe UI" w:hAnsi="Segoe UI" w:cs="Segoe UI"/>
+                <w:color w:val="0F1115"/>
+                <w:sz w:val="23"/>
+                <w:szCs w:val="23"/>
+              </w:rPr>
+            </w:pPr>
+            <w:r>
+              <w:rPr>
+                <w:rFonts w:ascii="Segoe UI" w:hAnsi="Segoe UI" w:cs="Segoe UI"/>
+                <w:color w:val="0F1115"/>
+                <w:sz w:val="23"/>
+                <w:szCs w:val="23"/>
+              </w:rPr>
+              <w:t>9</w:t>
+            </w:r>
+          </w:p>
+        </w:tc>
+        <w:tc>
+          <w:tcPr>
+            <w:tcW w:w="0" w:type="auto"/>
+            <w:shd w:val="clear" w:color="auto" w:fill="FFFFFF"/>
+            <w:tcMar>
+              <w:top w:w="150" w:type="dxa"/>
+              <w:left w:w="240" w:type="dxa"/>
+              <w:bottom w:w="150" w:type="dxa"/>
+              <w:right w:w="240" w:type="dxa"/>
+            </w:tcMar>
+            <w:vAlign w:val="center"/>
+            <w:hideMark/>
+          </w:tcPr>
+          <w:p>
+            <w:pPr>
+              <w:spacing w:line="375" w:lineRule="atLeast"/>
+              <w:rPr>
+                <w:rFonts w:ascii="Segoe UI" w:hAnsi="Segoe UI" w:cs="Segoe UI"/>
+                <w:color w:val="0F1115"/>
+                <w:sz w:val="23"/>
+                <w:szCs w:val="23"/>
+              </w:rPr>
+            </w:pPr>
+            <w:r>
+              <w:rPr>
+                <w:rFonts w:ascii="Segoe UI" w:hAnsi="Segoe UI" w:cs="Segoe UI"/>
+                <w:color w:val="0F1115"/>
+                <w:sz w:val="23"/>
+                <w:szCs w:val="23"/>
+              </w:rPr>
+              <w:t>1</w:t>
+            </w:r>
+          </w:p>
+        </w:tc>
+        <w:tc>
+          <w:tcPr>
+            <w:tcW w:w="0" w:type="auto"/>
+            <w:shd w:val="clear" w:color="auto" w:fill="FFFFFF"/>
             <w:tcMar>
               <w:top w:w="150" w:type="dxa"/>
               <w:left w:w="240" w:type="dxa"/>
@@ -3095,24 +2985,45 @@
           </w:tcPr>
           <w:p>
             <w:pPr>
-              <w:spacing w:after="0" w:line="375" w:lineRule="atLeast"/>
-              <w:jc w:val="center"/>
-              <w:rPr>
-                <w:rFonts w:ascii="Segoe UI" w:eastAsia="Times New Roman" w:hAnsi="Segoe UI" w:cs="Segoe UI"/>
-                <w:sz w:val="23"/>
-                <w:szCs w:val="23"/>
-                <w:lang w:val="ru-RU"/>
-              </w:rPr>
-            </w:pPr>
-            <w:r>
-              <w:rPr>
-                <w:rFonts w:ascii="Segoe UI" w:eastAsia="Times New Roman" w:hAnsi="Segoe UI" w:cs="Segoe UI"/>
-                <w:sz w:val="23"/>
-                <w:szCs w:val="23"/>
-                <w:lang w:val="ru-RU"/>
-              </w:rPr>
-              <w:t>не подходит (1-е условие нарушено)</w:t>
-            </w:r>
+              <w:spacing w:line="375" w:lineRule="atLeast"/>
+              <w:rPr>
+                <w:rFonts w:ascii="Segoe UI" w:hAnsi="Segoe UI" w:cs="Segoe UI"/>
+                <w:color w:val="0F1115"/>
+                <w:sz w:val="23"/>
+                <w:szCs w:val="23"/>
+              </w:rPr>
+            </w:pPr>
+            <w:proofErr w:type="spellStart"/>
+            <w:r>
+              <w:rPr>
+                <w:rFonts w:ascii="Segoe UI" w:hAnsi="Segoe UI" w:cs="Segoe UI"/>
+                <w:color w:val="0F1115"/>
+                <w:sz w:val="23"/>
+                <w:szCs w:val="23"/>
+              </w:rPr>
+              <w:t>не</w:t>
+            </w:r>
+            <w:proofErr w:type="spellEnd"/>
+            <w:r>
+              <w:rPr>
+                <w:rFonts w:ascii="Segoe UI" w:hAnsi="Segoe UI" w:cs="Segoe UI"/>
+                <w:color w:val="0F1115"/>
+                <w:sz w:val="23"/>
+                <w:szCs w:val="23"/>
+              </w:rPr>
+              <w:t xml:space="preserve"> </w:t>
+            </w:r>
+            <w:proofErr w:type="spellStart"/>
+            <w:r>
+              <w:rPr>
+                <w:rFonts w:ascii="Segoe UI" w:hAnsi="Segoe UI" w:cs="Segoe UI"/>
+                <w:color w:val="0F1115"/>
+                <w:sz w:val="23"/>
+                <w:szCs w:val="23"/>
+              </w:rPr>
+              <w:t>подходит</w:t>
+            </w:r>
+            <w:proofErr w:type="spellEnd"/>
           </w:p>
         </w:tc>
       </w:tr>
@@ -3120,6 +3031,7 @@
         <w:tc>
           <w:tcPr>
             <w:tcW w:w="0" w:type="auto"/>
+            <w:shd w:val="clear" w:color="auto" w:fill="FFFFFF"/>
             <w:tcMar>
               <w:top w:w="150" w:type="dxa"/>
               <w:left w:w="0" w:type="dxa"/>
@@ -3131,131 +3043,97 @@
           </w:tcPr>
           <w:p>
             <w:pPr>
-              <w:spacing w:after="0" w:line="375" w:lineRule="atLeast"/>
-              <w:jc w:val="center"/>
-              <w:rPr>
-                <w:rFonts w:ascii="Segoe UI" w:eastAsia="Times New Roman" w:hAnsi="Segoe UI" w:cs="Segoe UI"/>
-                <w:sz w:val="23"/>
-                <w:szCs w:val="23"/>
-              </w:rPr>
-            </w:pPr>
-            <w:r>
-              <w:rPr>
-                <w:rFonts w:ascii="Segoe UI" w:eastAsia="Times New Roman" w:hAnsi="Segoe UI" w:cs="Segoe UI"/>
-                <w:sz w:val="23"/>
-                <w:szCs w:val="23"/>
-              </w:rPr>
-              <w:t>5</w:t>
-            </w:r>
-          </w:p>
-        </w:tc>
-        <w:tc>
-          <w:tcPr>
-            <w:tcW w:w="0" w:type="auto"/>
-            <w:tcMar>
-              <w:top w:w="150" w:type="dxa"/>
-              <w:left w:w="240" w:type="dxa"/>
-              <w:bottom w:w="150" w:type="dxa"/>
-              <w:right w:w="240" w:type="dxa"/>
-            </w:tcMar>
-            <w:vAlign w:val="center"/>
-            <w:hideMark/>
-          </w:tcPr>
-          <w:p>
-            <w:pPr>
-              <w:spacing w:after="0" w:line="375" w:lineRule="atLeast"/>
-              <w:jc w:val="center"/>
-              <w:rPr>
-                <w:rFonts w:ascii="Segoe UI" w:eastAsia="Times New Roman" w:hAnsi="Segoe UI" w:cs="Segoe UI"/>
-                <w:sz w:val="23"/>
-                <w:szCs w:val="23"/>
-              </w:rPr>
-            </w:pPr>
-            <w:r>
-              <w:rPr>
-                <w:rFonts w:ascii="KaTeX_Main" w:eastAsia="Times New Roman" w:hAnsi="KaTeX_Main" w:cs="Segoe UI"/>
-                <w:sz w:val="28"/>
-                <w:szCs w:val="28"/>
-                <w:bdr w:val="none" w:sz="0" w:space="0" w:color="auto" w:frame="1"/>
-              </w:rPr>
-              <w:t>5</w:t>
-            </w:r>
-            <w:r>
-              <w:rPr>
-                <w:rFonts w:ascii="KaTeX_Main" w:eastAsia="Times New Roman" w:hAnsi="KaTeX_Main" w:cs="Segoe UI"/>
-                <w:sz w:val="28"/>
-                <w:szCs w:val="28"/>
-                <w:bdr w:val="none" w:sz="0" w:space="0" w:color="auto" w:frame="1"/>
-                <w:vertAlign w:val="superscript"/>
-              </w:rPr>
-              <w:t>2</w:t>
-            </w:r>
-            <w:r>
-              <w:rPr>
-                <w:rFonts w:ascii="KaTeX_Main" w:eastAsia="Times New Roman" w:hAnsi="KaTeX_Main" w:cs="Segoe UI"/>
-                <w:sz w:val="28"/>
-                <w:szCs w:val="28"/>
-                <w:bdr w:val="none" w:sz="0" w:space="0" w:color="auto" w:frame="1"/>
-              </w:rPr>
-              <w:t>=25≡4</w:t>
-            </w:r>
-          </w:p>
-        </w:tc>
-        <w:tc>
-          <w:tcPr>
-            <w:tcW w:w="0" w:type="auto"/>
-            <w:tcMar>
-              <w:top w:w="150" w:type="dxa"/>
-              <w:left w:w="240" w:type="dxa"/>
-              <w:bottom w:w="150" w:type="dxa"/>
-              <w:right w:w="240" w:type="dxa"/>
-            </w:tcMar>
-            <w:vAlign w:val="center"/>
-            <w:hideMark/>
-          </w:tcPr>
-          <w:p>
-            <w:pPr>
-              <w:spacing w:after="0" w:line="375" w:lineRule="atLeast"/>
-              <w:jc w:val="center"/>
-              <w:rPr>
-                <w:rFonts w:ascii="Segoe UI" w:eastAsia="Times New Roman" w:hAnsi="Segoe UI" w:cs="Segoe UI"/>
-                <w:sz w:val="23"/>
-                <w:szCs w:val="23"/>
-              </w:rPr>
-            </w:pPr>
-            <w:r>
-              <w:rPr>
-                <w:rFonts w:ascii="KaTeX_Main" w:eastAsia="Times New Roman" w:hAnsi="KaTeX_Main" w:cs="Segoe UI"/>
-                <w:sz w:val="28"/>
-                <w:szCs w:val="28"/>
-                <w:bdr w:val="none" w:sz="0" w:space="0" w:color="auto" w:frame="1"/>
-              </w:rPr>
-              <w:t>5</w:t>
-            </w:r>
-            <w:r>
-              <w:rPr>
-                <w:rFonts w:ascii="KaTeX_Main" w:eastAsia="Times New Roman" w:hAnsi="KaTeX_Main" w:cs="Segoe UI"/>
-                <w:sz w:val="28"/>
-                <w:szCs w:val="28"/>
-                <w:bdr w:val="none" w:sz="0" w:space="0" w:color="auto" w:frame="1"/>
-                <w:vertAlign w:val="superscript"/>
-              </w:rPr>
-              <w:t>3</w:t>
-            </w:r>
-            <w:r>
-              <w:rPr>
-                <w:rFonts w:ascii="KaTeX_Main" w:eastAsia="Times New Roman" w:hAnsi="KaTeX_Main" w:cs="Segoe UI"/>
-                <w:sz w:val="28"/>
-                <w:szCs w:val="28"/>
-                <w:bdr w:val="none" w:sz="0" w:space="0" w:color="auto" w:frame="1"/>
-              </w:rPr>
-              <w:t>=125≡6</w:t>
-            </w:r>
-          </w:p>
-        </w:tc>
-        <w:tc>
-          <w:tcPr>
-            <w:tcW w:w="0" w:type="auto"/>
+              <w:spacing w:line="375" w:lineRule="atLeast"/>
+              <w:rPr>
+                <w:rFonts w:ascii="Segoe UI" w:hAnsi="Segoe UI" w:cs="Segoe UI"/>
+                <w:color w:val="0F1115"/>
+                <w:sz w:val="23"/>
+                <w:szCs w:val="23"/>
+              </w:rPr>
+            </w:pPr>
+            <w:r>
+              <w:rPr>
+                <w:rFonts w:ascii="Segoe UI" w:hAnsi="Segoe UI" w:cs="Segoe UI"/>
+                <w:color w:val="0F1115"/>
+                <w:sz w:val="23"/>
+                <w:szCs w:val="23"/>
+              </w:rPr>
+              <w:t>4</w:t>
+            </w:r>
+          </w:p>
+        </w:tc>
+        <w:tc>
+          <w:tcPr>
+            <w:tcW w:w="0" w:type="auto"/>
+            <w:shd w:val="clear" w:color="auto" w:fill="FFFFFF"/>
+            <w:tcMar>
+              <w:top w:w="150" w:type="dxa"/>
+              <w:left w:w="240" w:type="dxa"/>
+              <w:bottom w:w="150" w:type="dxa"/>
+              <w:right w:w="240" w:type="dxa"/>
+            </w:tcMar>
+            <w:vAlign w:val="center"/>
+            <w:hideMark/>
+          </w:tcPr>
+          <w:p>
+            <w:pPr>
+              <w:spacing w:line="375" w:lineRule="atLeast"/>
+              <w:rPr>
+                <w:rFonts w:ascii="Segoe UI" w:hAnsi="Segoe UI" w:cs="Segoe UI"/>
+                <w:color w:val="0F1115"/>
+                <w:sz w:val="23"/>
+                <w:szCs w:val="23"/>
+              </w:rPr>
+            </w:pPr>
+            <w:r>
+              <w:rPr>
+                <w:rFonts w:ascii="Segoe UI" w:hAnsi="Segoe UI" w:cs="Segoe UI"/>
+                <w:color w:val="0F1115"/>
+                <w:sz w:val="23"/>
+                <w:szCs w:val="23"/>
+              </w:rPr>
+              <w:t>16</w:t>
+            </w:r>
+          </w:p>
+        </w:tc>
+        <w:tc>
+          <w:tcPr>
+            <w:tcW w:w="0" w:type="auto"/>
+            <w:shd w:val="clear" w:color="auto" w:fill="FFFFFF"/>
+            <w:tcMar>
+              <w:top w:w="150" w:type="dxa"/>
+              <w:left w:w="240" w:type="dxa"/>
+              <w:bottom w:w="150" w:type="dxa"/>
+              <w:right w:w="240" w:type="dxa"/>
+            </w:tcMar>
+            <w:vAlign w:val="center"/>
+            <w:hideMark/>
+          </w:tcPr>
+          <w:p>
+            <w:pPr>
+              <w:spacing w:line="375" w:lineRule="atLeast"/>
+              <w:rPr>
+                <w:rFonts w:ascii="Segoe UI" w:hAnsi="Segoe UI" w:cs="Segoe UI"/>
+                <w:color w:val="0F1115"/>
+                <w:sz w:val="23"/>
+                <w:szCs w:val="23"/>
+              </w:rPr>
+            </w:pPr>
+            <w:r>
+              <w:rPr>
+                <w:rFonts w:ascii="Segoe UI" w:hAnsi="Segoe UI" w:cs="Segoe UI"/>
+                <w:color w:val="0F1115"/>
+                <w:sz w:val="23"/>
+                <w:szCs w:val="23"/>
+              </w:rPr>
+              <w:t>1</w:t>
+            </w:r>
+          </w:p>
+        </w:tc>
+        <w:tc>
+          <w:tcPr>
+            <w:tcW w:w="0" w:type="auto"/>
+            <w:shd w:val="clear" w:color="auto" w:fill="FFFFFF"/>
             <w:tcMar>
               <w:top w:w="150" w:type="dxa"/>
               <w:left w:w="240" w:type="dxa"/>
@@ -3267,32 +3145,45 @@
           </w:tcPr>
           <w:p>
             <w:pPr>
-              <w:spacing w:after="0" w:line="375" w:lineRule="atLeast"/>
-              <w:jc w:val="center"/>
-              <w:rPr>
-                <w:rFonts w:ascii="Segoe UI" w:eastAsia="Times New Roman" w:hAnsi="Segoe UI" w:cs="Segoe UI"/>
-                <w:sz w:val="23"/>
-                <w:szCs w:val="23"/>
-              </w:rPr>
-            </w:pPr>
-            <w:r>
-              <w:rPr>
-                <w:rFonts w:ascii="Segoe UI" w:eastAsia="Times New Roman" w:hAnsi="Segoe UI" w:cs="Segoe UI"/>
-                <w:b/>
-                <w:bCs/>
+              <w:spacing w:line="375" w:lineRule="atLeast"/>
+              <w:rPr>
+                <w:rFonts w:ascii="Segoe UI" w:hAnsi="Segoe UI" w:cs="Segoe UI"/>
+                <w:color w:val="0F1115"/>
+                <w:sz w:val="23"/>
+                <w:szCs w:val="23"/>
+              </w:rPr>
+            </w:pPr>
+            <w:proofErr w:type="spellStart"/>
+            <w:r>
+              <w:rPr>
+                <w:rFonts w:ascii="Segoe UI" w:hAnsi="Segoe UI" w:cs="Segoe UI"/>
+                <w:color w:val="0F1115"/>
+                <w:sz w:val="23"/>
+                <w:szCs w:val="23"/>
+              </w:rPr>
+              <w:t>не</w:t>
+            </w:r>
+            <w:proofErr w:type="spellEnd"/>
+            <w:r>
+              <w:rPr>
+                <w:rFonts w:ascii="Segoe UI" w:hAnsi="Segoe UI" w:cs="Segoe UI"/>
+                <w:color w:val="0F1115"/>
+                <w:sz w:val="23"/>
+                <w:szCs w:val="23"/>
+              </w:rPr>
+              <w:t xml:space="preserve"> </w:t>
+            </w:r>
+            <w:proofErr w:type="spellStart"/>
+            <w:r>
+              <w:rPr>
+                <w:rFonts w:ascii="Segoe UI" w:hAnsi="Segoe UI" w:cs="Segoe UI"/>
+                <w:color w:val="0F1115"/>
                 <w:sz w:val="23"/>
                 <w:szCs w:val="23"/>
               </w:rPr>
               <w:t>подходит</w:t>
             </w:r>
-            <w:r>
-              <w:rPr>
-                <w:rFonts w:ascii="Segoe UI" w:eastAsia="Times New Roman" w:hAnsi="Segoe UI" w:cs="Segoe UI"/>
-                <w:sz w:val="23"/>
-                <w:szCs w:val="23"/>
-              </w:rPr>
-              <w:t> (оба условия выполнены)</w:t>
-            </w:r>
+            <w:proofErr w:type="spellEnd"/>
           </w:p>
         </w:tc>
       </w:tr>
@@ -3300,6 +3191,7 @@
         <w:tc>
           <w:tcPr>
             <w:tcW w:w="0" w:type="auto"/>
+            <w:shd w:val="clear" w:color="auto" w:fill="FFFFFF"/>
             <w:tcMar>
               <w:top w:w="150" w:type="dxa"/>
               <w:left w:w="0" w:type="dxa"/>
@@ -3311,17 +3203,159 @@
           </w:tcPr>
           <w:p>
             <w:pPr>
-              <w:spacing w:after="0" w:line="375" w:lineRule="atLeast"/>
-              <w:jc w:val="center"/>
-              <w:rPr>
-                <w:rFonts w:ascii="Segoe UI" w:eastAsia="Times New Roman" w:hAnsi="Segoe UI" w:cs="Segoe UI"/>
-                <w:sz w:val="23"/>
-                <w:szCs w:val="23"/>
-              </w:rPr>
-            </w:pPr>
-            <w:r>
-              <w:rPr>
-                <w:rFonts w:ascii="Segoe UI" w:eastAsia="Times New Roman" w:hAnsi="Segoe UI" w:cs="Segoe UI"/>
+              <w:spacing w:line="375" w:lineRule="atLeast"/>
+              <w:rPr>
+                <w:rFonts w:ascii="Segoe UI" w:hAnsi="Segoe UI" w:cs="Segoe UI"/>
+                <w:color w:val="0F1115"/>
+                <w:sz w:val="23"/>
+                <w:szCs w:val="23"/>
+              </w:rPr>
+            </w:pPr>
+            <w:r>
+              <w:rPr>
+                <w:rFonts w:ascii="Segoe UI" w:hAnsi="Segoe UI" w:cs="Segoe UI"/>
+                <w:color w:val="0F1115"/>
+                <w:sz w:val="23"/>
+                <w:szCs w:val="23"/>
+              </w:rPr>
+              <w:t>5</w:t>
+            </w:r>
+          </w:p>
+        </w:tc>
+        <w:tc>
+          <w:tcPr>
+            <w:tcW w:w="0" w:type="auto"/>
+            <w:shd w:val="clear" w:color="auto" w:fill="FFFFFF"/>
+            <w:tcMar>
+              <w:top w:w="150" w:type="dxa"/>
+              <w:left w:w="240" w:type="dxa"/>
+              <w:bottom w:w="150" w:type="dxa"/>
+              <w:right w:w="240" w:type="dxa"/>
+            </w:tcMar>
+            <w:vAlign w:val="center"/>
+            <w:hideMark/>
+          </w:tcPr>
+          <w:p>
+            <w:pPr>
+              <w:spacing w:line="375" w:lineRule="atLeast"/>
+              <w:rPr>
+                <w:rFonts w:ascii="Segoe UI" w:hAnsi="Segoe UI" w:cs="Segoe UI"/>
+                <w:color w:val="0F1115"/>
+                <w:sz w:val="23"/>
+                <w:szCs w:val="23"/>
+              </w:rPr>
+            </w:pPr>
+            <w:r>
+              <w:rPr>
+                <w:rFonts w:ascii="Segoe UI" w:hAnsi="Segoe UI" w:cs="Segoe UI"/>
+                <w:color w:val="0F1115"/>
+                <w:sz w:val="23"/>
+                <w:szCs w:val="23"/>
+              </w:rPr>
+              <w:t>25</w:t>
+            </w:r>
+          </w:p>
+        </w:tc>
+        <w:tc>
+          <w:tcPr>
+            <w:tcW w:w="0" w:type="auto"/>
+            <w:shd w:val="clear" w:color="auto" w:fill="FFFFFF"/>
+            <w:tcMar>
+              <w:top w:w="150" w:type="dxa"/>
+              <w:left w:w="240" w:type="dxa"/>
+              <w:bottom w:w="150" w:type="dxa"/>
+              <w:right w:w="240" w:type="dxa"/>
+            </w:tcMar>
+            <w:vAlign w:val="center"/>
+            <w:hideMark/>
+          </w:tcPr>
+          <w:p>
+            <w:pPr>
+              <w:spacing w:line="375" w:lineRule="atLeast"/>
+              <w:rPr>
+                <w:rFonts w:ascii="Segoe UI" w:hAnsi="Segoe UI" w:cs="Segoe UI"/>
+                <w:color w:val="0F1115"/>
+                <w:sz w:val="23"/>
+                <w:szCs w:val="23"/>
+              </w:rPr>
+            </w:pPr>
+            <w:r>
+              <w:rPr>
+                <w:rFonts w:ascii="Segoe UI" w:hAnsi="Segoe UI" w:cs="Segoe UI"/>
+                <w:color w:val="0F1115"/>
+                <w:sz w:val="23"/>
+                <w:szCs w:val="23"/>
+              </w:rPr>
+              <w:t>46</w:t>
+            </w:r>
+          </w:p>
+        </w:tc>
+        <w:tc>
+          <w:tcPr>
+            <w:tcW w:w="0" w:type="auto"/>
+            <w:shd w:val="clear" w:color="auto" w:fill="FFFFFF"/>
+            <w:tcMar>
+              <w:top w:w="150" w:type="dxa"/>
+              <w:left w:w="240" w:type="dxa"/>
+              <w:bottom w:w="150" w:type="dxa"/>
+              <w:right w:w="0" w:type="dxa"/>
+            </w:tcMar>
+            <w:vAlign w:val="center"/>
+            <w:hideMark/>
+          </w:tcPr>
+          <w:p>
+            <w:pPr>
+              <w:spacing w:line="375" w:lineRule="atLeast"/>
+              <w:rPr>
+                <w:rFonts w:ascii="Segoe UI" w:hAnsi="Segoe UI" w:cs="Segoe UI"/>
+                <w:color w:val="0F1115"/>
+                <w:sz w:val="23"/>
+                <w:szCs w:val="23"/>
+              </w:rPr>
+            </w:pPr>
+            <w:proofErr w:type="spellStart"/>
+            <w:r>
+              <w:rPr>
+                <w:rStyle w:val="Strong"/>
+                <w:rFonts w:ascii="Segoe UI" w:hAnsi="Segoe UI" w:cs="Segoe UI"/>
+                <w:color w:val="0F1115"/>
+                <w:sz w:val="23"/>
+                <w:szCs w:val="23"/>
+              </w:rPr>
+              <w:t>подходит</w:t>
+            </w:r>
+            <w:proofErr w:type="spellEnd"/>
+          </w:p>
+        </w:tc>
+      </w:tr>
+      <w:tr>
+        <w:tc>
+          <w:tcPr>
+            <w:tcW w:w="0" w:type="auto"/>
+            <w:shd w:val="clear" w:color="auto" w:fill="FFFFFF"/>
+            <w:tcMar>
+              <w:top w:w="150" w:type="dxa"/>
+              <w:left w:w="0" w:type="dxa"/>
+              <w:bottom w:w="150" w:type="dxa"/>
+              <w:right w:w="240" w:type="dxa"/>
+            </w:tcMar>
+            <w:vAlign w:val="center"/>
+            <w:hideMark/>
+          </w:tcPr>
+          <w:p>
+            <w:pPr>
+              <w:spacing w:line="375" w:lineRule="atLeast"/>
+              <w:rPr>
+                <w:rFonts w:ascii="Segoe UI" w:hAnsi="Segoe UI" w:cs="Segoe UI"/>
+                <w:color w:val="0F1115"/>
+                <w:sz w:val="23"/>
+                <w:szCs w:val="23"/>
+              </w:rPr>
+            </w:pPr>
+            <w:r>
+              <w:rPr>
+                <w:rFonts w:ascii="Segoe UI" w:hAnsi="Segoe UI" w:cs="Segoe UI"/>
+                <w:color w:val="0F1115"/>
                 <w:sz w:val="23"/>
                 <w:szCs w:val="23"/>
               </w:rPr>
@@ -3332,21 +3366,6094 @@
         <w:tc>
           <w:tcPr>
             <w:tcW w:w="0" w:type="auto"/>
-            <w:tcMar>
-              <w:top w:w="150" w:type="dxa"/>
-              <w:left w:w="240" w:type="dxa"/>
-              <w:bottom w:w="150" w:type="dxa"/>
-              <w:right w:w="240" w:type="dxa"/>
-            </w:tcMar>
-            <w:vAlign w:val="center"/>
-            <w:hideMark/>
-          </w:tcPr>
-          <w:p>
-            <w:pPr>
-              <w:spacing w:after="0" w:line="375" w:lineRule="atLeast"/>
-              <w:jc w:val="center"/>
-              <w:rPr>
-                <w:rFonts w:ascii="Segoe UI" w:eastAsia="Times New Roman" w:hAnsi="Segoe UI" w:cs="Segoe UI"/>
+            <w:shd w:val="clear" w:color="auto" w:fill="FFFFFF"/>
+            <w:tcMar>
+              <w:top w:w="150" w:type="dxa"/>
+              <w:left w:w="240" w:type="dxa"/>
+              <w:bottom w:w="150" w:type="dxa"/>
+              <w:right w:w="240" w:type="dxa"/>
+            </w:tcMar>
+            <w:vAlign w:val="center"/>
+            <w:hideMark/>
+          </w:tcPr>
+          <w:p>
+            <w:pPr>
+              <w:spacing w:line="375" w:lineRule="atLeast"/>
+              <w:rPr>
+                <w:rFonts w:ascii="Segoe UI" w:hAnsi="Segoe UI" w:cs="Segoe UI"/>
+                <w:color w:val="0F1115"/>
+                <w:sz w:val="23"/>
+                <w:szCs w:val="23"/>
+              </w:rPr>
+            </w:pPr>
+            <w:r>
+              <w:rPr>
+                <w:rFonts w:ascii="Segoe UI" w:hAnsi="Segoe UI" w:cs="Segoe UI"/>
+                <w:color w:val="0F1115"/>
+                <w:sz w:val="23"/>
+                <w:szCs w:val="23"/>
+              </w:rPr>
+              <w:t>36</w:t>
+            </w:r>
+          </w:p>
+        </w:tc>
+        <w:tc>
+          <w:tcPr>
+            <w:tcW w:w="0" w:type="auto"/>
+            <w:shd w:val="clear" w:color="auto" w:fill="FFFFFF"/>
+            <w:tcMar>
+              <w:top w:w="150" w:type="dxa"/>
+              <w:left w:w="240" w:type="dxa"/>
+              <w:bottom w:w="150" w:type="dxa"/>
+              <w:right w:w="240" w:type="dxa"/>
+            </w:tcMar>
+            <w:vAlign w:val="center"/>
+            <w:hideMark/>
+          </w:tcPr>
+          <w:p>
+            <w:pPr>
+              <w:spacing w:line="375" w:lineRule="atLeast"/>
+              <w:rPr>
+                <w:rFonts w:ascii="Segoe UI" w:hAnsi="Segoe UI" w:cs="Segoe UI"/>
+                <w:color w:val="0F1115"/>
+                <w:sz w:val="23"/>
+                <w:szCs w:val="23"/>
+              </w:rPr>
+            </w:pPr>
+            <w:r>
+              <w:rPr>
+                <w:rFonts w:ascii="Segoe UI" w:hAnsi="Segoe UI" w:cs="Segoe UI"/>
+                <w:color w:val="0F1115"/>
+                <w:sz w:val="23"/>
+                <w:szCs w:val="23"/>
+              </w:rPr>
+              <w:t>1</w:t>
+            </w:r>
+          </w:p>
+        </w:tc>
+        <w:tc>
+          <w:tcPr>
+            <w:tcW w:w="0" w:type="auto"/>
+            <w:shd w:val="clear" w:color="auto" w:fill="FFFFFF"/>
+            <w:tcMar>
+              <w:top w:w="150" w:type="dxa"/>
+              <w:left w:w="240" w:type="dxa"/>
+              <w:bottom w:w="150" w:type="dxa"/>
+              <w:right w:w="0" w:type="dxa"/>
+            </w:tcMar>
+            <w:vAlign w:val="center"/>
+            <w:hideMark/>
+          </w:tcPr>
+          <w:p>
+            <w:pPr>
+              <w:spacing w:line="375" w:lineRule="atLeast"/>
+              <w:rPr>
+                <w:rFonts w:ascii="Segoe UI" w:hAnsi="Segoe UI" w:cs="Segoe UI"/>
+                <w:color w:val="0F1115"/>
+                <w:sz w:val="23"/>
+                <w:szCs w:val="23"/>
+              </w:rPr>
+            </w:pPr>
+            <w:proofErr w:type="spellStart"/>
+            <w:r>
+              <w:rPr>
+                <w:rFonts w:ascii="Segoe UI" w:hAnsi="Segoe UI" w:cs="Segoe UI"/>
+                <w:color w:val="0F1115"/>
+                <w:sz w:val="23"/>
+                <w:szCs w:val="23"/>
+              </w:rPr>
+              <w:t>не</w:t>
+            </w:r>
+            <w:proofErr w:type="spellEnd"/>
+            <w:r>
+              <w:rPr>
+                <w:rFonts w:ascii="Segoe UI" w:hAnsi="Segoe UI" w:cs="Segoe UI"/>
+                <w:color w:val="0F1115"/>
+                <w:sz w:val="23"/>
+                <w:szCs w:val="23"/>
+              </w:rPr>
+              <w:t xml:space="preserve"> </w:t>
+            </w:r>
+            <w:proofErr w:type="spellStart"/>
+            <w:r>
+              <w:rPr>
+                <w:rFonts w:ascii="Segoe UI" w:hAnsi="Segoe UI" w:cs="Segoe UI"/>
+                <w:color w:val="0F1115"/>
+                <w:sz w:val="23"/>
+                <w:szCs w:val="23"/>
+              </w:rPr>
+              <w:t>подходит</w:t>
+            </w:r>
+            <w:proofErr w:type="spellEnd"/>
+          </w:p>
+        </w:tc>
+      </w:tr>
+      <w:tr>
+        <w:tc>
+          <w:tcPr>
+            <w:tcW w:w="0" w:type="auto"/>
+            <w:shd w:val="clear" w:color="auto" w:fill="FFFFFF"/>
+            <w:tcMar>
+              <w:top w:w="150" w:type="dxa"/>
+              <w:left w:w="0" w:type="dxa"/>
+              <w:bottom w:w="150" w:type="dxa"/>
+              <w:right w:w="240" w:type="dxa"/>
+            </w:tcMar>
+            <w:vAlign w:val="center"/>
+            <w:hideMark/>
+          </w:tcPr>
+          <w:p>
+            <w:pPr>
+              <w:spacing w:line="375" w:lineRule="atLeast"/>
+              <w:rPr>
+                <w:rFonts w:ascii="Segoe UI" w:hAnsi="Segoe UI" w:cs="Segoe UI"/>
+                <w:color w:val="0F1115"/>
+                <w:sz w:val="23"/>
+                <w:szCs w:val="23"/>
+              </w:rPr>
+            </w:pPr>
+            <w:r>
+              <w:rPr>
+                <w:rFonts w:ascii="Segoe UI" w:hAnsi="Segoe UI" w:cs="Segoe UI"/>
+                <w:color w:val="0F1115"/>
+                <w:sz w:val="23"/>
+                <w:szCs w:val="23"/>
+              </w:rPr>
+              <w:t>7</w:t>
+            </w:r>
+          </w:p>
+        </w:tc>
+        <w:tc>
+          <w:tcPr>
+            <w:tcW w:w="0" w:type="auto"/>
+            <w:shd w:val="clear" w:color="auto" w:fill="FFFFFF"/>
+            <w:tcMar>
+              <w:top w:w="150" w:type="dxa"/>
+              <w:left w:w="240" w:type="dxa"/>
+              <w:bottom w:w="150" w:type="dxa"/>
+              <w:right w:w="240" w:type="dxa"/>
+            </w:tcMar>
+            <w:vAlign w:val="center"/>
+            <w:hideMark/>
+          </w:tcPr>
+          <w:p>
+            <w:pPr>
+              <w:spacing w:line="375" w:lineRule="atLeast"/>
+              <w:rPr>
+                <w:rFonts w:ascii="Segoe UI" w:hAnsi="Segoe UI" w:cs="Segoe UI"/>
+                <w:color w:val="0F1115"/>
+                <w:sz w:val="23"/>
+                <w:szCs w:val="23"/>
+              </w:rPr>
+            </w:pPr>
+            <w:r>
+              <w:rPr>
+                <w:rFonts w:ascii="Segoe UI" w:hAnsi="Segoe UI" w:cs="Segoe UI"/>
+                <w:color w:val="0F1115"/>
+                <w:sz w:val="23"/>
+                <w:szCs w:val="23"/>
+              </w:rPr>
+              <w:t>2</w:t>
+            </w:r>
+          </w:p>
+        </w:tc>
+        <w:tc>
+          <w:tcPr>
+            <w:tcW w:w="0" w:type="auto"/>
+            <w:shd w:val="clear" w:color="auto" w:fill="FFFFFF"/>
+            <w:tcMar>
+              <w:top w:w="150" w:type="dxa"/>
+              <w:left w:w="240" w:type="dxa"/>
+              <w:bottom w:w="150" w:type="dxa"/>
+              <w:right w:w="240" w:type="dxa"/>
+            </w:tcMar>
+            <w:vAlign w:val="center"/>
+            <w:hideMark/>
+          </w:tcPr>
+          <w:p>
+            <w:pPr>
+              <w:spacing w:line="375" w:lineRule="atLeast"/>
+              <w:rPr>
+                <w:rFonts w:ascii="Segoe UI" w:hAnsi="Segoe UI" w:cs="Segoe UI"/>
+                <w:color w:val="0F1115"/>
+                <w:sz w:val="23"/>
+                <w:szCs w:val="23"/>
+              </w:rPr>
+            </w:pPr>
+            <w:r>
+              <w:rPr>
+                <w:rFonts w:ascii="Segoe UI" w:hAnsi="Segoe UI" w:cs="Segoe UI"/>
+                <w:color w:val="0F1115"/>
+                <w:sz w:val="23"/>
+                <w:szCs w:val="23"/>
+              </w:rPr>
+              <w:t>1</w:t>
+            </w:r>
+          </w:p>
+        </w:tc>
+        <w:tc>
+          <w:tcPr>
+            <w:tcW w:w="0" w:type="auto"/>
+            <w:shd w:val="clear" w:color="auto" w:fill="FFFFFF"/>
+            <w:tcMar>
+              <w:top w:w="150" w:type="dxa"/>
+              <w:left w:w="240" w:type="dxa"/>
+              <w:bottom w:w="150" w:type="dxa"/>
+              <w:right w:w="0" w:type="dxa"/>
+            </w:tcMar>
+            <w:vAlign w:val="center"/>
+            <w:hideMark/>
+          </w:tcPr>
+          <w:p>
+            <w:pPr>
+              <w:spacing w:line="375" w:lineRule="atLeast"/>
+              <w:rPr>
+                <w:rFonts w:ascii="Segoe UI" w:hAnsi="Segoe UI" w:cs="Segoe UI"/>
+                <w:color w:val="0F1115"/>
+                <w:sz w:val="23"/>
+                <w:szCs w:val="23"/>
+              </w:rPr>
+            </w:pPr>
+            <w:proofErr w:type="spellStart"/>
+            <w:r>
+              <w:rPr>
+                <w:rFonts w:ascii="Segoe UI" w:hAnsi="Segoe UI" w:cs="Segoe UI"/>
+                <w:color w:val="0F1115"/>
+                <w:sz w:val="23"/>
+                <w:szCs w:val="23"/>
+              </w:rPr>
+              <w:t>не</w:t>
+            </w:r>
+            <w:proofErr w:type="spellEnd"/>
+            <w:r>
+              <w:rPr>
+                <w:rFonts w:ascii="Segoe UI" w:hAnsi="Segoe UI" w:cs="Segoe UI"/>
+                <w:color w:val="0F1115"/>
+                <w:sz w:val="23"/>
+                <w:szCs w:val="23"/>
+              </w:rPr>
+              <w:t xml:space="preserve"> </w:t>
+            </w:r>
+            <w:proofErr w:type="spellStart"/>
+            <w:r>
+              <w:rPr>
+                <w:rFonts w:ascii="Segoe UI" w:hAnsi="Segoe UI" w:cs="Segoe UI"/>
+                <w:color w:val="0F1115"/>
+                <w:sz w:val="23"/>
+                <w:szCs w:val="23"/>
+              </w:rPr>
+              <w:t>подходит</w:t>
+            </w:r>
+            <w:proofErr w:type="spellEnd"/>
+          </w:p>
+        </w:tc>
+      </w:tr>
+      <w:tr>
+        <w:tc>
+          <w:tcPr>
+            <w:tcW w:w="0" w:type="auto"/>
+            <w:shd w:val="clear" w:color="auto" w:fill="FFFFFF"/>
+            <w:tcMar>
+              <w:top w:w="150" w:type="dxa"/>
+              <w:left w:w="0" w:type="dxa"/>
+              <w:bottom w:w="150" w:type="dxa"/>
+              <w:right w:w="240" w:type="dxa"/>
+            </w:tcMar>
+            <w:vAlign w:val="center"/>
+            <w:hideMark/>
+          </w:tcPr>
+          <w:p>
+            <w:pPr>
+              <w:spacing w:line="375" w:lineRule="atLeast"/>
+              <w:rPr>
+                <w:rFonts w:ascii="Segoe UI" w:hAnsi="Segoe UI" w:cs="Segoe UI"/>
+                <w:color w:val="0F1115"/>
+                <w:sz w:val="23"/>
+                <w:szCs w:val="23"/>
+              </w:rPr>
+            </w:pPr>
+            <w:r>
+              <w:rPr>
+                <w:rFonts w:ascii="Segoe UI" w:hAnsi="Segoe UI" w:cs="Segoe UI"/>
+                <w:color w:val="0F1115"/>
+                <w:sz w:val="23"/>
+                <w:szCs w:val="23"/>
+              </w:rPr>
+              <w:lastRenderedPageBreak/>
+              <w:t>8</w:t>
+            </w:r>
+          </w:p>
+        </w:tc>
+        <w:tc>
+          <w:tcPr>
+            <w:tcW w:w="0" w:type="auto"/>
+            <w:shd w:val="clear" w:color="auto" w:fill="FFFFFF"/>
+            <w:tcMar>
+              <w:top w:w="150" w:type="dxa"/>
+              <w:left w:w="240" w:type="dxa"/>
+              <w:bottom w:w="150" w:type="dxa"/>
+              <w:right w:w="240" w:type="dxa"/>
+            </w:tcMar>
+            <w:vAlign w:val="center"/>
+            <w:hideMark/>
+          </w:tcPr>
+          <w:p>
+            <w:pPr>
+              <w:spacing w:line="375" w:lineRule="atLeast"/>
+              <w:rPr>
+                <w:rFonts w:ascii="Segoe UI" w:hAnsi="Segoe UI" w:cs="Segoe UI"/>
+                <w:color w:val="0F1115"/>
+                <w:sz w:val="23"/>
+                <w:szCs w:val="23"/>
+              </w:rPr>
+            </w:pPr>
+            <w:r>
+              <w:rPr>
+                <w:rFonts w:ascii="Segoe UI" w:hAnsi="Segoe UI" w:cs="Segoe UI"/>
+                <w:color w:val="0F1115"/>
+                <w:sz w:val="23"/>
+                <w:szCs w:val="23"/>
+              </w:rPr>
+              <w:t>17</w:t>
+            </w:r>
+          </w:p>
+        </w:tc>
+        <w:tc>
+          <w:tcPr>
+            <w:tcW w:w="0" w:type="auto"/>
+            <w:shd w:val="clear" w:color="auto" w:fill="FFFFFF"/>
+            <w:tcMar>
+              <w:top w:w="150" w:type="dxa"/>
+              <w:left w:w="240" w:type="dxa"/>
+              <w:bottom w:w="150" w:type="dxa"/>
+              <w:right w:w="240" w:type="dxa"/>
+            </w:tcMar>
+            <w:vAlign w:val="center"/>
+            <w:hideMark/>
+          </w:tcPr>
+          <w:p>
+            <w:pPr>
+              <w:spacing w:line="375" w:lineRule="atLeast"/>
+              <w:rPr>
+                <w:rFonts w:ascii="Segoe UI" w:hAnsi="Segoe UI" w:cs="Segoe UI"/>
+                <w:color w:val="0F1115"/>
+                <w:sz w:val="23"/>
+                <w:szCs w:val="23"/>
+              </w:rPr>
+            </w:pPr>
+            <w:r>
+              <w:rPr>
+                <w:rFonts w:ascii="Segoe UI" w:hAnsi="Segoe UI" w:cs="Segoe UI"/>
+                <w:color w:val="0F1115"/>
+                <w:sz w:val="23"/>
+                <w:szCs w:val="23"/>
+              </w:rPr>
+              <w:t>1</w:t>
+            </w:r>
+          </w:p>
+        </w:tc>
+        <w:tc>
+          <w:tcPr>
+            <w:tcW w:w="0" w:type="auto"/>
+            <w:shd w:val="clear" w:color="auto" w:fill="FFFFFF"/>
+            <w:tcMar>
+              <w:top w:w="150" w:type="dxa"/>
+              <w:left w:w="240" w:type="dxa"/>
+              <w:bottom w:w="150" w:type="dxa"/>
+              <w:right w:w="0" w:type="dxa"/>
+            </w:tcMar>
+            <w:vAlign w:val="center"/>
+            <w:hideMark/>
+          </w:tcPr>
+          <w:p>
+            <w:pPr>
+              <w:spacing w:line="375" w:lineRule="atLeast"/>
+              <w:rPr>
+                <w:rFonts w:ascii="Segoe UI" w:hAnsi="Segoe UI" w:cs="Segoe UI"/>
+                <w:color w:val="0F1115"/>
+                <w:sz w:val="23"/>
+                <w:szCs w:val="23"/>
+              </w:rPr>
+            </w:pPr>
+            <w:proofErr w:type="spellStart"/>
+            <w:r>
+              <w:rPr>
+                <w:rFonts w:ascii="Segoe UI" w:hAnsi="Segoe UI" w:cs="Segoe UI"/>
+                <w:color w:val="0F1115"/>
+                <w:sz w:val="23"/>
+                <w:szCs w:val="23"/>
+              </w:rPr>
+              <w:t>не</w:t>
+            </w:r>
+            <w:proofErr w:type="spellEnd"/>
+            <w:r>
+              <w:rPr>
+                <w:rFonts w:ascii="Segoe UI" w:hAnsi="Segoe UI" w:cs="Segoe UI"/>
+                <w:color w:val="0F1115"/>
+                <w:sz w:val="23"/>
+                <w:szCs w:val="23"/>
+              </w:rPr>
+              <w:t xml:space="preserve"> </w:t>
+            </w:r>
+            <w:proofErr w:type="spellStart"/>
+            <w:r>
+              <w:rPr>
+                <w:rFonts w:ascii="Segoe UI" w:hAnsi="Segoe UI" w:cs="Segoe UI"/>
+                <w:color w:val="0F1115"/>
+                <w:sz w:val="23"/>
+                <w:szCs w:val="23"/>
+              </w:rPr>
+              <w:t>подходит</w:t>
+            </w:r>
+            <w:proofErr w:type="spellEnd"/>
+          </w:p>
+        </w:tc>
+      </w:tr>
+      <w:tr>
+        <w:tc>
+          <w:tcPr>
+            <w:tcW w:w="0" w:type="auto"/>
+            <w:shd w:val="clear" w:color="auto" w:fill="FFFFFF"/>
+            <w:tcMar>
+              <w:top w:w="150" w:type="dxa"/>
+              <w:left w:w="0" w:type="dxa"/>
+              <w:bottom w:w="150" w:type="dxa"/>
+              <w:right w:w="240" w:type="dxa"/>
+            </w:tcMar>
+            <w:vAlign w:val="center"/>
+            <w:hideMark/>
+          </w:tcPr>
+          <w:p>
+            <w:pPr>
+              <w:spacing w:line="375" w:lineRule="atLeast"/>
+              <w:rPr>
+                <w:rFonts w:ascii="Segoe UI" w:hAnsi="Segoe UI" w:cs="Segoe UI"/>
+                <w:color w:val="0F1115"/>
+                <w:sz w:val="23"/>
+                <w:szCs w:val="23"/>
+              </w:rPr>
+            </w:pPr>
+            <w:r>
+              <w:rPr>
+                <w:rFonts w:ascii="Segoe UI" w:hAnsi="Segoe UI" w:cs="Segoe UI"/>
+                <w:color w:val="0F1115"/>
+                <w:sz w:val="23"/>
+                <w:szCs w:val="23"/>
+              </w:rPr>
+              <w:t>9</w:t>
+            </w:r>
+          </w:p>
+        </w:tc>
+        <w:tc>
+          <w:tcPr>
+            <w:tcW w:w="0" w:type="auto"/>
+            <w:shd w:val="clear" w:color="auto" w:fill="FFFFFF"/>
+            <w:tcMar>
+              <w:top w:w="150" w:type="dxa"/>
+              <w:left w:w="240" w:type="dxa"/>
+              <w:bottom w:w="150" w:type="dxa"/>
+              <w:right w:w="240" w:type="dxa"/>
+            </w:tcMar>
+            <w:vAlign w:val="center"/>
+            <w:hideMark/>
+          </w:tcPr>
+          <w:p>
+            <w:pPr>
+              <w:spacing w:line="375" w:lineRule="atLeast"/>
+              <w:rPr>
+                <w:rFonts w:ascii="Segoe UI" w:hAnsi="Segoe UI" w:cs="Segoe UI"/>
+                <w:color w:val="0F1115"/>
+                <w:sz w:val="23"/>
+                <w:szCs w:val="23"/>
+              </w:rPr>
+            </w:pPr>
+            <w:r>
+              <w:rPr>
+                <w:rFonts w:ascii="Segoe UI" w:hAnsi="Segoe UI" w:cs="Segoe UI"/>
+                <w:color w:val="0F1115"/>
+                <w:sz w:val="23"/>
+                <w:szCs w:val="23"/>
+              </w:rPr>
+              <w:t>34</w:t>
+            </w:r>
+          </w:p>
+        </w:tc>
+        <w:tc>
+          <w:tcPr>
+            <w:tcW w:w="0" w:type="auto"/>
+            <w:shd w:val="clear" w:color="auto" w:fill="FFFFFF"/>
+            <w:tcMar>
+              <w:top w:w="150" w:type="dxa"/>
+              <w:left w:w="240" w:type="dxa"/>
+              <w:bottom w:w="150" w:type="dxa"/>
+              <w:right w:w="240" w:type="dxa"/>
+            </w:tcMar>
+            <w:vAlign w:val="center"/>
+            <w:hideMark/>
+          </w:tcPr>
+          <w:p>
+            <w:pPr>
+              <w:spacing w:line="375" w:lineRule="atLeast"/>
+              <w:rPr>
+                <w:rFonts w:ascii="Segoe UI" w:hAnsi="Segoe UI" w:cs="Segoe UI"/>
+                <w:color w:val="0F1115"/>
+                <w:sz w:val="23"/>
+                <w:szCs w:val="23"/>
+              </w:rPr>
+            </w:pPr>
+            <w:r>
+              <w:rPr>
+                <w:rFonts w:ascii="Segoe UI" w:hAnsi="Segoe UI" w:cs="Segoe UI"/>
+                <w:color w:val="0F1115"/>
+                <w:sz w:val="23"/>
+                <w:szCs w:val="23"/>
+              </w:rPr>
+              <w:t>1</w:t>
+            </w:r>
+          </w:p>
+        </w:tc>
+        <w:tc>
+          <w:tcPr>
+            <w:tcW w:w="0" w:type="auto"/>
+            <w:shd w:val="clear" w:color="auto" w:fill="FFFFFF"/>
+            <w:tcMar>
+              <w:top w:w="150" w:type="dxa"/>
+              <w:left w:w="240" w:type="dxa"/>
+              <w:bottom w:w="150" w:type="dxa"/>
+              <w:right w:w="0" w:type="dxa"/>
+            </w:tcMar>
+            <w:vAlign w:val="center"/>
+            <w:hideMark/>
+          </w:tcPr>
+          <w:p>
+            <w:pPr>
+              <w:spacing w:line="375" w:lineRule="atLeast"/>
+              <w:rPr>
+                <w:rFonts w:ascii="Segoe UI" w:hAnsi="Segoe UI" w:cs="Segoe UI"/>
+                <w:color w:val="0F1115"/>
+                <w:sz w:val="23"/>
+                <w:szCs w:val="23"/>
+              </w:rPr>
+            </w:pPr>
+            <w:proofErr w:type="spellStart"/>
+            <w:r>
+              <w:rPr>
+                <w:rFonts w:ascii="Segoe UI" w:hAnsi="Segoe UI" w:cs="Segoe UI"/>
+                <w:color w:val="0F1115"/>
+                <w:sz w:val="23"/>
+                <w:szCs w:val="23"/>
+              </w:rPr>
+              <w:t>не</w:t>
+            </w:r>
+            <w:proofErr w:type="spellEnd"/>
+            <w:r>
+              <w:rPr>
+                <w:rFonts w:ascii="Segoe UI" w:hAnsi="Segoe UI" w:cs="Segoe UI"/>
+                <w:color w:val="0F1115"/>
+                <w:sz w:val="23"/>
+                <w:szCs w:val="23"/>
+              </w:rPr>
+              <w:t xml:space="preserve"> </w:t>
+            </w:r>
+            <w:proofErr w:type="spellStart"/>
+            <w:r>
+              <w:rPr>
+                <w:rFonts w:ascii="Segoe UI" w:hAnsi="Segoe UI" w:cs="Segoe UI"/>
+                <w:color w:val="0F1115"/>
+                <w:sz w:val="23"/>
+                <w:szCs w:val="23"/>
+              </w:rPr>
+              <w:t>подходит</w:t>
+            </w:r>
+            <w:proofErr w:type="spellEnd"/>
+          </w:p>
+        </w:tc>
+      </w:tr>
+      <w:tr>
+        <w:tc>
+          <w:tcPr>
+            <w:tcW w:w="0" w:type="auto"/>
+            <w:shd w:val="clear" w:color="auto" w:fill="FFFFFF"/>
+            <w:tcMar>
+              <w:top w:w="150" w:type="dxa"/>
+              <w:left w:w="0" w:type="dxa"/>
+              <w:bottom w:w="150" w:type="dxa"/>
+              <w:right w:w="240" w:type="dxa"/>
+            </w:tcMar>
+            <w:vAlign w:val="center"/>
+            <w:hideMark/>
+          </w:tcPr>
+          <w:p>
+            <w:pPr>
+              <w:spacing w:line="375" w:lineRule="atLeast"/>
+              <w:rPr>
+                <w:rFonts w:ascii="Segoe UI" w:hAnsi="Segoe UI" w:cs="Segoe UI"/>
+                <w:color w:val="0F1115"/>
+                <w:sz w:val="23"/>
+                <w:szCs w:val="23"/>
+              </w:rPr>
+            </w:pPr>
+            <w:r>
+              <w:rPr>
+                <w:rFonts w:ascii="Segoe UI" w:hAnsi="Segoe UI" w:cs="Segoe UI"/>
+                <w:color w:val="0F1115"/>
+                <w:sz w:val="23"/>
+                <w:szCs w:val="23"/>
+              </w:rPr>
+              <w:t>10</w:t>
+            </w:r>
+          </w:p>
+        </w:tc>
+        <w:tc>
+          <w:tcPr>
+            <w:tcW w:w="0" w:type="auto"/>
+            <w:shd w:val="clear" w:color="auto" w:fill="FFFFFF"/>
+            <w:tcMar>
+              <w:top w:w="150" w:type="dxa"/>
+              <w:left w:w="240" w:type="dxa"/>
+              <w:bottom w:w="150" w:type="dxa"/>
+              <w:right w:w="240" w:type="dxa"/>
+            </w:tcMar>
+            <w:vAlign w:val="center"/>
+            <w:hideMark/>
+          </w:tcPr>
+          <w:p>
+            <w:pPr>
+              <w:spacing w:line="375" w:lineRule="atLeast"/>
+              <w:rPr>
+                <w:rFonts w:ascii="Segoe UI" w:hAnsi="Segoe UI" w:cs="Segoe UI"/>
+                <w:color w:val="0F1115"/>
+                <w:sz w:val="23"/>
+                <w:szCs w:val="23"/>
+              </w:rPr>
+            </w:pPr>
+            <w:r>
+              <w:rPr>
+                <w:rFonts w:ascii="Segoe UI" w:hAnsi="Segoe UI" w:cs="Segoe UI"/>
+                <w:color w:val="0F1115"/>
+                <w:sz w:val="23"/>
+                <w:szCs w:val="23"/>
+              </w:rPr>
+              <w:t>6</w:t>
+            </w:r>
+          </w:p>
+        </w:tc>
+        <w:tc>
+          <w:tcPr>
+            <w:tcW w:w="0" w:type="auto"/>
+            <w:shd w:val="clear" w:color="auto" w:fill="FFFFFF"/>
+            <w:tcMar>
+              <w:top w:w="150" w:type="dxa"/>
+              <w:left w:w="240" w:type="dxa"/>
+              <w:bottom w:w="150" w:type="dxa"/>
+              <w:right w:w="240" w:type="dxa"/>
+            </w:tcMar>
+            <w:vAlign w:val="center"/>
+            <w:hideMark/>
+          </w:tcPr>
+          <w:p>
+            <w:pPr>
+              <w:spacing w:line="375" w:lineRule="atLeast"/>
+              <w:rPr>
+                <w:rFonts w:ascii="Segoe UI" w:hAnsi="Segoe UI" w:cs="Segoe UI"/>
+                <w:color w:val="0F1115"/>
+                <w:sz w:val="23"/>
+                <w:szCs w:val="23"/>
+              </w:rPr>
+            </w:pPr>
+            <w:r>
+              <w:rPr>
+                <w:rFonts w:ascii="Segoe UI" w:hAnsi="Segoe UI" w:cs="Segoe UI"/>
+                <w:color w:val="0F1115"/>
+                <w:sz w:val="23"/>
+                <w:szCs w:val="23"/>
+              </w:rPr>
+              <w:t>46</w:t>
+            </w:r>
+          </w:p>
+        </w:tc>
+        <w:tc>
+          <w:tcPr>
+            <w:tcW w:w="0" w:type="auto"/>
+            <w:shd w:val="clear" w:color="auto" w:fill="FFFFFF"/>
+            <w:tcMar>
+              <w:top w:w="150" w:type="dxa"/>
+              <w:left w:w="240" w:type="dxa"/>
+              <w:bottom w:w="150" w:type="dxa"/>
+              <w:right w:w="0" w:type="dxa"/>
+            </w:tcMar>
+            <w:vAlign w:val="center"/>
+            <w:hideMark/>
+          </w:tcPr>
+          <w:p>
+            <w:pPr>
+              <w:spacing w:line="375" w:lineRule="atLeast"/>
+              <w:rPr>
+                <w:rFonts w:ascii="Segoe UI" w:hAnsi="Segoe UI" w:cs="Segoe UI"/>
+                <w:color w:val="0F1115"/>
+                <w:sz w:val="23"/>
+                <w:szCs w:val="23"/>
+              </w:rPr>
+            </w:pPr>
+            <w:proofErr w:type="spellStart"/>
+            <w:r>
+              <w:rPr>
+                <w:rStyle w:val="Strong"/>
+                <w:rFonts w:ascii="Segoe UI" w:hAnsi="Segoe UI" w:cs="Segoe UI"/>
+                <w:color w:val="0F1115"/>
+                <w:sz w:val="23"/>
+                <w:szCs w:val="23"/>
+              </w:rPr>
+              <w:t>подходит</w:t>
+            </w:r>
+            <w:proofErr w:type="spellEnd"/>
+          </w:p>
+        </w:tc>
+      </w:tr>
+      <w:tr>
+        <w:tc>
+          <w:tcPr>
+            <w:tcW w:w="0" w:type="auto"/>
+            <w:shd w:val="clear" w:color="auto" w:fill="FFFFFF"/>
+            <w:tcMar>
+              <w:top w:w="150" w:type="dxa"/>
+              <w:left w:w="0" w:type="dxa"/>
+              <w:bottom w:w="150" w:type="dxa"/>
+              <w:right w:w="240" w:type="dxa"/>
+            </w:tcMar>
+            <w:vAlign w:val="center"/>
+            <w:hideMark/>
+          </w:tcPr>
+          <w:p>
+            <w:pPr>
+              <w:spacing w:line="375" w:lineRule="atLeast"/>
+              <w:rPr>
+                <w:rFonts w:ascii="Segoe UI" w:hAnsi="Segoe UI" w:cs="Segoe UI"/>
+                <w:color w:val="0F1115"/>
+                <w:sz w:val="23"/>
+                <w:szCs w:val="23"/>
+              </w:rPr>
+            </w:pPr>
+            <w:r>
+              <w:rPr>
+                <w:rFonts w:ascii="Segoe UI" w:hAnsi="Segoe UI" w:cs="Segoe UI"/>
+                <w:color w:val="0F1115"/>
+                <w:sz w:val="23"/>
+                <w:szCs w:val="23"/>
+              </w:rPr>
+              <w:t>11</w:t>
+            </w:r>
+          </w:p>
+        </w:tc>
+        <w:tc>
+          <w:tcPr>
+            <w:tcW w:w="0" w:type="auto"/>
+            <w:shd w:val="clear" w:color="auto" w:fill="FFFFFF"/>
+            <w:tcMar>
+              <w:top w:w="150" w:type="dxa"/>
+              <w:left w:w="240" w:type="dxa"/>
+              <w:bottom w:w="150" w:type="dxa"/>
+              <w:right w:w="240" w:type="dxa"/>
+            </w:tcMar>
+            <w:vAlign w:val="center"/>
+            <w:hideMark/>
+          </w:tcPr>
+          <w:p>
+            <w:pPr>
+              <w:spacing w:line="375" w:lineRule="atLeast"/>
+              <w:rPr>
+                <w:rFonts w:ascii="Segoe UI" w:hAnsi="Segoe UI" w:cs="Segoe UI"/>
+                <w:color w:val="0F1115"/>
+                <w:sz w:val="23"/>
+                <w:szCs w:val="23"/>
+              </w:rPr>
+            </w:pPr>
+            <w:r>
+              <w:rPr>
+                <w:rFonts w:ascii="Segoe UI" w:hAnsi="Segoe UI" w:cs="Segoe UI"/>
+                <w:color w:val="0F1115"/>
+                <w:sz w:val="23"/>
+                <w:szCs w:val="23"/>
+              </w:rPr>
+              <w:t>27</w:t>
+            </w:r>
+          </w:p>
+        </w:tc>
+        <w:tc>
+          <w:tcPr>
+            <w:tcW w:w="0" w:type="auto"/>
+            <w:shd w:val="clear" w:color="auto" w:fill="FFFFFF"/>
+            <w:tcMar>
+              <w:top w:w="150" w:type="dxa"/>
+              <w:left w:w="240" w:type="dxa"/>
+              <w:bottom w:w="150" w:type="dxa"/>
+              <w:right w:w="240" w:type="dxa"/>
+            </w:tcMar>
+            <w:vAlign w:val="center"/>
+            <w:hideMark/>
+          </w:tcPr>
+          <w:p>
+            <w:pPr>
+              <w:spacing w:line="375" w:lineRule="atLeast"/>
+              <w:rPr>
+                <w:rFonts w:ascii="Segoe UI" w:hAnsi="Segoe UI" w:cs="Segoe UI"/>
+                <w:color w:val="0F1115"/>
+                <w:sz w:val="23"/>
+                <w:szCs w:val="23"/>
+              </w:rPr>
+            </w:pPr>
+            <w:r>
+              <w:rPr>
+                <w:rFonts w:ascii="Segoe UI" w:hAnsi="Segoe UI" w:cs="Segoe UI"/>
+                <w:color w:val="0F1115"/>
+                <w:sz w:val="23"/>
+                <w:szCs w:val="23"/>
+              </w:rPr>
+              <w:t>46</w:t>
+            </w:r>
+          </w:p>
+        </w:tc>
+        <w:tc>
+          <w:tcPr>
+            <w:tcW w:w="0" w:type="auto"/>
+            <w:shd w:val="clear" w:color="auto" w:fill="FFFFFF"/>
+            <w:tcMar>
+              <w:top w:w="150" w:type="dxa"/>
+              <w:left w:w="240" w:type="dxa"/>
+              <w:bottom w:w="150" w:type="dxa"/>
+              <w:right w:w="0" w:type="dxa"/>
+            </w:tcMar>
+            <w:vAlign w:val="center"/>
+            <w:hideMark/>
+          </w:tcPr>
+          <w:p>
+            <w:pPr>
+              <w:spacing w:line="375" w:lineRule="atLeast"/>
+              <w:rPr>
+                <w:rFonts w:ascii="Segoe UI" w:hAnsi="Segoe UI" w:cs="Segoe UI"/>
+                <w:color w:val="0F1115"/>
+                <w:sz w:val="23"/>
+                <w:szCs w:val="23"/>
+              </w:rPr>
+            </w:pPr>
+            <w:proofErr w:type="spellStart"/>
+            <w:r>
+              <w:rPr>
+                <w:rStyle w:val="Strong"/>
+                <w:rFonts w:ascii="Segoe UI" w:hAnsi="Segoe UI" w:cs="Segoe UI"/>
+                <w:color w:val="0F1115"/>
+                <w:sz w:val="23"/>
+                <w:szCs w:val="23"/>
+              </w:rPr>
+              <w:t>подходит</w:t>
+            </w:r>
+            <w:proofErr w:type="spellEnd"/>
+          </w:p>
+        </w:tc>
+      </w:tr>
+      <w:tr>
+        <w:tc>
+          <w:tcPr>
+            <w:tcW w:w="0" w:type="auto"/>
+            <w:shd w:val="clear" w:color="auto" w:fill="FFFFFF"/>
+            <w:tcMar>
+              <w:top w:w="150" w:type="dxa"/>
+              <w:left w:w="0" w:type="dxa"/>
+              <w:bottom w:w="150" w:type="dxa"/>
+              <w:right w:w="240" w:type="dxa"/>
+            </w:tcMar>
+            <w:vAlign w:val="center"/>
+            <w:hideMark/>
+          </w:tcPr>
+          <w:p>
+            <w:pPr>
+              <w:spacing w:line="375" w:lineRule="atLeast"/>
+              <w:rPr>
+                <w:rFonts w:ascii="Segoe UI" w:hAnsi="Segoe UI" w:cs="Segoe UI"/>
+                <w:color w:val="0F1115"/>
+                <w:sz w:val="23"/>
+                <w:szCs w:val="23"/>
+              </w:rPr>
+            </w:pPr>
+            <w:r>
+              <w:rPr>
+                <w:rFonts w:ascii="Segoe UI" w:hAnsi="Segoe UI" w:cs="Segoe UI"/>
+                <w:color w:val="0F1115"/>
+                <w:sz w:val="23"/>
+                <w:szCs w:val="23"/>
+              </w:rPr>
+              <w:t>12</w:t>
+            </w:r>
+          </w:p>
+        </w:tc>
+        <w:tc>
+          <w:tcPr>
+            <w:tcW w:w="0" w:type="auto"/>
+            <w:shd w:val="clear" w:color="auto" w:fill="FFFFFF"/>
+            <w:tcMar>
+              <w:top w:w="150" w:type="dxa"/>
+              <w:left w:w="240" w:type="dxa"/>
+              <w:bottom w:w="150" w:type="dxa"/>
+              <w:right w:w="240" w:type="dxa"/>
+            </w:tcMar>
+            <w:vAlign w:val="center"/>
+            <w:hideMark/>
+          </w:tcPr>
+          <w:p>
+            <w:pPr>
+              <w:spacing w:line="375" w:lineRule="atLeast"/>
+              <w:rPr>
+                <w:rFonts w:ascii="Segoe UI" w:hAnsi="Segoe UI" w:cs="Segoe UI"/>
+                <w:color w:val="0F1115"/>
+                <w:sz w:val="23"/>
+                <w:szCs w:val="23"/>
+              </w:rPr>
+            </w:pPr>
+            <w:r>
+              <w:rPr>
+                <w:rFonts w:ascii="Segoe UI" w:hAnsi="Segoe UI" w:cs="Segoe UI"/>
+                <w:color w:val="0F1115"/>
+                <w:sz w:val="23"/>
+                <w:szCs w:val="23"/>
+              </w:rPr>
+              <w:t>3</w:t>
+            </w:r>
+          </w:p>
+        </w:tc>
+        <w:tc>
+          <w:tcPr>
+            <w:tcW w:w="0" w:type="auto"/>
+            <w:shd w:val="clear" w:color="auto" w:fill="FFFFFF"/>
+            <w:tcMar>
+              <w:top w:w="150" w:type="dxa"/>
+              <w:left w:w="240" w:type="dxa"/>
+              <w:bottom w:w="150" w:type="dxa"/>
+              <w:right w:w="240" w:type="dxa"/>
+            </w:tcMar>
+            <w:vAlign w:val="center"/>
+            <w:hideMark/>
+          </w:tcPr>
+          <w:p>
+            <w:pPr>
+              <w:spacing w:line="375" w:lineRule="atLeast"/>
+              <w:rPr>
+                <w:rFonts w:ascii="Segoe UI" w:hAnsi="Segoe UI" w:cs="Segoe UI"/>
+                <w:color w:val="0F1115"/>
+                <w:sz w:val="23"/>
+                <w:szCs w:val="23"/>
+              </w:rPr>
+            </w:pPr>
+            <w:r>
+              <w:rPr>
+                <w:rFonts w:ascii="Segoe UI" w:hAnsi="Segoe UI" w:cs="Segoe UI"/>
+                <w:color w:val="0F1115"/>
+                <w:sz w:val="23"/>
+                <w:szCs w:val="23"/>
+              </w:rPr>
+              <w:t>1</w:t>
+            </w:r>
+          </w:p>
+        </w:tc>
+        <w:tc>
+          <w:tcPr>
+            <w:tcW w:w="0" w:type="auto"/>
+            <w:shd w:val="clear" w:color="auto" w:fill="FFFFFF"/>
+            <w:tcMar>
+              <w:top w:w="150" w:type="dxa"/>
+              <w:left w:w="240" w:type="dxa"/>
+              <w:bottom w:w="150" w:type="dxa"/>
+              <w:right w:w="0" w:type="dxa"/>
+            </w:tcMar>
+            <w:vAlign w:val="center"/>
+            <w:hideMark/>
+          </w:tcPr>
+          <w:p>
+            <w:pPr>
+              <w:spacing w:line="375" w:lineRule="atLeast"/>
+              <w:rPr>
+                <w:rFonts w:ascii="Segoe UI" w:hAnsi="Segoe UI" w:cs="Segoe UI"/>
+                <w:color w:val="0F1115"/>
+                <w:sz w:val="23"/>
+                <w:szCs w:val="23"/>
+              </w:rPr>
+            </w:pPr>
+            <w:proofErr w:type="spellStart"/>
+            <w:r>
+              <w:rPr>
+                <w:rFonts w:ascii="Segoe UI" w:hAnsi="Segoe UI" w:cs="Segoe UI"/>
+                <w:color w:val="0F1115"/>
+                <w:sz w:val="23"/>
+                <w:szCs w:val="23"/>
+              </w:rPr>
+              <w:t>не</w:t>
+            </w:r>
+            <w:proofErr w:type="spellEnd"/>
+            <w:r>
+              <w:rPr>
+                <w:rFonts w:ascii="Segoe UI" w:hAnsi="Segoe UI" w:cs="Segoe UI"/>
+                <w:color w:val="0F1115"/>
+                <w:sz w:val="23"/>
+                <w:szCs w:val="23"/>
+              </w:rPr>
+              <w:t xml:space="preserve"> </w:t>
+            </w:r>
+            <w:proofErr w:type="spellStart"/>
+            <w:r>
+              <w:rPr>
+                <w:rFonts w:ascii="Segoe UI" w:hAnsi="Segoe UI" w:cs="Segoe UI"/>
+                <w:color w:val="0F1115"/>
+                <w:sz w:val="23"/>
+                <w:szCs w:val="23"/>
+              </w:rPr>
+              <w:t>подходит</w:t>
+            </w:r>
+            <w:proofErr w:type="spellEnd"/>
+          </w:p>
+        </w:tc>
+      </w:tr>
+      <w:tr>
+        <w:tc>
+          <w:tcPr>
+            <w:tcW w:w="0" w:type="auto"/>
+            <w:shd w:val="clear" w:color="auto" w:fill="FFFFFF"/>
+            <w:tcMar>
+              <w:top w:w="150" w:type="dxa"/>
+              <w:left w:w="0" w:type="dxa"/>
+              <w:bottom w:w="150" w:type="dxa"/>
+              <w:right w:w="240" w:type="dxa"/>
+            </w:tcMar>
+            <w:vAlign w:val="center"/>
+            <w:hideMark/>
+          </w:tcPr>
+          <w:p>
+            <w:pPr>
+              <w:spacing w:line="375" w:lineRule="atLeast"/>
+              <w:rPr>
+                <w:rFonts w:ascii="Segoe UI" w:hAnsi="Segoe UI" w:cs="Segoe UI"/>
+                <w:color w:val="0F1115"/>
+                <w:sz w:val="23"/>
+                <w:szCs w:val="23"/>
+              </w:rPr>
+            </w:pPr>
+            <w:r>
+              <w:rPr>
+                <w:rFonts w:ascii="Segoe UI" w:hAnsi="Segoe UI" w:cs="Segoe UI"/>
+                <w:color w:val="0F1115"/>
+                <w:sz w:val="23"/>
+                <w:szCs w:val="23"/>
+              </w:rPr>
+              <w:t>13</w:t>
+            </w:r>
+          </w:p>
+        </w:tc>
+        <w:tc>
+          <w:tcPr>
+            <w:tcW w:w="0" w:type="auto"/>
+            <w:shd w:val="clear" w:color="auto" w:fill="FFFFFF"/>
+            <w:tcMar>
+              <w:top w:w="150" w:type="dxa"/>
+              <w:left w:w="240" w:type="dxa"/>
+              <w:bottom w:w="150" w:type="dxa"/>
+              <w:right w:w="240" w:type="dxa"/>
+            </w:tcMar>
+            <w:vAlign w:val="center"/>
+            <w:hideMark/>
+          </w:tcPr>
+          <w:p>
+            <w:pPr>
+              <w:spacing w:line="375" w:lineRule="atLeast"/>
+              <w:rPr>
+                <w:rFonts w:ascii="Segoe UI" w:hAnsi="Segoe UI" w:cs="Segoe UI"/>
+                <w:color w:val="0F1115"/>
+                <w:sz w:val="23"/>
+                <w:szCs w:val="23"/>
+              </w:rPr>
+            </w:pPr>
+            <w:r>
+              <w:rPr>
+                <w:rFonts w:ascii="Segoe UI" w:hAnsi="Segoe UI" w:cs="Segoe UI"/>
+                <w:color w:val="0F1115"/>
+                <w:sz w:val="23"/>
+                <w:szCs w:val="23"/>
+              </w:rPr>
+              <w:t>28</w:t>
+            </w:r>
+          </w:p>
+        </w:tc>
+        <w:tc>
+          <w:tcPr>
+            <w:tcW w:w="0" w:type="auto"/>
+            <w:shd w:val="clear" w:color="auto" w:fill="FFFFFF"/>
+            <w:tcMar>
+              <w:top w:w="150" w:type="dxa"/>
+              <w:left w:w="240" w:type="dxa"/>
+              <w:bottom w:w="150" w:type="dxa"/>
+              <w:right w:w="240" w:type="dxa"/>
+            </w:tcMar>
+            <w:vAlign w:val="center"/>
+            <w:hideMark/>
+          </w:tcPr>
+          <w:p>
+            <w:pPr>
+              <w:spacing w:line="375" w:lineRule="atLeast"/>
+              <w:rPr>
+                <w:rFonts w:ascii="Segoe UI" w:hAnsi="Segoe UI" w:cs="Segoe UI"/>
+                <w:color w:val="0F1115"/>
+                <w:sz w:val="23"/>
+                <w:szCs w:val="23"/>
+              </w:rPr>
+            </w:pPr>
+            <w:r>
+              <w:rPr>
+                <w:rFonts w:ascii="Segoe UI" w:hAnsi="Segoe UI" w:cs="Segoe UI"/>
+                <w:color w:val="0F1115"/>
+                <w:sz w:val="23"/>
+                <w:szCs w:val="23"/>
+              </w:rPr>
+              <w:t>46</w:t>
+            </w:r>
+          </w:p>
+        </w:tc>
+        <w:tc>
+          <w:tcPr>
+            <w:tcW w:w="0" w:type="auto"/>
+            <w:shd w:val="clear" w:color="auto" w:fill="FFFFFF"/>
+            <w:tcMar>
+              <w:top w:w="150" w:type="dxa"/>
+              <w:left w:w="240" w:type="dxa"/>
+              <w:bottom w:w="150" w:type="dxa"/>
+              <w:right w:w="0" w:type="dxa"/>
+            </w:tcMar>
+            <w:vAlign w:val="center"/>
+            <w:hideMark/>
+          </w:tcPr>
+          <w:p>
+            <w:pPr>
+              <w:spacing w:line="375" w:lineRule="atLeast"/>
+              <w:rPr>
+                <w:rFonts w:ascii="Segoe UI" w:hAnsi="Segoe UI" w:cs="Segoe UI"/>
+                <w:color w:val="0F1115"/>
+                <w:sz w:val="23"/>
+                <w:szCs w:val="23"/>
+              </w:rPr>
+            </w:pPr>
+            <w:proofErr w:type="spellStart"/>
+            <w:r>
+              <w:rPr>
+                <w:rStyle w:val="Strong"/>
+                <w:rFonts w:ascii="Segoe UI" w:hAnsi="Segoe UI" w:cs="Segoe UI"/>
+                <w:color w:val="0F1115"/>
+                <w:sz w:val="23"/>
+                <w:szCs w:val="23"/>
+              </w:rPr>
+              <w:t>подходит</w:t>
+            </w:r>
+            <w:proofErr w:type="spellEnd"/>
+          </w:p>
+        </w:tc>
+      </w:tr>
+      <w:tr>
+        <w:tc>
+          <w:tcPr>
+            <w:tcW w:w="0" w:type="auto"/>
+            <w:shd w:val="clear" w:color="auto" w:fill="FFFFFF"/>
+            <w:tcMar>
+              <w:top w:w="150" w:type="dxa"/>
+              <w:left w:w="0" w:type="dxa"/>
+              <w:bottom w:w="150" w:type="dxa"/>
+              <w:right w:w="240" w:type="dxa"/>
+            </w:tcMar>
+            <w:vAlign w:val="center"/>
+            <w:hideMark/>
+          </w:tcPr>
+          <w:p>
+            <w:pPr>
+              <w:spacing w:line="375" w:lineRule="atLeast"/>
+              <w:rPr>
+                <w:rFonts w:ascii="Segoe UI" w:hAnsi="Segoe UI" w:cs="Segoe UI"/>
+                <w:color w:val="0F1115"/>
+                <w:sz w:val="23"/>
+                <w:szCs w:val="23"/>
+              </w:rPr>
+            </w:pPr>
+            <w:r>
+              <w:rPr>
+                <w:rFonts w:ascii="Segoe UI" w:hAnsi="Segoe UI" w:cs="Segoe UI"/>
+                <w:color w:val="0F1115"/>
+                <w:sz w:val="23"/>
+                <w:szCs w:val="23"/>
+              </w:rPr>
+              <w:t>14</w:t>
+            </w:r>
+          </w:p>
+        </w:tc>
+        <w:tc>
+          <w:tcPr>
+            <w:tcW w:w="0" w:type="auto"/>
+            <w:shd w:val="clear" w:color="auto" w:fill="FFFFFF"/>
+            <w:tcMar>
+              <w:top w:w="150" w:type="dxa"/>
+              <w:left w:w="240" w:type="dxa"/>
+              <w:bottom w:w="150" w:type="dxa"/>
+              <w:right w:w="240" w:type="dxa"/>
+            </w:tcMar>
+            <w:vAlign w:val="center"/>
+            <w:hideMark/>
+          </w:tcPr>
+          <w:p>
+            <w:pPr>
+              <w:spacing w:line="375" w:lineRule="atLeast"/>
+              <w:rPr>
+                <w:rFonts w:ascii="Segoe UI" w:hAnsi="Segoe UI" w:cs="Segoe UI"/>
+                <w:color w:val="0F1115"/>
+                <w:sz w:val="23"/>
+                <w:szCs w:val="23"/>
+              </w:rPr>
+            </w:pPr>
+            <w:r>
+              <w:rPr>
+                <w:rFonts w:ascii="Segoe UI" w:hAnsi="Segoe UI" w:cs="Segoe UI"/>
+                <w:color w:val="0F1115"/>
+                <w:sz w:val="23"/>
+                <w:szCs w:val="23"/>
+              </w:rPr>
+              <w:t>8</w:t>
+            </w:r>
+          </w:p>
+        </w:tc>
+        <w:tc>
+          <w:tcPr>
+            <w:tcW w:w="0" w:type="auto"/>
+            <w:shd w:val="clear" w:color="auto" w:fill="FFFFFF"/>
+            <w:tcMar>
+              <w:top w:w="150" w:type="dxa"/>
+              <w:left w:w="240" w:type="dxa"/>
+              <w:bottom w:w="150" w:type="dxa"/>
+              <w:right w:w="240" w:type="dxa"/>
+            </w:tcMar>
+            <w:vAlign w:val="center"/>
+            <w:hideMark/>
+          </w:tcPr>
+          <w:p>
+            <w:pPr>
+              <w:spacing w:line="375" w:lineRule="atLeast"/>
+              <w:rPr>
+                <w:rFonts w:ascii="Segoe UI" w:hAnsi="Segoe UI" w:cs="Segoe UI"/>
+                <w:color w:val="0F1115"/>
+                <w:sz w:val="23"/>
+                <w:szCs w:val="23"/>
+              </w:rPr>
+            </w:pPr>
+            <w:r>
+              <w:rPr>
+                <w:rFonts w:ascii="Segoe UI" w:hAnsi="Segoe UI" w:cs="Segoe UI"/>
+                <w:color w:val="0F1115"/>
+                <w:sz w:val="23"/>
+                <w:szCs w:val="23"/>
+              </w:rPr>
+              <w:t>1</w:t>
+            </w:r>
+          </w:p>
+        </w:tc>
+        <w:tc>
+          <w:tcPr>
+            <w:tcW w:w="0" w:type="auto"/>
+            <w:shd w:val="clear" w:color="auto" w:fill="FFFFFF"/>
+            <w:tcMar>
+              <w:top w:w="150" w:type="dxa"/>
+              <w:left w:w="240" w:type="dxa"/>
+              <w:bottom w:w="150" w:type="dxa"/>
+              <w:right w:w="0" w:type="dxa"/>
+            </w:tcMar>
+            <w:vAlign w:val="center"/>
+            <w:hideMark/>
+          </w:tcPr>
+          <w:p>
+            <w:pPr>
+              <w:spacing w:line="375" w:lineRule="atLeast"/>
+              <w:rPr>
+                <w:rFonts w:ascii="Segoe UI" w:hAnsi="Segoe UI" w:cs="Segoe UI"/>
+                <w:color w:val="0F1115"/>
+                <w:sz w:val="23"/>
+                <w:szCs w:val="23"/>
+              </w:rPr>
+            </w:pPr>
+            <w:proofErr w:type="spellStart"/>
+            <w:r>
+              <w:rPr>
+                <w:rFonts w:ascii="Segoe UI" w:hAnsi="Segoe UI" w:cs="Segoe UI"/>
+                <w:color w:val="0F1115"/>
+                <w:sz w:val="23"/>
+                <w:szCs w:val="23"/>
+              </w:rPr>
+              <w:t>не</w:t>
+            </w:r>
+            <w:proofErr w:type="spellEnd"/>
+            <w:r>
+              <w:rPr>
+                <w:rFonts w:ascii="Segoe UI" w:hAnsi="Segoe UI" w:cs="Segoe UI"/>
+                <w:color w:val="0F1115"/>
+                <w:sz w:val="23"/>
+                <w:szCs w:val="23"/>
+              </w:rPr>
+              <w:t xml:space="preserve"> </w:t>
+            </w:r>
+            <w:proofErr w:type="spellStart"/>
+            <w:r>
+              <w:rPr>
+                <w:rFonts w:ascii="Segoe UI" w:hAnsi="Segoe UI" w:cs="Segoe UI"/>
+                <w:color w:val="0F1115"/>
+                <w:sz w:val="23"/>
+                <w:szCs w:val="23"/>
+              </w:rPr>
+              <w:t>подходит</w:t>
+            </w:r>
+            <w:proofErr w:type="spellEnd"/>
+          </w:p>
+        </w:tc>
+      </w:tr>
+      <w:tr>
+        <w:tc>
+          <w:tcPr>
+            <w:tcW w:w="0" w:type="auto"/>
+            <w:shd w:val="clear" w:color="auto" w:fill="FFFFFF"/>
+            <w:tcMar>
+              <w:top w:w="150" w:type="dxa"/>
+              <w:left w:w="0" w:type="dxa"/>
+              <w:bottom w:w="150" w:type="dxa"/>
+              <w:right w:w="240" w:type="dxa"/>
+            </w:tcMar>
+            <w:vAlign w:val="center"/>
+            <w:hideMark/>
+          </w:tcPr>
+          <w:p>
+            <w:pPr>
+              <w:spacing w:line="375" w:lineRule="atLeast"/>
+              <w:rPr>
+                <w:rFonts w:ascii="Segoe UI" w:hAnsi="Segoe UI" w:cs="Segoe UI"/>
+                <w:color w:val="0F1115"/>
+                <w:sz w:val="23"/>
+                <w:szCs w:val="23"/>
+              </w:rPr>
+            </w:pPr>
+            <w:r>
+              <w:rPr>
+                <w:rFonts w:ascii="Segoe UI" w:hAnsi="Segoe UI" w:cs="Segoe UI"/>
+                <w:color w:val="0F1115"/>
+                <w:sz w:val="23"/>
+                <w:szCs w:val="23"/>
+              </w:rPr>
+              <w:t>15</w:t>
+            </w:r>
+          </w:p>
+        </w:tc>
+        <w:tc>
+          <w:tcPr>
+            <w:tcW w:w="0" w:type="auto"/>
+            <w:shd w:val="clear" w:color="auto" w:fill="FFFFFF"/>
+            <w:tcMar>
+              <w:top w:w="150" w:type="dxa"/>
+              <w:left w:w="240" w:type="dxa"/>
+              <w:bottom w:w="150" w:type="dxa"/>
+              <w:right w:w="240" w:type="dxa"/>
+            </w:tcMar>
+            <w:vAlign w:val="center"/>
+            <w:hideMark/>
+          </w:tcPr>
+          <w:p>
+            <w:pPr>
+              <w:spacing w:line="375" w:lineRule="atLeast"/>
+              <w:rPr>
+                <w:rFonts w:ascii="Segoe UI" w:hAnsi="Segoe UI" w:cs="Segoe UI"/>
+                <w:color w:val="0F1115"/>
+                <w:sz w:val="23"/>
+                <w:szCs w:val="23"/>
+              </w:rPr>
+            </w:pPr>
+            <w:r>
+              <w:rPr>
+                <w:rFonts w:ascii="Segoe UI" w:hAnsi="Segoe UI" w:cs="Segoe UI"/>
+                <w:color w:val="0F1115"/>
+                <w:sz w:val="23"/>
+                <w:szCs w:val="23"/>
+              </w:rPr>
+              <w:t>37</w:t>
+            </w:r>
+          </w:p>
+        </w:tc>
+        <w:tc>
+          <w:tcPr>
+            <w:tcW w:w="0" w:type="auto"/>
+            <w:shd w:val="clear" w:color="auto" w:fill="FFFFFF"/>
+            <w:tcMar>
+              <w:top w:w="150" w:type="dxa"/>
+              <w:left w:w="240" w:type="dxa"/>
+              <w:bottom w:w="150" w:type="dxa"/>
+              <w:right w:w="240" w:type="dxa"/>
+            </w:tcMar>
+            <w:vAlign w:val="center"/>
+            <w:hideMark/>
+          </w:tcPr>
+          <w:p>
+            <w:pPr>
+              <w:spacing w:line="375" w:lineRule="atLeast"/>
+              <w:rPr>
+                <w:rFonts w:ascii="Segoe UI" w:hAnsi="Segoe UI" w:cs="Segoe UI"/>
+                <w:color w:val="0F1115"/>
+                <w:sz w:val="23"/>
+                <w:szCs w:val="23"/>
+              </w:rPr>
+            </w:pPr>
+            <w:r>
+              <w:rPr>
+                <w:rFonts w:ascii="Segoe UI" w:hAnsi="Segoe UI" w:cs="Segoe UI"/>
+                <w:color w:val="0F1115"/>
+                <w:sz w:val="23"/>
+                <w:szCs w:val="23"/>
+              </w:rPr>
+              <w:t>46</w:t>
+            </w:r>
+          </w:p>
+        </w:tc>
+        <w:tc>
+          <w:tcPr>
+            <w:tcW w:w="0" w:type="auto"/>
+            <w:shd w:val="clear" w:color="auto" w:fill="FFFFFF"/>
+            <w:tcMar>
+              <w:top w:w="150" w:type="dxa"/>
+              <w:left w:w="240" w:type="dxa"/>
+              <w:bottom w:w="150" w:type="dxa"/>
+              <w:right w:w="0" w:type="dxa"/>
+            </w:tcMar>
+            <w:vAlign w:val="center"/>
+            <w:hideMark/>
+          </w:tcPr>
+          <w:p>
+            <w:pPr>
+              <w:spacing w:line="375" w:lineRule="atLeast"/>
+              <w:rPr>
+                <w:rFonts w:ascii="Segoe UI" w:hAnsi="Segoe UI" w:cs="Segoe UI"/>
+                <w:color w:val="0F1115"/>
+                <w:sz w:val="23"/>
+                <w:szCs w:val="23"/>
+              </w:rPr>
+            </w:pPr>
+            <w:proofErr w:type="spellStart"/>
+            <w:r>
+              <w:rPr>
+                <w:rStyle w:val="Strong"/>
+                <w:rFonts w:ascii="Segoe UI" w:hAnsi="Segoe UI" w:cs="Segoe UI"/>
+                <w:color w:val="0F1115"/>
+                <w:sz w:val="23"/>
+                <w:szCs w:val="23"/>
+              </w:rPr>
+              <w:t>подходит</w:t>
+            </w:r>
+            <w:proofErr w:type="spellEnd"/>
+          </w:p>
+        </w:tc>
+      </w:tr>
+      <w:tr>
+        <w:tc>
+          <w:tcPr>
+            <w:tcW w:w="0" w:type="auto"/>
+            <w:shd w:val="clear" w:color="auto" w:fill="FFFFFF"/>
+            <w:tcMar>
+              <w:top w:w="150" w:type="dxa"/>
+              <w:left w:w="0" w:type="dxa"/>
+              <w:bottom w:w="150" w:type="dxa"/>
+              <w:right w:w="240" w:type="dxa"/>
+            </w:tcMar>
+            <w:vAlign w:val="center"/>
+            <w:hideMark/>
+          </w:tcPr>
+          <w:p>
+            <w:pPr>
+              <w:spacing w:line="375" w:lineRule="atLeast"/>
+              <w:rPr>
+                <w:rFonts w:ascii="Segoe UI" w:hAnsi="Segoe UI" w:cs="Segoe UI"/>
+                <w:color w:val="0F1115"/>
+                <w:sz w:val="23"/>
+                <w:szCs w:val="23"/>
+              </w:rPr>
+            </w:pPr>
+            <w:r>
+              <w:rPr>
+                <w:rFonts w:ascii="Segoe UI" w:hAnsi="Segoe UI" w:cs="Segoe UI"/>
+                <w:color w:val="0F1115"/>
+                <w:sz w:val="23"/>
+                <w:szCs w:val="23"/>
+              </w:rPr>
+              <w:t>16</w:t>
+            </w:r>
+          </w:p>
+        </w:tc>
+        <w:tc>
+          <w:tcPr>
+            <w:tcW w:w="0" w:type="auto"/>
+            <w:shd w:val="clear" w:color="auto" w:fill="FFFFFF"/>
+            <w:tcMar>
+              <w:top w:w="150" w:type="dxa"/>
+              <w:left w:w="240" w:type="dxa"/>
+              <w:bottom w:w="150" w:type="dxa"/>
+              <w:right w:w="240" w:type="dxa"/>
+            </w:tcMar>
+            <w:vAlign w:val="center"/>
+            <w:hideMark/>
+          </w:tcPr>
+          <w:p>
+            <w:pPr>
+              <w:spacing w:line="375" w:lineRule="atLeast"/>
+              <w:rPr>
+                <w:rFonts w:ascii="Segoe UI" w:hAnsi="Segoe UI" w:cs="Segoe UI"/>
+                <w:color w:val="0F1115"/>
+                <w:sz w:val="23"/>
+                <w:szCs w:val="23"/>
+              </w:rPr>
+            </w:pPr>
+            <w:r>
+              <w:rPr>
+                <w:rFonts w:ascii="Segoe UI" w:hAnsi="Segoe UI" w:cs="Segoe UI"/>
+                <w:color w:val="0F1115"/>
+                <w:sz w:val="23"/>
+                <w:szCs w:val="23"/>
+              </w:rPr>
+              <w:t>21</w:t>
+            </w:r>
+          </w:p>
+        </w:tc>
+        <w:tc>
+          <w:tcPr>
+            <w:tcW w:w="0" w:type="auto"/>
+            <w:shd w:val="clear" w:color="auto" w:fill="FFFFFF"/>
+            <w:tcMar>
+              <w:top w:w="150" w:type="dxa"/>
+              <w:left w:w="240" w:type="dxa"/>
+              <w:bottom w:w="150" w:type="dxa"/>
+              <w:right w:w="240" w:type="dxa"/>
+            </w:tcMar>
+            <w:vAlign w:val="center"/>
+            <w:hideMark/>
+          </w:tcPr>
+          <w:p>
+            <w:pPr>
+              <w:spacing w:line="375" w:lineRule="atLeast"/>
+              <w:rPr>
+                <w:rFonts w:ascii="Segoe UI" w:hAnsi="Segoe UI" w:cs="Segoe UI"/>
+                <w:color w:val="0F1115"/>
+                <w:sz w:val="23"/>
+                <w:szCs w:val="23"/>
+              </w:rPr>
+            </w:pPr>
+            <w:r>
+              <w:rPr>
+                <w:rFonts w:ascii="Segoe UI" w:hAnsi="Segoe UI" w:cs="Segoe UI"/>
+                <w:color w:val="0F1115"/>
+                <w:sz w:val="23"/>
+                <w:szCs w:val="23"/>
+              </w:rPr>
+              <w:t>1</w:t>
+            </w:r>
+          </w:p>
+        </w:tc>
+        <w:tc>
+          <w:tcPr>
+            <w:tcW w:w="0" w:type="auto"/>
+            <w:shd w:val="clear" w:color="auto" w:fill="FFFFFF"/>
+            <w:tcMar>
+              <w:top w:w="150" w:type="dxa"/>
+              <w:left w:w="240" w:type="dxa"/>
+              <w:bottom w:w="150" w:type="dxa"/>
+              <w:right w:w="0" w:type="dxa"/>
+            </w:tcMar>
+            <w:vAlign w:val="center"/>
+            <w:hideMark/>
+          </w:tcPr>
+          <w:p>
+            <w:pPr>
+              <w:spacing w:line="375" w:lineRule="atLeast"/>
+              <w:rPr>
+                <w:rFonts w:ascii="Segoe UI" w:hAnsi="Segoe UI" w:cs="Segoe UI"/>
+                <w:color w:val="0F1115"/>
+                <w:sz w:val="23"/>
+                <w:szCs w:val="23"/>
+              </w:rPr>
+            </w:pPr>
+            <w:proofErr w:type="spellStart"/>
+            <w:r>
+              <w:rPr>
+                <w:rFonts w:ascii="Segoe UI" w:hAnsi="Segoe UI" w:cs="Segoe UI"/>
+                <w:color w:val="0F1115"/>
+                <w:sz w:val="23"/>
+                <w:szCs w:val="23"/>
+              </w:rPr>
+              <w:t>не</w:t>
+            </w:r>
+            <w:proofErr w:type="spellEnd"/>
+            <w:r>
+              <w:rPr>
+                <w:rFonts w:ascii="Segoe UI" w:hAnsi="Segoe UI" w:cs="Segoe UI"/>
+                <w:color w:val="0F1115"/>
+                <w:sz w:val="23"/>
+                <w:szCs w:val="23"/>
+              </w:rPr>
+              <w:t xml:space="preserve"> </w:t>
+            </w:r>
+            <w:proofErr w:type="spellStart"/>
+            <w:r>
+              <w:rPr>
+                <w:rFonts w:ascii="Segoe UI" w:hAnsi="Segoe UI" w:cs="Segoe UI"/>
+                <w:color w:val="0F1115"/>
+                <w:sz w:val="23"/>
+                <w:szCs w:val="23"/>
+              </w:rPr>
+              <w:t>подходит</w:t>
+            </w:r>
+            <w:proofErr w:type="spellEnd"/>
+          </w:p>
+        </w:tc>
+      </w:tr>
+      <w:tr>
+        <w:tc>
+          <w:tcPr>
+            <w:tcW w:w="0" w:type="auto"/>
+            <w:shd w:val="clear" w:color="auto" w:fill="FFFFFF"/>
+            <w:tcMar>
+              <w:top w:w="150" w:type="dxa"/>
+              <w:left w:w="0" w:type="dxa"/>
+              <w:bottom w:w="150" w:type="dxa"/>
+              <w:right w:w="240" w:type="dxa"/>
+            </w:tcMar>
+            <w:vAlign w:val="center"/>
+            <w:hideMark/>
+          </w:tcPr>
+          <w:p>
+            <w:pPr>
+              <w:spacing w:line="375" w:lineRule="atLeast"/>
+              <w:rPr>
+                <w:rFonts w:ascii="Segoe UI" w:hAnsi="Segoe UI" w:cs="Segoe UI"/>
+                <w:color w:val="0F1115"/>
+                <w:sz w:val="23"/>
+                <w:szCs w:val="23"/>
+              </w:rPr>
+            </w:pPr>
+            <w:r>
+              <w:rPr>
+                <w:rFonts w:ascii="Segoe UI" w:hAnsi="Segoe UI" w:cs="Segoe UI"/>
+                <w:color w:val="0F1115"/>
+                <w:sz w:val="23"/>
+                <w:szCs w:val="23"/>
+              </w:rPr>
+              <w:t>17</w:t>
+            </w:r>
+          </w:p>
+        </w:tc>
+        <w:tc>
+          <w:tcPr>
+            <w:tcW w:w="0" w:type="auto"/>
+            <w:shd w:val="clear" w:color="auto" w:fill="FFFFFF"/>
+            <w:tcMar>
+              <w:top w:w="150" w:type="dxa"/>
+              <w:left w:w="240" w:type="dxa"/>
+              <w:bottom w:w="150" w:type="dxa"/>
+              <w:right w:w="240" w:type="dxa"/>
+            </w:tcMar>
+            <w:vAlign w:val="center"/>
+            <w:hideMark/>
+          </w:tcPr>
+          <w:p>
+            <w:pPr>
+              <w:spacing w:line="375" w:lineRule="atLeast"/>
+              <w:rPr>
+                <w:rFonts w:ascii="Segoe UI" w:hAnsi="Segoe UI" w:cs="Segoe UI"/>
+                <w:color w:val="0F1115"/>
+                <w:sz w:val="23"/>
+                <w:szCs w:val="23"/>
+              </w:rPr>
+            </w:pPr>
+            <w:r>
+              <w:rPr>
+                <w:rFonts w:ascii="Segoe UI" w:hAnsi="Segoe UI" w:cs="Segoe UI"/>
+                <w:color w:val="0F1115"/>
+                <w:sz w:val="23"/>
+                <w:szCs w:val="23"/>
+              </w:rPr>
+              <w:t>7</w:t>
+            </w:r>
+          </w:p>
+        </w:tc>
+        <w:tc>
+          <w:tcPr>
+            <w:tcW w:w="0" w:type="auto"/>
+            <w:shd w:val="clear" w:color="auto" w:fill="FFFFFF"/>
+            <w:tcMar>
+              <w:top w:w="150" w:type="dxa"/>
+              <w:left w:w="240" w:type="dxa"/>
+              <w:bottom w:w="150" w:type="dxa"/>
+              <w:right w:w="240" w:type="dxa"/>
+            </w:tcMar>
+            <w:vAlign w:val="center"/>
+            <w:hideMark/>
+          </w:tcPr>
+          <w:p>
+            <w:pPr>
+              <w:spacing w:line="375" w:lineRule="atLeast"/>
+              <w:rPr>
+                <w:rFonts w:ascii="Segoe UI" w:hAnsi="Segoe UI" w:cs="Segoe UI"/>
+                <w:color w:val="0F1115"/>
+                <w:sz w:val="23"/>
+                <w:szCs w:val="23"/>
+              </w:rPr>
+            </w:pPr>
+            <w:r>
+              <w:rPr>
+                <w:rFonts w:ascii="Segoe UI" w:hAnsi="Segoe UI" w:cs="Segoe UI"/>
+                <w:color w:val="0F1115"/>
+                <w:sz w:val="23"/>
+                <w:szCs w:val="23"/>
+              </w:rPr>
+              <w:t>1</w:t>
+            </w:r>
+          </w:p>
+        </w:tc>
+        <w:tc>
+          <w:tcPr>
+            <w:tcW w:w="0" w:type="auto"/>
+            <w:shd w:val="clear" w:color="auto" w:fill="FFFFFF"/>
+            <w:tcMar>
+              <w:top w:w="150" w:type="dxa"/>
+              <w:left w:w="240" w:type="dxa"/>
+              <w:bottom w:w="150" w:type="dxa"/>
+              <w:right w:w="0" w:type="dxa"/>
+            </w:tcMar>
+            <w:vAlign w:val="center"/>
+            <w:hideMark/>
+          </w:tcPr>
+          <w:p>
+            <w:pPr>
+              <w:spacing w:line="375" w:lineRule="atLeast"/>
+              <w:rPr>
+                <w:rFonts w:ascii="Segoe UI" w:hAnsi="Segoe UI" w:cs="Segoe UI"/>
+                <w:color w:val="0F1115"/>
+                <w:sz w:val="23"/>
+                <w:szCs w:val="23"/>
+              </w:rPr>
+            </w:pPr>
+            <w:proofErr w:type="spellStart"/>
+            <w:r>
+              <w:rPr>
+                <w:rFonts w:ascii="Segoe UI" w:hAnsi="Segoe UI" w:cs="Segoe UI"/>
+                <w:color w:val="0F1115"/>
+                <w:sz w:val="23"/>
+                <w:szCs w:val="23"/>
+              </w:rPr>
+              <w:t>не</w:t>
+            </w:r>
+            <w:proofErr w:type="spellEnd"/>
+            <w:r>
+              <w:rPr>
+                <w:rFonts w:ascii="Segoe UI" w:hAnsi="Segoe UI" w:cs="Segoe UI"/>
+                <w:color w:val="0F1115"/>
+                <w:sz w:val="23"/>
+                <w:szCs w:val="23"/>
+              </w:rPr>
+              <w:t xml:space="preserve"> </w:t>
+            </w:r>
+            <w:proofErr w:type="spellStart"/>
+            <w:r>
+              <w:rPr>
+                <w:rFonts w:ascii="Segoe UI" w:hAnsi="Segoe UI" w:cs="Segoe UI"/>
+                <w:color w:val="0F1115"/>
+                <w:sz w:val="23"/>
+                <w:szCs w:val="23"/>
+              </w:rPr>
+              <w:t>подходит</w:t>
+            </w:r>
+            <w:proofErr w:type="spellEnd"/>
+          </w:p>
+        </w:tc>
+      </w:tr>
+      <w:tr>
+        <w:tc>
+          <w:tcPr>
+            <w:tcW w:w="0" w:type="auto"/>
+            <w:shd w:val="clear" w:color="auto" w:fill="FFFFFF"/>
+            <w:tcMar>
+              <w:top w:w="150" w:type="dxa"/>
+              <w:left w:w="0" w:type="dxa"/>
+              <w:bottom w:w="150" w:type="dxa"/>
+              <w:right w:w="240" w:type="dxa"/>
+            </w:tcMar>
+            <w:vAlign w:val="center"/>
+            <w:hideMark/>
+          </w:tcPr>
+          <w:p>
+            <w:pPr>
+              <w:spacing w:line="375" w:lineRule="atLeast"/>
+              <w:rPr>
+                <w:rFonts w:ascii="Segoe UI" w:hAnsi="Segoe UI" w:cs="Segoe UI"/>
+                <w:color w:val="0F1115"/>
+                <w:sz w:val="23"/>
+                <w:szCs w:val="23"/>
+              </w:rPr>
+            </w:pPr>
+            <w:r>
+              <w:rPr>
+                <w:rFonts w:ascii="Segoe UI" w:hAnsi="Segoe UI" w:cs="Segoe UI"/>
+                <w:color w:val="0F1115"/>
+                <w:sz w:val="23"/>
+                <w:szCs w:val="23"/>
+              </w:rPr>
+              <w:t>18</w:t>
+            </w:r>
+          </w:p>
+        </w:tc>
+        <w:tc>
+          <w:tcPr>
+            <w:tcW w:w="0" w:type="auto"/>
+            <w:shd w:val="clear" w:color="auto" w:fill="FFFFFF"/>
+            <w:tcMar>
+              <w:top w:w="150" w:type="dxa"/>
+              <w:left w:w="240" w:type="dxa"/>
+              <w:bottom w:w="150" w:type="dxa"/>
+              <w:right w:w="240" w:type="dxa"/>
+            </w:tcMar>
+            <w:vAlign w:val="center"/>
+            <w:hideMark/>
+          </w:tcPr>
+          <w:p>
+            <w:pPr>
+              <w:spacing w:line="375" w:lineRule="atLeast"/>
+              <w:rPr>
+                <w:rFonts w:ascii="Segoe UI" w:hAnsi="Segoe UI" w:cs="Segoe UI"/>
+                <w:color w:val="0F1115"/>
+                <w:sz w:val="23"/>
+                <w:szCs w:val="23"/>
+              </w:rPr>
+            </w:pPr>
+            <w:r>
+              <w:rPr>
+                <w:rFonts w:ascii="Segoe UI" w:hAnsi="Segoe UI" w:cs="Segoe UI"/>
+                <w:color w:val="0F1115"/>
+                <w:sz w:val="23"/>
+                <w:szCs w:val="23"/>
+              </w:rPr>
+              <w:t>42</w:t>
+            </w:r>
+          </w:p>
+        </w:tc>
+        <w:tc>
+          <w:tcPr>
+            <w:tcW w:w="0" w:type="auto"/>
+            <w:shd w:val="clear" w:color="auto" w:fill="FFFFFF"/>
+            <w:tcMar>
+              <w:top w:w="150" w:type="dxa"/>
+              <w:left w:w="240" w:type="dxa"/>
+              <w:bottom w:w="150" w:type="dxa"/>
+              <w:right w:w="240" w:type="dxa"/>
+            </w:tcMar>
+            <w:vAlign w:val="center"/>
+            <w:hideMark/>
+          </w:tcPr>
+          <w:p>
+            <w:pPr>
+              <w:spacing w:line="375" w:lineRule="atLeast"/>
+              <w:rPr>
+                <w:rFonts w:ascii="Segoe UI" w:hAnsi="Segoe UI" w:cs="Segoe UI"/>
+                <w:color w:val="0F1115"/>
+                <w:sz w:val="23"/>
+                <w:szCs w:val="23"/>
+              </w:rPr>
+            </w:pPr>
+            <w:r>
+              <w:rPr>
+                <w:rFonts w:ascii="Segoe UI" w:hAnsi="Segoe UI" w:cs="Segoe UI"/>
+                <w:color w:val="0F1115"/>
+                <w:sz w:val="23"/>
+                <w:szCs w:val="23"/>
+              </w:rPr>
+              <w:t>1</w:t>
+            </w:r>
+          </w:p>
+        </w:tc>
+        <w:tc>
+          <w:tcPr>
+            <w:tcW w:w="0" w:type="auto"/>
+            <w:shd w:val="clear" w:color="auto" w:fill="FFFFFF"/>
+            <w:tcMar>
+              <w:top w:w="150" w:type="dxa"/>
+              <w:left w:w="240" w:type="dxa"/>
+              <w:bottom w:w="150" w:type="dxa"/>
+              <w:right w:w="0" w:type="dxa"/>
+            </w:tcMar>
+            <w:vAlign w:val="center"/>
+            <w:hideMark/>
+          </w:tcPr>
+          <w:p>
+            <w:pPr>
+              <w:spacing w:line="375" w:lineRule="atLeast"/>
+              <w:rPr>
+                <w:rFonts w:ascii="Segoe UI" w:hAnsi="Segoe UI" w:cs="Segoe UI"/>
+                <w:color w:val="0F1115"/>
+                <w:sz w:val="23"/>
+                <w:szCs w:val="23"/>
+              </w:rPr>
+            </w:pPr>
+            <w:proofErr w:type="spellStart"/>
+            <w:r>
+              <w:rPr>
+                <w:rFonts w:ascii="Segoe UI" w:hAnsi="Segoe UI" w:cs="Segoe UI"/>
+                <w:color w:val="0F1115"/>
+                <w:sz w:val="23"/>
+                <w:szCs w:val="23"/>
+              </w:rPr>
+              <w:t>не</w:t>
+            </w:r>
+            <w:proofErr w:type="spellEnd"/>
+            <w:r>
+              <w:rPr>
+                <w:rFonts w:ascii="Segoe UI" w:hAnsi="Segoe UI" w:cs="Segoe UI"/>
+                <w:color w:val="0F1115"/>
+                <w:sz w:val="23"/>
+                <w:szCs w:val="23"/>
+              </w:rPr>
+              <w:t xml:space="preserve"> </w:t>
+            </w:r>
+            <w:proofErr w:type="spellStart"/>
+            <w:r>
+              <w:rPr>
+                <w:rFonts w:ascii="Segoe UI" w:hAnsi="Segoe UI" w:cs="Segoe UI"/>
+                <w:color w:val="0F1115"/>
+                <w:sz w:val="23"/>
+                <w:szCs w:val="23"/>
+              </w:rPr>
+              <w:t>подходит</w:t>
+            </w:r>
+            <w:proofErr w:type="spellEnd"/>
+          </w:p>
+        </w:tc>
+      </w:tr>
+      <w:tr>
+        <w:tc>
+          <w:tcPr>
+            <w:tcW w:w="0" w:type="auto"/>
+            <w:shd w:val="clear" w:color="auto" w:fill="FFFFFF"/>
+            <w:tcMar>
+              <w:top w:w="150" w:type="dxa"/>
+              <w:left w:w="0" w:type="dxa"/>
+              <w:bottom w:w="150" w:type="dxa"/>
+              <w:right w:w="240" w:type="dxa"/>
+            </w:tcMar>
+            <w:vAlign w:val="center"/>
+            <w:hideMark/>
+          </w:tcPr>
+          <w:p>
+            <w:pPr>
+              <w:spacing w:line="375" w:lineRule="atLeast"/>
+              <w:rPr>
+                <w:rFonts w:ascii="Segoe UI" w:hAnsi="Segoe UI" w:cs="Segoe UI"/>
+                <w:color w:val="0F1115"/>
+                <w:sz w:val="23"/>
+                <w:szCs w:val="23"/>
+              </w:rPr>
+            </w:pPr>
+            <w:r>
+              <w:rPr>
+                <w:rFonts w:ascii="Segoe UI" w:hAnsi="Segoe UI" w:cs="Segoe UI"/>
+                <w:color w:val="0F1115"/>
+                <w:sz w:val="23"/>
+                <w:szCs w:val="23"/>
+              </w:rPr>
+              <w:t>19</w:t>
+            </w:r>
+          </w:p>
+        </w:tc>
+        <w:tc>
+          <w:tcPr>
+            <w:tcW w:w="0" w:type="auto"/>
+            <w:shd w:val="clear" w:color="auto" w:fill="FFFFFF"/>
+            <w:tcMar>
+              <w:top w:w="150" w:type="dxa"/>
+              <w:left w:w="240" w:type="dxa"/>
+              <w:bottom w:w="150" w:type="dxa"/>
+              <w:right w:w="240" w:type="dxa"/>
+            </w:tcMar>
+            <w:vAlign w:val="center"/>
+            <w:hideMark/>
+          </w:tcPr>
+          <w:p>
+            <w:pPr>
+              <w:spacing w:line="375" w:lineRule="atLeast"/>
+              <w:rPr>
+                <w:rFonts w:ascii="Segoe UI" w:hAnsi="Segoe UI" w:cs="Segoe UI"/>
+                <w:color w:val="0F1115"/>
+                <w:sz w:val="23"/>
+                <w:szCs w:val="23"/>
+              </w:rPr>
+            </w:pPr>
+            <w:r>
+              <w:rPr>
+                <w:rFonts w:ascii="Segoe UI" w:hAnsi="Segoe UI" w:cs="Segoe UI"/>
+                <w:color w:val="0F1115"/>
+                <w:sz w:val="23"/>
+                <w:szCs w:val="23"/>
+              </w:rPr>
+              <w:t>32</w:t>
+            </w:r>
+          </w:p>
+        </w:tc>
+        <w:tc>
+          <w:tcPr>
+            <w:tcW w:w="0" w:type="auto"/>
+            <w:shd w:val="clear" w:color="auto" w:fill="FFFFFF"/>
+            <w:tcMar>
+              <w:top w:w="150" w:type="dxa"/>
+              <w:left w:w="240" w:type="dxa"/>
+              <w:bottom w:w="150" w:type="dxa"/>
+              <w:right w:w="240" w:type="dxa"/>
+            </w:tcMar>
+            <w:vAlign w:val="center"/>
+            <w:hideMark/>
+          </w:tcPr>
+          <w:p>
+            <w:pPr>
+              <w:spacing w:line="375" w:lineRule="atLeast"/>
+              <w:rPr>
+                <w:rFonts w:ascii="Segoe UI" w:hAnsi="Segoe UI" w:cs="Segoe UI"/>
+                <w:color w:val="0F1115"/>
+                <w:sz w:val="23"/>
+                <w:szCs w:val="23"/>
+              </w:rPr>
+            </w:pPr>
+            <w:r>
+              <w:rPr>
+                <w:rFonts w:ascii="Segoe UI" w:hAnsi="Segoe UI" w:cs="Segoe UI"/>
+                <w:color w:val="0F1115"/>
+                <w:sz w:val="23"/>
+                <w:szCs w:val="23"/>
+              </w:rPr>
+              <w:t>46</w:t>
+            </w:r>
+          </w:p>
+        </w:tc>
+        <w:tc>
+          <w:tcPr>
+            <w:tcW w:w="0" w:type="auto"/>
+            <w:shd w:val="clear" w:color="auto" w:fill="FFFFFF"/>
+            <w:tcMar>
+              <w:top w:w="150" w:type="dxa"/>
+              <w:left w:w="240" w:type="dxa"/>
+              <w:bottom w:w="150" w:type="dxa"/>
+              <w:right w:w="0" w:type="dxa"/>
+            </w:tcMar>
+            <w:vAlign w:val="center"/>
+            <w:hideMark/>
+          </w:tcPr>
+          <w:p>
+            <w:pPr>
+              <w:spacing w:line="375" w:lineRule="atLeast"/>
+              <w:rPr>
+                <w:rFonts w:ascii="Segoe UI" w:hAnsi="Segoe UI" w:cs="Segoe UI"/>
+                <w:color w:val="0F1115"/>
+                <w:sz w:val="23"/>
+                <w:szCs w:val="23"/>
+              </w:rPr>
+            </w:pPr>
+            <w:proofErr w:type="spellStart"/>
+            <w:r>
+              <w:rPr>
+                <w:rStyle w:val="Strong"/>
+                <w:rFonts w:ascii="Segoe UI" w:hAnsi="Segoe UI" w:cs="Segoe UI"/>
+                <w:color w:val="0F1115"/>
+                <w:sz w:val="23"/>
+                <w:szCs w:val="23"/>
+              </w:rPr>
+              <w:t>подходит</w:t>
+            </w:r>
+            <w:proofErr w:type="spellEnd"/>
+          </w:p>
+        </w:tc>
+      </w:tr>
+      <w:tr>
+        <w:tc>
+          <w:tcPr>
+            <w:tcW w:w="0" w:type="auto"/>
+            <w:shd w:val="clear" w:color="auto" w:fill="FFFFFF"/>
+            <w:tcMar>
+              <w:top w:w="150" w:type="dxa"/>
+              <w:left w:w="0" w:type="dxa"/>
+              <w:bottom w:w="150" w:type="dxa"/>
+              <w:right w:w="240" w:type="dxa"/>
+            </w:tcMar>
+            <w:vAlign w:val="center"/>
+            <w:hideMark/>
+          </w:tcPr>
+          <w:p>
+            <w:pPr>
+              <w:spacing w:line="375" w:lineRule="atLeast"/>
+              <w:rPr>
+                <w:rFonts w:ascii="Segoe UI" w:hAnsi="Segoe UI" w:cs="Segoe UI"/>
+                <w:color w:val="0F1115"/>
+                <w:sz w:val="23"/>
+                <w:szCs w:val="23"/>
+              </w:rPr>
+            </w:pPr>
+            <w:r>
+              <w:rPr>
+                <w:rFonts w:ascii="Segoe UI" w:hAnsi="Segoe UI" w:cs="Segoe UI"/>
+                <w:color w:val="0F1115"/>
+                <w:sz w:val="23"/>
+                <w:szCs w:val="23"/>
+              </w:rPr>
+              <w:t>20</w:t>
+            </w:r>
+          </w:p>
+        </w:tc>
+        <w:tc>
+          <w:tcPr>
+            <w:tcW w:w="0" w:type="auto"/>
+            <w:shd w:val="clear" w:color="auto" w:fill="FFFFFF"/>
+            <w:tcMar>
+              <w:top w:w="150" w:type="dxa"/>
+              <w:left w:w="240" w:type="dxa"/>
+              <w:bottom w:w="150" w:type="dxa"/>
+              <w:right w:w="240" w:type="dxa"/>
+            </w:tcMar>
+            <w:vAlign w:val="center"/>
+            <w:hideMark/>
+          </w:tcPr>
+          <w:p>
+            <w:pPr>
+              <w:spacing w:line="375" w:lineRule="atLeast"/>
+              <w:rPr>
+                <w:rFonts w:ascii="Segoe UI" w:hAnsi="Segoe UI" w:cs="Segoe UI"/>
+                <w:color w:val="0F1115"/>
+                <w:sz w:val="23"/>
+                <w:szCs w:val="23"/>
+              </w:rPr>
+            </w:pPr>
+            <w:r>
+              <w:rPr>
+                <w:rFonts w:ascii="Segoe UI" w:hAnsi="Segoe UI" w:cs="Segoe UI"/>
+                <w:color w:val="0F1115"/>
+                <w:sz w:val="23"/>
+                <w:szCs w:val="23"/>
+              </w:rPr>
+              <w:t>24</w:t>
+            </w:r>
+          </w:p>
+        </w:tc>
+        <w:tc>
+          <w:tcPr>
+            <w:tcW w:w="0" w:type="auto"/>
+            <w:shd w:val="clear" w:color="auto" w:fill="FFFFFF"/>
+            <w:tcMar>
+              <w:top w:w="150" w:type="dxa"/>
+              <w:left w:w="240" w:type="dxa"/>
+              <w:bottom w:w="150" w:type="dxa"/>
+              <w:right w:w="240" w:type="dxa"/>
+            </w:tcMar>
+            <w:vAlign w:val="center"/>
+            <w:hideMark/>
+          </w:tcPr>
+          <w:p>
+            <w:pPr>
+              <w:spacing w:line="375" w:lineRule="atLeast"/>
+              <w:rPr>
+                <w:rFonts w:ascii="Segoe UI" w:hAnsi="Segoe UI" w:cs="Segoe UI"/>
+                <w:color w:val="0F1115"/>
+                <w:sz w:val="23"/>
+                <w:szCs w:val="23"/>
+              </w:rPr>
+            </w:pPr>
+            <w:r>
+              <w:rPr>
+                <w:rFonts w:ascii="Segoe UI" w:hAnsi="Segoe UI" w:cs="Segoe UI"/>
+                <w:color w:val="0F1115"/>
+                <w:sz w:val="23"/>
+                <w:szCs w:val="23"/>
+              </w:rPr>
+              <w:t>46</w:t>
+            </w:r>
+          </w:p>
+        </w:tc>
+        <w:tc>
+          <w:tcPr>
+            <w:tcW w:w="0" w:type="auto"/>
+            <w:shd w:val="clear" w:color="auto" w:fill="FFFFFF"/>
+            <w:tcMar>
+              <w:top w:w="150" w:type="dxa"/>
+              <w:left w:w="240" w:type="dxa"/>
+              <w:bottom w:w="150" w:type="dxa"/>
+              <w:right w:w="0" w:type="dxa"/>
+            </w:tcMar>
+            <w:vAlign w:val="center"/>
+            <w:hideMark/>
+          </w:tcPr>
+          <w:p>
+            <w:pPr>
+              <w:spacing w:line="375" w:lineRule="atLeast"/>
+              <w:rPr>
+                <w:rFonts w:ascii="Segoe UI" w:hAnsi="Segoe UI" w:cs="Segoe UI"/>
+                <w:color w:val="0F1115"/>
+                <w:sz w:val="23"/>
+                <w:szCs w:val="23"/>
+              </w:rPr>
+            </w:pPr>
+            <w:proofErr w:type="spellStart"/>
+            <w:r>
+              <w:rPr>
+                <w:rStyle w:val="Strong"/>
+                <w:rFonts w:ascii="Segoe UI" w:hAnsi="Segoe UI" w:cs="Segoe UI"/>
+                <w:color w:val="0F1115"/>
+                <w:sz w:val="23"/>
+                <w:szCs w:val="23"/>
+              </w:rPr>
+              <w:t>подходит</w:t>
+            </w:r>
+            <w:proofErr w:type="spellEnd"/>
+          </w:p>
+        </w:tc>
+      </w:tr>
+      <w:tr>
+        <w:tc>
+          <w:tcPr>
+            <w:tcW w:w="0" w:type="auto"/>
+            <w:shd w:val="clear" w:color="auto" w:fill="FFFFFF"/>
+            <w:tcMar>
+              <w:top w:w="150" w:type="dxa"/>
+              <w:left w:w="0" w:type="dxa"/>
+              <w:bottom w:w="150" w:type="dxa"/>
+              <w:right w:w="240" w:type="dxa"/>
+            </w:tcMar>
+            <w:vAlign w:val="center"/>
+            <w:hideMark/>
+          </w:tcPr>
+          <w:p>
+            <w:pPr>
+              <w:spacing w:line="375" w:lineRule="atLeast"/>
+              <w:rPr>
+                <w:rFonts w:ascii="Segoe UI" w:hAnsi="Segoe UI" w:cs="Segoe UI"/>
+                <w:color w:val="0F1115"/>
+                <w:sz w:val="23"/>
+                <w:szCs w:val="23"/>
+              </w:rPr>
+            </w:pPr>
+            <w:r>
+              <w:rPr>
+                <w:rFonts w:ascii="Segoe UI" w:hAnsi="Segoe UI" w:cs="Segoe UI"/>
+                <w:color w:val="0F1115"/>
+                <w:sz w:val="23"/>
+                <w:szCs w:val="23"/>
+              </w:rPr>
+              <w:t>21</w:t>
+            </w:r>
+          </w:p>
+        </w:tc>
+        <w:tc>
+          <w:tcPr>
+            <w:tcW w:w="0" w:type="auto"/>
+            <w:shd w:val="clear" w:color="auto" w:fill="FFFFFF"/>
+            <w:tcMar>
+              <w:top w:w="150" w:type="dxa"/>
+              <w:left w:w="240" w:type="dxa"/>
+              <w:bottom w:w="150" w:type="dxa"/>
+              <w:right w:w="240" w:type="dxa"/>
+            </w:tcMar>
+            <w:vAlign w:val="center"/>
+            <w:hideMark/>
+          </w:tcPr>
+          <w:p>
+            <w:pPr>
+              <w:spacing w:line="375" w:lineRule="atLeast"/>
+              <w:rPr>
+                <w:rFonts w:ascii="Segoe UI" w:hAnsi="Segoe UI" w:cs="Segoe UI"/>
+                <w:color w:val="0F1115"/>
+                <w:sz w:val="23"/>
+                <w:szCs w:val="23"/>
+              </w:rPr>
+            </w:pPr>
+            <w:r>
+              <w:rPr>
+                <w:rFonts w:ascii="Segoe UI" w:hAnsi="Segoe UI" w:cs="Segoe UI"/>
+                <w:color w:val="0F1115"/>
+                <w:sz w:val="23"/>
+                <w:szCs w:val="23"/>
+              </w:rPr>
+              <w:t>18</w:t>
+            </w:r>
+          </w:p>
+        </w:tc>
+        <w:tc>
+          <w:tcPr>
+            <w:tcW w:w="0" w:type="auto"/>
+            <w:shd w:val="clear" w:color="auto" w:fill="FFFFFF"/>
+            <w:tcMar>
+              <w:top w:w="150" w:type="dxa"/>
+              <w:left w:w="240" w:type="dxa"/>
+              <w:bottom w:w="150" w:type="dxa"/>
+              <w:right w:w="240" w:type="dxa"/>
+            </w:tcMar>
+            <w:vAlign w:val="center"/>
+            <w:hideMark/>
+          </w:tcPr>
+          <w:p>
+            <w:pPr>
+              <w:spacing w:line="375" w:lineRule="atLeast"/>
+              <w:rPr>
+                <w:rFonts w:ascii="Segoe UI" w:hAnsi="Segoe UI" w:cs="Segoe UI"/>
+                <w:color w:val="0F1115"/>
+                <w:sz w:val="23"/>
+                <w:szCs w:val="23"/>
+              </w:rPr>
+            </w:pPr>
+            <w:r>
+              <w:rPr>
+                <w:rFonts w:ascii="Segoe UI" w:hAnsi="Segoe UI" w:cs="Segoe UI"/>
+                <w:color w:val="0F1115"/>
+                <w:sz w:val="23"/>
+                <w:szCs w:val="23"/>
+              </w:rPr>
+              <w:t>1</w:t>
+            </w:r>
+          </w:p>
+        </w:tc>
+        <w:tc>
+          <w:tcPr>
+            <w:tcW w:w="0" w:type="auto"/>
+            <w:shd w:val="clear" w:color="auto" w:fill="FFFFFF"/>
+            <w:tcMar>
+              <w:top w:w="150" w:type="dxa"/>
+              <w:left w:w="240" w:type="dxa"/>
+              <w:bottom w:w="150" w:type="dxa"/>
+              <w:right w:w="0" w:type="dxa"/>
+            </w:tcMar>
+            <w:vAlign w:val="center"/>
+            <w:hideMark/>
+          </w:tcPr>
+          <w:p>
+            <w:pPr>
+              <w:spacing w:line="375" w:lineRule="atLeast"/>
+              <w:rPr>
+                <w:rFonts w:ascii="Segoe UI" w:hAnsi="Segoe UI" w:cs="Segoe UI"/>
+                <w:color w:val="0F1115"/>
+                <w:sz w:val="23"/>
+                <w:szCs w:val="23"/>
+              </w:rPr>
+            </w:pPr>
+            <w:proofErr w:type="spellStart"/>
+            <w:r>
+              <w:rPr>
+                <w:rFonts w:ascii="Segoe UI" w:hAnsi="Segoe UI" w:cs="Segoe UI"/>
+                <w:color w:val="0F1115"/>
+                <w:sz w:val="23"/>
+                <w:szCs w:val="23"/>
+              </w:rPr>
+              <w:t>не</w:t>
+            </w:r>
+            <w:proofErr w:type="spellEnd"/>
+            <w:r>
+              <w:rPr>
+                <w:rFonts w:ascii="Segoe UI" w:hAnsi="Segoe UI" w:cs="Segoe UI"/>
+                <w:color w:val="0F1115"/>
+                <w:sz w:val="23"/>
+                <w:szCs w:val="23"/>
+              </w:rPr>
+              <w:t xml:space="preserve"> </w:t>
+            </w:r>
+            <w:proofErr w:type="spellStart"/>
+            <w:r>
+              <w:rPr>
+                <w:rFonts w:ascii="Segoe UI" w:hAnsi="Segoe UI" w:cs="Segoe UI"/>
+                <w:color w:val="0F1115"/>
+                <w:sz w:val="23"/>
+                <w:szCs w:val="23"/>
+              </w:rPr>
+              <w:t>подходит</w:t>
+            </w:r>
+            <w:proofErr w:type="spellEnd"/>
+          </w:p>
+        </w:tc>
+      </w:tr>
+      <w:tr>
+        <w:tc>
+          <w:tcPr>
+            <w:tcW w:w="0" w:type="auto"/>
+            <w:shd w:val="clear" w:color="auto" w:fill="FFFFFF"/>
+            <w:tcMar>
+              <w:top w:w="150" w:type="dxa"/>
+              <w:left w:w="0" w:type="dxa"/>
+              <w:bottom w:w="150" w:type="dxa"/>
+              <w:right w:w="240" w:type="dxa"/>
+            </w:tcMar>
+            <w:vAlign w:val="center"/>
+            <w:hideMark/>
+          </w:tcPr>
+          <w:p>
+            <w:pPr>
+              <w:spacing w:line="375" w:lineRule="atLeast"/>
+              <w:rPr>
+                <w:rFonts w:ascii="Segoe UI" w:hAnsi="Segoe UI" w:cs="Segoe UI"/>
+                <w:color w:val="0F1115"/>
+                <w:sz w:val="23"/>
+                <w:szCs w:val="23"/>
+              </w:rPr>
+            </w:pPr>
+            <w:r>
+              <w:rPr>
+                <w:rFonts w:ascii="Segoe UI" w:hAnsi="Segoe UI" w:cs="Segoe UI"/>
+                <w:color w:val="0F1115"/>
+                <w:sz w:val="23"/>
+                <w:szCs w:val="23"/>
+              </w:rPr>
+              <w:t>22</w:t>
+            </w:r>
+          </w:p>
+        </w:tc>
+        <w:tc>
+          <w:tcPr>
+            <w:tcW w:w="0" w:type="auto"/>
+            <w:shd w:val="clear" w:color="auto" w:fill="FFFFFF"/>
+            <w:tcMar>
+              <w:top w:w="150" w:type="dxa"/>
+              <w:left w:w="240" w:type="dxa"/>
+              <w:bottom w:w="150" w:type="dxa"/>
+              <w:right w:w="240" w:type="dxa"/>
+            </w:tcMar>
+            <w:vAlign w:val="center"/>
+            <w:hideMark/>
+          </w:tcPr>
+          <w:p>
+            <w:pPr>
+              <w:spacing w:line="375" w:lineRule="atLeast"/>
+              <w:rPr>
+                <w:rFonts w:ascii="Segoe UI" w:hAnsi="Segoe UI" w:cs="Segoe UI"/>
+                <w:color w:val="0F1115"/>
+                <w:sz w:val="23"/>
+                <w:szCs w:val="23"/>
+              </w:rPr>
+            </w:pPr>
+            <w:r>
+              <w:rPr>
+                <w:rFonts w:ascii="Segoe UI" w:hAnsi="Segoe UI" w:cs="Segoe UI"/>
+                <w:color w:val="0F1115"/>
+                <w:sz w:val="23"/>
+                <w:szCs w:val="23"/>
+              </w:rPr>
+              <w:t>14</w:t>
+            </w:r>
+          </w:p>
+        </w:tc>
+        <w:tc>
+          <w:tcPr>
+            <w:tcW w:w="0" w:type="auto"/>
+            <w:shd w:val="clear" w:color="auto" w:fill="FFFFFF"/>
+            <w:tcMar>
+              <w:top w:w="150" w:type="dxa"/>
+              <w:left w:w="240" w:type="dxa"/>
+              <w:bottom w:w="150" w:type="dxa"/>
+              <w:right w:w="240" w:type="dxa"/>
+            </w:tcMar>
+            <w:vAlign w:val="center"/>
+            <w:hideMark/>
+          </w:tcPr>
+          <w:p>
+            <w:pPr>
+              <w:spacing w:line="375" w:lineRule="atLeast"/>
+              <w:rPr>
+                <w:rFonts w:ascii="Segoe UI" w:hAnsi="Segoe UI" w:cs="Segoe UI"/>
+                <w:color w:val="0F1115"/>
+                <w:sz w:val="23"/>
+                <w:szCs w:val="23"/>
+              </w:rPr>
+            </w:pPr>
+            <w:r>
+              <w:rPr>
+                <w:rFonts w:ascii="Segoe UI" w:hAnsi="Segoe UI" w:cs="Segoe UI"/>
+                <w:color w:val="0F1115"/>
+                <w:sz w:val="23"/>
+                <w:szCs w:val="23"/>
+              </w:rPr>
+              <w:t>46</w:t>
+            </w:r>
+          </w:p>
+        </w:tc>
+        <w:tc>
+          <w:tcPr>
+            <w:tcW w:w="0" w:type="auto"/>
+            <w:shd w:val="clear" w:color="auto" w:fill="FFFFFF"/>
+            <w:tcMar>
+              <w:top w:w="150" w:type="dxa"/>
+              <w:left w:w="240" w:type="dxa"/>
+              <w:bottom w:w="150" w:type="dxa"/>
+              <w:right w:w="0" w:type="dxa"/>
+            </w:tcMar>
+            <w:vAlign w:val="center"/>
+            <w:hideMark/>
+          </w:tcPr>
+          <w:p>
+            <w:pPr>
+              <w:spacing w:line="375" w:lineRule="atLeast"/>
+              <w:rPr>
+                <w:rFonts w:ascii="Segoe UI" w:hAnsi="Segoe UI" w:cs="Segoe UI"/>
+                <w:color w:val="0F1115"/>
+                <w:sz w:val="23"/>
+                <w:szCs w:val="23"/>
+              </w:rPr>
+            </w:pPr>
+            <w:proofErr w:type="spellStart"/>
+            <w:r>
+              <w:rPr>
+                <w:rStyle w:val="Strong"/>
+                <w:rFonts w:ascii="Segoe UI" w:hAnsi="Segoe UI" w:cs="Segoe UI"/>
+                <w:color w:val="0F1115"/>
+                <w:sz w:val="23"/>
+                <w:szCs w:val="23"/>
+              </w:rPr>
+              <w:t>подходит</w:t>
+            </w:r>
+            <w:proofErr w:type="spellEnd"/>
+          </w:p>
+        </w:tc>
+      </w:tr>
+      <w:tr>
+        <w:tc>
+          <w:tcPr>
+            <w:tcW w:w="0" w:type="auto"/>
+            <w:shd w:val="clear" w:color="auto" w:fill="FFFFFF"/>
+            <w:tcMar>
+              <w:top w:w="150" w:type="dxa"/>
+              <w:left w:w="0" w:type="dxa"/>
+              <w:bottom w:w="150" w:type="dxa"/>
+              <w:right w:w="240" w:type="dxa"/>
+            </w:tcMar>
+            <w:vAlign w:val="center"/>
+            <w:hideMark/>
+          </w:tcPr>
+          <w:p>
+            <w:pPr>
+              <w:spacing w:line="375" w:lineRule="atLeast"/>
+              <w:rPr>
+                <w:rFonts w:ascii="Segoe UI" w:hAnsi="Segoe UI" w:cs="Segoe UI"/>
+                <w:color w:val="0F1115"/>
+                <w:sz w:val="23"/>
+                <w:szCs w:val="23"/>
+              </w:rPr>
+            </w:pPr>
+            <w:r>
+              <w:rPr>
+                <w:rFonts w:ascii="Segoe UI" w:hAnsi="Segoe UI" w:cs="Segoe UI"/>
+                <w:color w:val="0F1115"/>
+                <w:sz w:val="23"/>
+                <w:szCs w:val="23"/>
+              </w:rPr>
+              <w:t>23</w:t>
+            </w:r>
+          </w:p>
+        </w:tc>
+        <w:tc>
+          <w:tcPr>
+            <w:tcW w:w="0" w:type="auto"/>
+            <w:shd w:val="clear" w:color="auto" w:fill="FFFFFF"/>
+            <w:tcMar>
+              <w:top w:w="150" w:type="dxa"/>
+              <w:left w:w="240" w:type="dxa"/>
+              <w:bottom w:w="150" w:type="dxa"/>
+              <w:right w:w="240" w:type="dxa"/>
+            </w:tcMar>
+            <w:vAlign w:val="center"/>
+            <w:hideMark/>
+          </w:tcPr>
+          <w:p>
+            <w:pPr>
+              <w:spacing w:line="375" w:lineRule="atLeast"/>
+              <w:rPr>
+                <w:rFonts w:ascii="Segoe UI" w:hAnsi="Segoe UI" w:cs="Segoe UI"/>
+                <w:color w:val="0F1115"/>
+                <w:sz w:val="23"/>
+                <w:szCs w:val="23"/>
+              </w:rPr>
+            </w:pPr>
+            <w:r>
+              <w:rPr>
+                <w:rFonts w:ascii="Segoe UI" w:hAnsi="Segoe UI" w:cs="Segoe UI"/>
+                <w:color w:val="0F1115"/>
+                <w:sz w:val="23"/>
+                <w:szCs w:val="23"/>
+              </w:rPr>
+              <w:t>12</w:t>
+            </w:r>
+          </w:p>
+        </w:tc>
+        <w:tc>
+          <w:tcPr>
+            <w:tcW w:w="0" w:type="auto"/>
+            <w:shd w:val="clear" w:color="auto" w:fill="FFFFFF"/>
+            <w:tcMar>
+              <w:top w:w="150" w:type="dxa"/>
+              <w:left w:w="240" w:type="dxa"/>
+              <w:bottom w:w="150" w:type="dxa"/>
+              <w:right w:w="240" w:type="dxa"/>
+            </w:tcMar>
+            <w:vAlign w:val="center"/>
+            <w:hideMark/>
+          </w:tcPr>
+          <w:p>
+            <w:pPr>
+              <w:spacing w:line="375" w:lineRule="atLeast"/>
+              <w:rPr>
+                <w:rFonts w:ascii="Segoe UI" w:hAnsi="Segoe UI" w:cs="Segoe UI"/>
+                <w:color w:val="0F1115"/>
+                <w:sz w:val="23"/>
+                <w:szCs w:val="23"/>
+              </w:rPr>
+            </w:pPr>
+            <w:r>
+              <w:rPr>
+                <w:rFonts w:ascii="Segoe UI" w:hAnsi="Segoe UI" w:cs="Segoe UI"/>
+                <w:color w:val="0F1115"/>
+                <w:sz w:val="23"/>
+                <w:szCs w:val="23"/>
+              </w:rPr>
+              <w:t>46</w:t>
+            </w:r>
+          </w:p>
+        </w:tc>
+        <w:tc>
+          <w:tcPr>
+            <w:tcW w:w="0" w:type="auto"/>
+            <w:shd w:val="clear" w:color="auto" w:fill="FFFFFF"/>
+            <w:tcMar>
+              <w:top w:w="150" w:type="dxa"/>
+              <w:left w:w="240" w:type="dxa"/>
+              <w:bottom w:w="150" w:type="dxa"/>
+              <w:right w:w="0" w:type="dxa"/>
+            </w:tcMar>
+            <w:vAlign w:val="center"/>
+            <w:hideMark/>
+          </w:tcPr>
+          <w:p>
+            <w:pPr>
+              <w:spacing w:line="375" w:lineRule="atLeast"/>
+              <w:rPr>
+                <w:rFonts w:ascii="Segoe UI" w:hAnsi="Segoe UI" w:cs="Segoe UI"/>
+                <w:color w:val="0F1115"/>
+                <w:sz w:val="23"/>
+                <w:szCs w:val="23"/>
+              </w:rPr>
+            </w:pPr>
+            <w:proofErr w:type="spellStart"/>
+            <w:r>
+              <w:rPr>
+                <w:rStyle w:val="Strong"/>
+                <w:rFonts w:ascii="Segoe UI" w:hAnsi="Segoe UI" w:cs="Segoe UI"/>
+                <w:color w:val="0F1115"/>
+                <w:sz w:val="23"/>
+                <w:szCs w:val="23"/>
+              </w:rPr>
+              <w:t>подходит</w:t>
+            </w:r>
+            <w:proofErr w:type="spellEnd"/>
+          </w:p>
+        </w:tc>
+      </w:tr>
+      <w:tr>
+        <w:tc>
+          <w:tcPr>
+            <w:tcW w:w="0" w:type="auto"/>
+            <w:shd w:val="clear" w:color="auto" w:fill="FFFFFF"/>
+            <w:tcMar>
+              <w:top w:w="150" w:type="dxa"/>
+              <w:left w:w="0" w:type="dxa"/>
+              <w:bottom w:w="150" w:type="dxa"/>
+              <w:right w:w="240" w:type="dxa"/>
+            </w:tcMar>
+            <w:vAlign w:val="center"/>
+            <w:hideMark/>
+          </w:tcPr>
+          <w:p>
+            <w:pPr>
+              <w:spacing w:line="375" w:lineRule="atLeast"/>
+              <w:rPr>
+                <w:rFonts w:ascii="Segoe UI" w:hAnsi="Segoe UI" w:cs="Segoe UI"/>
+                <w:color w:val="0F1115"/>
+                <w:sz w:val="23"/>
+                <w:szCs w:val="23"/>
+              </w:rPr>
+            </w:pPr>
+            <w:r>
+              <w:rPr>
+                <w:rFonts w:ascii="Segoe UI" w:hAnsi="Segoe UI" w:cs="Segoe UI"/>
+                <w:color w:val="0F1115"/>
+                <w:sz w:val="23"/>
+                <w:szCs w:val="23"/>
+              </w:rPr>
+              <w:lastRenderedPageBreak/>
+              <w:t>24</w:t>
+            </w:r>
+          </w:p>
+        </w:tc>
+        <w:tc>
+          <w:tcPr>
+            <w:tcW w:w="0" w:type="auto"/>
+            <w:shd w:val="clear" w:color="auto" w:fill="FFFFFF"/>
+            <w:tcMar>
+              <w:top w:w="150" w:type="dxa"/>
+              <w:left w:w="240" w:type="dxa"/>
+              <w:bottom w:w="150" w:type="dxa"/>
+              <w:right w:w="240" w:type="dxa"/>
+            </w:tcMar>
+            <w:vAlign w:val="center"/>
+            <w:hideMark/>
+          </w:tcPr>
+          <w:p>
+            <w:pPr>
+              <w:spacing w:line="375" w:lineRule="atLeast"/>
+              <w:rPr>
+                <w:rFonts w:ascii="Segoe UI" w:hAnsi="Segoe UI" w:cs="Segoe UI"/>
+                <w:color w:val="0F1115"/>
+                <w:sz w:val="23"/>
+                <w:szCs w:val="23"/>
+              </w:rPr>
+            </w:pPr>
+            <w:r>
+              <w:rPr>
+                <w:rFonts w:ascii="Segoe UI" w:hAnsi="Segoe UI" w:cs="Segoe UI"/>
+                <w:color w:val="0F1115"/>
+                <w:sz w:val="23"/>
+                <w:szCs w:val="23"/>
+              </w:rPr>
+              <w:t>12</w:t>
+            </w:r>
+          </w:p>
+        </w:tc>
+        <w:tc>
+          <w:tcPr>
+            <w:tcW w:w="0" w:type="auto"/>
+            <w:shd w:val="clear" w:color="auto" w:fill="FFFFFF"/>
+            <w:tcMar>
+              <w:top w:w="150" w:type="dxa"/>
+              <w:left w:w="240" w:type="dxa"/>
+              <w:bottom w:w="150" w:type="dxa"/>
+              <w:right w:w="240" w:type="dxa"/>
+            </w:tcMar>
+            <w:vAlign w:val="center"/>
+            <w:hideMark/>
+          </w:tcPr>
+          <w:p>
+            <w:pPr>
+              <w:spacing w:line="375" w:lineRule="atLeast"/>
+              <w:rPr>
+                <w:rFonts w:ascii="Segoe UI" w:hAnsi="Segoe UI" w:cs="Segoe UI"/>
+                <w:color w:val="0F1115"/>
+                <w:sz w:val="23"/>
+                <w:szCs w:val="23"/>
+              </w:rPr>
+            </w:pPr>
+            <w:r>
+              <w:rPr>
+                <w:rFonts w:ascii="Segoe UI" w:hAnsi="Segoe UI" w:cs="Segoe UI"/>
+                <w:color w:val="0F1115"/>
+                <w:sz w:val="23"/>
+                <w:szCs w:val="23"/>
+              </w:rPr>
+              <w:t>1</w:t>
+            </w:r>
+          </w:p>
+        </w:tc>
+        <w:tc>
+          <w:tcPr>
+            <w:tcW w:w="0" w:type="auto"/>
+            <w:shd w:val="clear" w:color="auto" w:fill="FFFFFF"/>
+            <w:tcMar>
+              <w:top w:w="150" w:type="dxa"/>
+              <w:left w:w="240" w:type="dxa"/>
+              <w:bottom w:w="150" w:type="dxa"/>
+              <w:right w:w="0" w:type="dxa"/>
+            </w:tcMar>
+            <w:vAlign w:val="center"/>
+            <w:hideMark/>
+          </w:tcPr>
+          <w:p>
+            <w:pPr>
+              <w:spacing w:line="375" w:lineRule="atLeast"/>
+              <w:rPr>
+                <w:rFonts w:ascii="Segoe UI" w:hAnsi="Segoe UI" w:cs="Segoe UI"/>
+                <w:color w:val="0F1115"/>
+                <w:sz w:val="23"/>
+                <w:szCs w:val="23"/>
+              </w:rPr>
+            </w:pPr>
+            <w:proofErr w:type="spellStart"/>
+            <w:r>
+              <w:rPr>
+                <w:rFonts w:ascii="Segoe UI" w:hAnsi="Segoe UI" w:cs="Segoe UI"/>
+                <w:color w:val="0F1115"/>
+                <w:sz w:val="23"/>
+                <w:szCs w:val="23"/>
+              </w:rPr>
+              <w:t>не</w:t>
+            </w:r>
+            <w:proofErr w:type="spellEnd"/>
+            <w:r>
+              <w:rPr>
+                <w:rFonts w:ascii="Segoe UI" w:hAnsi="Segoe UI" w:cs="Segoe UI"/>
+                <w:color w:val="0F1115"/>
+                <w:sz w:val="23"/>
+                <w:szCs w:val="23"/>
+              </w:rPr>
+              <w:t xml:space="preserve"> </w:t>
+            </w:r>
+            <w:proofErr w:type="spellStart"/>
+            <w:r>
+              <w:rPr>
+                <w:rFonts w:ascii="Segoe UI" w:hAnsi="Segoe UI" w:cs="Segoe UI"/>
+                <w:color w:val="0F1115"/>
+                <w:sz w:val="23"/>
+                <w:szCs w:val="23"/>
+              </w:rPr>
+              <w:t>подходит</w:t>
+            </w:r>
+            <w:proofErr w:type="spellEnd"/>
+          </w:p>
+        </w:tc>
+      </w:tr>
+      <w:tr>
+        <w:tc>
+          <w:tcPr>
+            <w:tcW w:w="0" w:type="auto"/>
+            <w:shd w:val="clear" w:color="auto" w:fill="FFFFFF"/>
+            <w:tcMar>
+              <w:top w:w="150" w:type="dxa"/>
+              <w:left w:w="0" w:type="dxa"/>
+              <w:bottom w:w="150" w:type="dxa"/>
+              <w:right w:w="240" w:type="dxa"/>
+            </w:tcMar>
+            <w:vAlign w:val="center"/>
+            <w:hideMark/>
+          </w:tcPr>
+          <w:p>
+            <w:pPr>
+              <w:spacing w:line="375" w:lineRule="atLeast"/>
+              <w:rPr>
+                <w:rFonts w:ascii="Segoe UI" w:hAnsi="Segoe UI" w:cs="Segoe UI"/>
+                <w:color w:val="0F1115"/>
+                <w:sz w:val="23"/>
+                <w:szCs w:val="23"/>
+              </w:rPr>
+            </w:pPr>
+            <w:r>
+              <w:rPr>
+                <w:rFonts w:ascii="Segoe UI" w:hAnsi="Segoe UI" w:cs="Segoe UI"/>
+                <w:color w:val="0F1115"/>
+                <w:sz w:val="23"/>
+                <w:szCs w:val="23"/>
+              </w:rPr>
+              <w:t>25</w:t>
+            </w:r>
+          </w:p>
+        </w:tc>
+        <w:tc>
+          <w:tcPr>
+            <w:tcW w:w="0" w:type="auto"/>
+            <w:shd w:val="clear" w:color="auto" w:fill="FFFFFF"/>
+            <w:tcMar>
+              <w:top w:w="150" w:type="dxa"/>
+              <w:left w:w="240" w:type="dxa"/>
+              <w:bottom w:w="150" w:type="dxa"/>
+              <w:right w:w="240" w:type="dxa"/>
+            </w:tcMar>
+            <w:vAlign w:val="center"/>
+            <w:hideMark/>
+          </w:tcPr>
+          <w:p>
+            <w:pPr>
+              <w:spacing w:line="375" w:lineRule="atLeast"/>
+              <w:rPr>
+                <w:rFonts w:ascii="Segoe UI" w:hAnsi="Segoe UI" w:cs="Segoe UI"/>
+                <w:color w:val="0F1115"/>
+                <w:sz w:val="23"/>
+                <w:szCs w:val="23"/>
+              </w:rPr>
+            </w:pPr>
+            <w:r>
+              <w:rPr>
+                <w:rFonts w:ascii="Segoe UI" w:hAnsi="Segoe UI" w:cs="Segoe UI"/>
+                <w:color w:val="0F1115"/>
+                <w:sz w:val="23"/>
+                <w:szCs w:val="23"/>
+              </w:rPr>
+              <w:t>14</w:t>
+            </w:r>
+          </w:p>
+        </w:tc>
+        <w:tc>
+          <w:tcPr>
+            <w:tcW w:w="0" w:type="auto"/>
+            <w:shd w:val="clear" w:color="auto" w:fill="FFFFFF"/>
+            <w:tcMar>
+              <w:top w:w="150" w:type="dxa"/>
+              <w:left w:w="240" w:type="dxa"/>
+              <w:bottom w:w="150" w:type="dxa"/>
+              <w:right w:w="240" w:type="dxa"/>
+            </w:tcMar>
+            <w:vAlign w:val="center"/>
+            <w:hideMark/>
+          </w:tcPr>
+          <w:p>
+            <w:pPr>
+              <w:spacing w:line="375" w:lineRule="atLeast"/>
+              <w:rPr>
+                <w:rFonts w:ascii="Segoe UI" w:hAnsi="Segoe UI" w:cs="Segoe UI"/>
+                <w:color w:val="0F1115"/>
+                <w:sz w:val="23"/>
+                <w:szCs w:val="23"/>
+              </w:rPr>
+            </w:pPr>
+            <w:r>
+              <w:rPr>
+                <w:rFonts w:ascii="Segoe UI" w:hAnsi="Segoe UI" w:cs="Segoe UI"/>
+                <w:color w:val="0F1115"/>
+                <w:sz w:val="23"/>
+                <w:szCs w:val="23"/>
+              </w:rPr>
+              <w:t>1</w:t>
+            </w:r>
+          </w:p>
+        </w:tc>
+        <w:tc>
+          <w:tcPr>
+            <w:tcW w:w="0" w:type="auto"/>
+            <w:shd w:val="clear" w:color="auto" w:fill="FFFFFF"/>
+            <w:tcMar>
+              <w:top w:w="150" w:type="dxa"/>
+              <w:left w:w="240" w:type="dxa"/>
+              <w:bottom w:w="150" w:type="dxa"/>
+              <w:right w:w="0" w:type="dxa"/>
+            </w:tcMar>
+            <w:vAlign w:val="center"/>
+            <w:hideMark/>
+          </w:tcPr>
+          <w:p>
+            <w:pPr>
+              <w:spacing w:line="375" w:lineRule="atLeast"/>
+              <w:rPr>
+                <w:rFonts w:ascii="Segoe UI" w:hAnsi="Segoe UI" w:cs="Segoe UI"/>
+                <w:color w:val="0F1115"/>
+                <w:sz w:val="23"/>
+                <w:szCs w:val="23"/>
+              </w:rPr>
+            </w:pPr>
+            <w:proofErr w:type="spellStart"/>
+            <w:r>
+              <w:rPr>
+                <w:rFonts w:ascii="Segoe UI" w:hAnsi="Segoe UI" w:cs="Segoe UI"/>
+                <w:color w:val="0F1115"/>
+                <w:sz w:val="23"/>
+                <w:szCs w:val="23"/>
+              </w:rPr>
+              <w:t>не</w:t>
+            </w:r>
+            <w:proofErr w:type="spellEnd"/>
+            <w:r>
+              <w:rPr>
+                <w:rFonts w:ascii="Segoe UI" w:hAnsi="Segoe UI" w:cs="Segoe UI"/>
+                <w:color w:val="0F1115"/>
+                <w:sz w:val="23"/>
+                <w:szCs w:val="23"/>
+              </w:rPr>
+              <w:t xml:space="preserve"> </w:t>
+            </w:r>
+            <w:proofErr w:type="spellStart"/>
+            <w:r>
+              <w:rPr>
+                <w:rFonts w:ascii="Segoe UI" w:hAnsi="Segoe UI" w:cs="Segoe UI"/>
+                <w:color w:val="0F1115"/>
+                <w:sz w:val="23"/>
+                <w:szCs w:val="23"/>
+              </w:rPr>
+              <w:t>подходит</w:t>
+            </w:r>
+            <w:proofErr w:type="spellEnd"/>
+          </w:p>
+        </w:tc>
+      </w:tr>
+      <w:tr>
+        <w:tc>
+          <w:tcPr>
+            <w:tcW w:w="0" w:type="auto"/>
+            <w:shd w:val="clear" w:color="auto" w:fill="FFFFFF"/>
+            <w:tcMar>
+              <w:top w:w="150" w:type="dxa"/>
+              <w:left w:w="0" w:type="dxa"/>
+              <w:bottom w:w="150" w:type="dxa"/>
+              <w:right w:w="240" w:type="dxa"/>
+            </w:tcMar>
+            <w:vAlign w:val="center"/>
+            <w:hideMark/>
+          </w:tcPr>
+          <w:p>
+            <w:pPr>
+              <w:spacing w:line="375" w:lineRule="atLeast"/>
+              <w:rPr>
+                <w:rFonts w:ascii="Segoe UI" w:hAnsi="Segoe UI" w:cs="Segoe UI"/>
+                <w:color w:val="0F1115"/>
+                <w:sz w:val="23"/>
+                <w:szCs w:val="23"/>
+              </w:rPr>
+            </w:pPr>
+            <w:r>
+              <w:rPr>
+                <w:rFonts w:ascii="Segoe UI" w:hAnsi="Segoe UI" w:cs="Segoe UI"/>
+                <w:color w:val="0F1115"/>
+                <w:sz w:val="23"/>
+                <w:szCs w:val="23"/>
+              </w:rPr>
+              <w:t>26</w:t>
+            </w:r>
+          </w:p>
+        </w:tc>
+        <w:tc>
+          <w:tcPr>
+            <w:tcW w:w="0" w:type="auto"/>
+            <w:shd w:val="clear" w:color="auto" w:fill="FFFFFF"/>
+            <w:tcMar>
+              <w:top w:w="150" w:type="dxa"/>
+              <w:left w:w="240" w:type="dxa"/>
+              <w:bottom w:w="150" w:type="dxa"/>
+              <w:right w:w="240" w:type="dxa"/>
+            </w:tcMar>
+            <w:vAlign w:val="center"/>
+            <w:hideMark/>
+          </w:tcPr>
+          <w:p>
+            <w:pPr>
+              <w:spacing w:line="375" w:lineRule="atLeast"/>
+              <w:rPr>
+                <w:rFonts w:ascii="Segoe UI" w:hAnsi="Segoe UI" w:cs="Segoe UI"/>
+                <w:color w:val="0F1115"/>
+                <w:sz w:val="23"/>
+                <w:szCs w:val="23"/>
+              </w:rPr>
+            </w:pPr>
+            <w:r>
+              <w:rPr>
+                <w:rFonts w:ascii="Segoe UI" w:hAnsi="Segoe UI" w:cs="Segoe UI"/>
+                <w:color w:val="0F1115"/>
+                <w:sz w:val="23"/>
+                <w:szCs w:val="23"/>
+              </w:rPr>
+              <w:t>18</w:t>
+            </w:r>
+          </w:p>
+        </w:tc>
+        <w:tc>
+          <w:tcPr>
+            <w:tcW w:w="0" w:type="auto"/>
+            <w:shd w:val="clear" w:color="auto" w:fill="FFFFFF"/>
+            <w:tcMar>
+              <w:top w:w="150" w:type="dxa"/>
+              <w:left w:w="240" w:type="dxa"/>
+              <w:bottom w:w="150" w:type="dxa"/>
+              <w:right w:w="240" w:type="dxa"/>
+            </w:tcMar>
+            <w:vAlign w:val="center"/>
+            <w:hideMark/>
+          </w:tcPr>
+          <w:p>
+            <w:pPr>
+              <w:spacing w:line="375" w:lineRule="atLeast"/>
+              <w:rPr>
+                <w:rFonts w:ascii="Segoe UI" w:hAnsi="Segoe UI" w:cs="Segoe UI"/>
+                <w:color w:val="0F1115"/>
+                <w:sz w:val="23"/>
+                <w:szCs w:val="23"/>
+              </w:rPr>
+            </w:pPr>
+            <w:r>
+              <w:rPr>
+                <w:rFonts w:ascii="Segoe UI" w:hAnsi="Segoe UI" w:cs="Segoe UI"/>
+                <w:color w:val="0F1115"/>
+                <w:sz w:val="23"/>
+                <w:szCs w:val="23"/>
+              </w:rPr>
+              <w:t>46</w:t>
+            </w:r>
+          </w:p>
+        </w:tc>
+        <w:tc>
+          <w:tcPr>
+            <w:tcW w:w="0" w:type="auto"/>
+            <w:shd w:val="clear" w:color="auto" w:fill="FFFFFF"/>
+            <w:tcMar>
+              <w:top w:w="150" w:type="dxa"/>
+              <w:left w:w="240" w:type="dxa"/>
+              <w:bottom w:w="150" w:type="dxa"/>
+              <w:right w:w="0" w:type="dxa"/>
+            </w:tcMar>
+            <w:vAlign w:val="center"/>
+            <w:hideMark/>
+          </w:tcPr>
+          <w:p>
+            <w:pPr>
+              <w:spacing w:line="375" w:lineRule="atLeast"/>
+              <w:rPr>
+                <w:rFonts w:ascii="Segoe UI" w:hAnsi="Segoe UI" w:cs="Segoe UI"/>
+                <w:color w:val="0F1115"/>
+                <w:sz w:val="23"/>
+                <w:szCs w:val="23"/>
+              </w:rPr>
+            </w:pPr>
+            <w:proofErr w:type="spellStart"/>
+            <w:r>
+              <w:rPr>
+                <w:rStyle w:val="Strong"/>
+                <w:rFonts w:ascii="Segoe UI" w:hAnsi="Segoe UI" w:cs="Segoe UI"/>
+                <w:color w:val="0F1115"/>
+                <w:sz w:val="23"/>
+                <w:szCs w:val="23"/>
+              </w:rPr>
+              <w:t>подходит</w:t>
+            </w:r>
+            <w:proofErr w:type="spellEnd"/>
+          </w:p>
+        </w:tc>
+      </w:tr>
+      <w:tr>
+        <w:tc>
+          <w:tcPr>
+            <w:tcW w:w="0" w:type="auto"/>
+            <w:shd w:val="clear" w:color="auto" w:fill="FFFFFF"/>
+            <w:tcMar>
+              <w:top w:w="150" w:type="dxa"/>
+              <w:left w:w="0" w:type="dxa"/>
+              <w:bottom w:w="150" w:type="dxa"/>
+              <w:right w:w="240" w:type="dxa"/>
+            </w:tcMar>
+            <w:vAlign w:val="center"/>
+            <w:hideMark/>
+          </w:tcPr>
+          <w:p>
+            <w:pPr>
+              <w:spacing w:line="375" w:lineRule="atLeast"/>
+              <w:rPr>
+                <w:rFonts w:ascii="Segoe UI" w:hAnsi="Segoe UI" w:cs="Segoe UI"/>
+                <w:color w:val="0F1115"/>
+                <w:sz w:val="23"/>
+                <w:szCs w:val="23"/>
+              </w:rPr>
+            </w:pPr>
+            <w:r>
+              <w:rPr>
+                <w:rFonts w:ascii="Segoe UI" w:hAnsi="Segoe UI" w:cs="Segoe UI"/>
+                <w:color w:val="0F1115"/>
+                <w:sz w:val="23"/>
+                <w:szCs w:val="23"/>
+              </w:rPr>
+              <w:t>27</w:t>
+            </w:r>
+          </w:p>
+        </w:tc>
+        <w:tc>
+          <w:tcPr>
+            <w:tcW w:w="0" w:type="auto"/>
+            <w:shd w:val="clear" w:color="auto" w:fill="FFFFFF"/>
+            <w:tcMar>
+              <w:top w:w="150" w:type="dxa"/>
+              <w:left w:w="240" w:type="dxa"/>
+              <w:bottom w:w="150" w:type="dxa"/>
+              <w:right w:w="240" w:type="dxa"/>
+            </w:tcMar>
+            <w:vAlign w:val="center"/>
+            <w:hideMark/>
+          </w:tcPr>
+          <w:p>
+            <w:pPr>
+              <w:spacing w:line="375" w:lineRule="atLeast"/>
+              <w:rPr>
+                <w:rFonts w:ascii="Segoe UI" w:hAnsi="Segoe UI" w:cs="Segoe UI"/>
+                <w:color w:val="0F1115"/>
+                <w:sz w:val="23"/>
+                <w:szCs w:val="23"/>
+              </w:rPr>
+            </w:pPr>
+            <w:r>
+              <w:rPr>
+                <w:rFonts w:ascii="Segoe UI" w:hAnsi="Segoe UI" w:cs="Segoe UI"/>
+                <w:color w:val="0F1115"/>
+                <w:sz w:val="23"/>
+                <w:szCs w:val="23"/>
+              </w:rPr>
+              <w:t>24</w:t>
+            </w:r>
+          </w:p>
+        </w:tc>
+        <w:tc>
+          <w:tcPr>
+            <w:tcW w:w="0" w:type="auto"/>
+            <w:shd w:val="clear" w:color="auto" w:fill="FFFFFF"/>
+            <w:tcMar>
+              <w:top w:w="150" w:type="dxa"/>
+              <w:left w:w="240" w:type="dxa"/>
+              <w:bottom w:w="150" w:type="dxa"/>
+              <w:right w:w="240" w:type="dxa"/>
+            </w:tcMar>
+            <w:vAlign w:val="center"/>
+            <w:hideMark/>
+          </w:tcPr>
+          <w:p>
+            <w:pPr>
+              <w:spacing w:line="375" w:lineRule="atLeast"/>
+              <w:rPr>
+                <w:rFonts w:ascii="Segoe UI" w:hAnsi="Segoe UI" w:cs="Segoe UI"/>
+                <w:color w:val="0F1115"/>
+                <w:sz w:val="23"/>
+                <w:szCs w:val="23"/>
+              </w:rPr>
+            </w:pPr>
+            <w:r>
+              <w:rPr>
+                <w:rFonts w:ascii="Segoe UI" w:hAnsi="Segoe UI" w:cs="Segoe UI"/>
+                <w:color w:val="0F1115"/>
+                <w:sz w:val="23"/>
+                <w:szCs w:val="23"/>
+              </w:rPr>
+              <w:t>1</w:t>
+            </w:r>
+          </w:p>
+        </w:tc>
+        <w:tc>
+          <w:tcPr>
+            <w:tcW w:w="0" w:type="auto"/>
+            <w:shd w:val="clear" w:color="auto" w:fill="FFFFFF"/>
+            <w:tcMar>
+              <w:top w:w="150" w:type="dxa"/>
+              <w:left w:w="240" w:type="dxa"/>
+              <w:bottom w:w="150" w:type="dxa"/>
+              <w:right w:w="0" w:type="dxa"/>
+            </w:tcMar>
+            <w:vAlign w:val="center"/>
+            <w:hideMark/>
+          </w:tcPr>
+          <w:p>
+            <w:pPr>
+              <w:spacing w:line="375" w:lineRule="atLeast"/>
+              <w:rPr>
+                <w:rFonts w:ascii="Segoe UI" w:hAnsi="Segoe UI" w:cs="Segoe UI"/>
+                <w:color w:val="0F1115"/>
+                <w:sz w:val="23"/>
+                <w:szCs w:val="23"/>
+              </w:rPr>
+            </w:pPr>
+            <w:proofErr w:type="spellStart"/>
+            <w:r>
+              <w:rPr>
+                <w:rFonts w:ascii="Segoe UI" w:hAnsi="Segoe UI" w:cs="Segoe UI"/>
+                <w:color w:val="0F1115"/>
+                <w:sz w:val="23"/>
+                <w:szCs w:val="23"/>
+              </w:rPr>
+              <w:t>не</w:t>
+            </w:r>
+            <w:proofErr w:type="spellEnd"/>
+            <w:r>
+              <w:rPr>
+                <w:rFonts w:ascii="Segoe UI" w:hAnsi="Segoe UI" w:cs="Segoe UI"/>
+                <w:color w:val="0F1115"/>
+                <w:sz w:val="23"/>
+                <w:szCs w:val="23"/>
+              </w:rPr>
+              <w:t xml:space="preserve"> </w:t>
+            </w:r>
+            <w:proofErr w:type="spellStart"/>
+            <w:r>
+              <w:rPr>
+                <w:rFonts w:ascii="Segoe UI" w:hAnsi="Segoe UI" w:cs="Segoe UI"/>
+                <w:color w:val="0F1115"/>
+                <w:sz w:val="23"/>
+                <w:szCs w:val="23"/>
+              </w:rPr>
+              <w:t>подходит</w:t>
+            </w:r>
+            <w:proofErr w:type="spellEnd"/>
+          </w:p>
+        </w:tc>
+      </w:tr>
+      <w:tr>
+        <w:tc>
+          <w:tcPr>
+            <w:tcW w:w="0" w:type="auto"/>
+            <w:shd w:val="clear" w:color="auto" w:fill="FFFFFF"/>
+            <w:tcMar>
+              <w:top w:w="150" w:type="dxa"/>
+              <w:left w:w="0" w:type="dxa"/>
+              <w:bottom w:w="150" w:type="dxa"/>
+              <w:right w:w="240" w:type="dxa"/>
+            </w:tcMar>
+            <w:vAlign w:val="center"/>
+            <w:hideMark/>
+          </w:tcPr>
+          <w:p>
+            <w:pPr>
+              <w:spacing w:line="375" w:lineRule="atLeast"/>
+              <w:rPr>
+                <w:rFonts w:ascii="Segoe UI" w:hAnsi="Segoe UI" w:cs="Segoe UI"/>
+                <w:color w:val="0F1115"/>
+                <w:sz w:val="23"/>
+                <w:szCs w:val="23"/>
+              </w:rPr>
+            </w:pPr>
+            <w:r>
+              <w:rPr>
+                <w:rFonts w:ascii="Segoe UI" w:hAnsi="Segoe UI" w:cs="Segoe UI"/>
+                <w:color w:val="0F1115"/>
+                <w:sz w:val="23"/>
+                <w:szCs w:val="23"/>
+              </w:rPr>
+              <w:t>28</w:t>
+            </w:r>
+          </w:p>
+        </w:tc>
+        <w:tc>
+          <w:tcPr>
+            <w:tcW w:w="0" w:type="auto"/>
+            <w:shd w:val="clear" w:color="auto" w:fill="FFFFFF"/>
+            <w:tcMar>
+              <w:top w:w="150" w:type="dxa"/>
+              <w:left w:w="240" w:type="dxa"/>
+              <w:bottom w:w="150" w:type="dxa"/>
+              <w:right w:w="240" w:type="dxa"/>
+            </w:tcMar>
+            <w:vAlign w:val="center"/>
+            <w:hideMark/>
+          </w:tcPr>
+          <w:p>
+            <w:pPr>
+              <w:spacing w:line="375" w:lineRule="atLeast"/>
+              <w:rPr>
+                <w:rFonts w:ascii="Segoe UI" w:hAnsi="Segoe UI" w:cs="Segoe UI"/>
+                <w:color w:val="0F1115"/>
+                <w:sz w:val="23"/>
+                <w:szCs w:val="23"/>
+              </w:rPr>
+            </w:pPr>
+            <w:r>
+              <w:rPr>
+                <w:rFonts w:ascii="Segoe UI" w:hAnsi="Segoe UI" w:cs="Segoe UI"/>
+                <w:color w:val="0F1115"/>
+                <w:sz w:val="23"/>
+                <w:szCs w:val="23"/>
+              </w:rPr>
+              <w:t>32</w:t>
+            </w:r>
+          </w:p>
+        </w:tc>
+        <w:tc>
+          <w:tcPr>
+            <w:tcW w:w="0" w:type="auto"/>
+            <w:shd w:val="clear" w:color="auto" w:fill="FFFFFF"/>
+            <w:tcMar>
+              <w:top w:w="150" w:type="dxa"/>
+              <w:left w:w="240" w:type="dxa"/>
+              <w:bottom w:w="150" w:type="dxa"/>
+              <w:right w:w="240" w:type="dxa"/>
+            </w:tcMar>
+            <w:vAlign w:val="center"/>
+            <w:hideMark/>
+          </w:tcPr>
+          <w:p>
+            <w:pPr>
+              <w:spacing w:line="375" w:lineRule="atLeast"/>
+              <w:rPr>
+                <w:rFonts w:ascii="Segoe UI" w:hAnsi="Segoe UI" w:cs="Segoe UI"/>
+                <w:color w:val="0F1115"/>
+                <w:sz w:val="23"/>
+                <w:szCs w:val="23"/>
+              </w:rPr>
+            </w:pPr>
+            <w:r>
+              <w:rPr>
+                <w:rFonts w:ascii="Segoe UI" w:hAnsi="Segoe UI" w:cs="Segoe UI"/>
+                <w:color w:val="0F1115"/>
+                <w:sz w:val="23"/>
+                <w:szCs w:val="23"/>
+              </w:rPr>
+              <w:t>1</w:t>
+            </w:r>
+          </w:p>
+        </w:tc>
+        <w:tc>
+          <w:tcPr>
+            <w:tcW w:w="0" w:type="auto"/>
+            <w:shd w:val="clear" w:color="auto" w:fill="FFFFFF"/>
+            <w:tcMar>
+              <w:top w:w="150" w:type="dxa"/>
+              <w:left w:w="240" w:type="dxa"/>
+              <w:bottom w:w="150" w:type="dxa"/>
+              <w:right w:w="0" w:type="dxa"/>
+            </w:tcMar>
+            <w:vAlign w:val="center"/>
+            <w:hideMark/>
+          </w:tcPr>
+          <w:p>
+            <w:pPr>
+              <w:spacing w:line="375" w:lineRule="atLeast"/>
+              <w:rPr>
+                <w:rFonts w:ascii="Segoe UI" w:hAnsi="Segoe UI" w:cs="Segoe UI"/>
+                <w:color w:val="0F1115"/>
+                <w:sz w:val="23"/>
+                <w:szCs w:val="23"/>
+              </w:rPr>
+            </w:pPr>
+            <w:proofErr w:type="spellStart"/>
+            <w:r>
+              <w:rPr>
+                <w:rFonts w:ascii="Segoe UI" w:hAnsi="Segoe UI" w:cs="Segoe UI"/>
+                <w:color w:val="0F1115"/>
+                <w:sz w:val="23"/>
+                <w:szCs w:val="23"/>
+              </w:rPr>
+              <w:t>не</w:t>
+            </w:r>
+            <w:proofErr w:type="spellEnd"/>
+            <w:r>
+              <w:rPr>
+                <w:rFonts w:ascii="Segoe UI" w:hAnsi="Segoe UI" w:cs="Segoe UI"/>
+                <w:color w:val="0F1115"/>
+                <w:sz w:val="23"/>
+                <w:szCs w:val="23"/>
+              </w:rPr>
+              <w:t xml:space="preserve"> </w:t>
+            </w:r>
+            <w:proofErr w:type="spellStart"/>
+            <w:r>
+              <w:rPr>
+                <w:rFonts w:ascii="Segoe UI" w:hAnsi="Segoe UI" w:cs="Segoe UI"/>
+                <w:color w:val="0F1115"/>
+                <w:sz w:val="23"/>
+                <w:szCs w:val="23"/>
+              </w:rPr>
+              <w:t>подходит</w:t>
+            </w:r>
+            <w:proofErr w:type="spellEnd"/>
+          </w:p>
+        </w:tc>
+      </w:tr>
+      <w:tr>
+        <w:tc>
+          <w:tcPr>
+            <w:tcW w:w="0" w:type="auto"/>
+            <w:shd w:val="clear" w:color="auto" w:fill="FFFFFF"/>
+            <w:tcMar>
+              <w:top w:w="150" w:type="dxa"/>
+              <w:left w:w="0" w:type="dxa"/>
+              <w:bottom w:w="150" w:type="dxa"/>
+              <w:right w:w="240" w:type="dxa"/>
+            </w:tcMar>
+            <w:vAlign w:val="center"/>
+            <w:hideMark/>
+          </w:tcPr>
+          <w:p>
+            <w:pPr>
+              <w:spacing w:line="375" w:lineRule="atLeast"/>
+              <w:rPr>
+                <w:rFonts w:ascii="Segoe UI" w:hAnsi="Segoe UI" w:cs="Segoe UI"/>
+                <w:color w:val="0F1115"/>
+                <w:sz w:val="23"/>
+                <w:szCs w:val="23"/>
+              </w:rPr>
+            </w:pPr>
+            <w:r>
+              <w:rPr>
+                <w:rFonts w:ascii="Segoe UI" w:hAnsi="Segoe UI" w:cs="Segoe UI"/>
+                <w:color w:val="0F1115"/>
+                <w:sz w:val="23"/>
+                <w:szCs w:val="23"/>
+              </w:rPr>
+              <w:t>29</w:t>
+            </w:r>
+          </w:p>
+        </w:tc>
+        <w:tc>
+          <w:tcPr>
+            <w:tcW w:w="0" w:type="auto"/>
+            <w:shd w:val="clear" w:color="auto" w:fill="FFFFFF"/>
+            <w:tcMar>
+              <w:top w:w="150" w:type="dxa"/>
+              <w:left w:w="240" w:type="dxa"/>
+              <w:bottom w:w="150" w:type="dxa"/>
+              <w:right w:w="240" w:type="dxa"/>
+            </w:tcMar>
+            <w:vAlign w:val="center"/>
+            <w:hideMark/>
+          </w:tcPr>
+          <w:p>
+            <w:pPr>
+              <w:spacing w:line="375" w:lineRule="atLeast"/>
+              <w:rPr>
+                <w:rFonts w:ascii="Segoe UI" w:hAnsi="Segoe UI" w:cs="Segoe UI"/>
+                <w:color w:val="0F1115"/>
+                <w:sz w:val="23"/>
+                <w:szCs w:val="23"/>
+              </w:rPr>
+            </w:pPr>
+            <w:r>
+              <w:rPr>
+                <w:rFonts w:ascii="Segoe UI" w:hAnsi="Segoe UI" w:cs="Segoe UI"/>
+                <w:color w:val="0F1115"/>
+                <w:sz w:val="23"/>
+                <w:szCs w:val="23"/>
+              </w:rPr>
+              <w:t>42</w:t>
+            </w:r>
+          </w:p>
+        </w:tc>
+        <w:tc>
+          <w:tcPr>
+            <w:tcW w:w="0" w:type="auto"/>
+            <w:shd w:val="clear" w:color="auto" w:fill="FFFFFF"/>
+            <w:tcMar>
+              <w:top w:w="150" w:type="dxa"/>
+              <w:left w:w="240" w:type="dxa"/>
+              <w:bottom w:w="150" w:type="dxa"/>
+              <w:right w:w="240" w:type="dxa"/>
+            </w:tcMar>
+            <w:vAlign w:val="center"/>
+            <w:hideMark/>
+          </w:tcPr>
+          <w:p>
+            <w:pPr>
+              <w:spacing w:line="375" w:lineRule="atLeast"/>
+              <w:rPr>
+                <w:rFonts w:ascii="Segoe UI" w:hAnsi="Segoe UI" w:cs="Segoe UI"/>
+                <w:color w:val="0F1115"/>
+                <w:sz w:val="23"/>
+                <w:szCs w:val="23"/>
+              </w:rPr>
+            </w:pPr>
+            <w:r>
+              <w:rPr>
+                <w:rFonts w:ascii="Segoe UI" w:hAnsi="Segoe UI" w:cs="Segoe UI"/>
+                <w:color w:val="0F1115"/>
+                <w:sz w:val="23"/>
+                <w:szCs w:val="23"/>
+              </w:rPr>
+              <w:t>46</w:t>
+            </w:r>
+          </w:p>
+        </w:tc>
+        <w:tc>
+          <w:tcPr>
+            <w:tcW w:w="0" w:type="auto"/>
+            <w:shd w:val="clear" w:color="auto" w:fill="FFFFFF"/>
+            <w:tcMar>
+              <w:top w:w="150" w:type="dxa"/>
+              <w:left w:w="240" w:type="dxa"/>
+              <w:bottom w:w="150" w:type="dxa"/>
+              <w:right w:w="0" w:type="dxa"/>
+            </w:tcMar>
+            <w:vAlign w:val="center"/>
+            <w:hideMark/>
+          </w:tcPr>
+          <w:p>
+            <w:pPr>
+              <w:spacing w:line="375" w:lineRule="atLeast"/>
+              <w:rPr>
+                <w:rFonts w:ascii="Segoe UI" w:hAnsi="Segoe UI" w:cs="Segoe UI"/>
+                <w:color w:val="0F1115"/>
+                <w:sz w:val="23"/>
+                <w:szCs w:val="23"/>
+              </w:rPr>
+            </w:pPr>
+            <w:proofErr w:type="spellStart"/>
+            <w:r>
+              <w:rPr>
+                <w:rStyle w:val="Strong"/>
+                <w:rFonts w:ascii="Segoe UI" w:hAnsi="Segoe UI" w:cs="Segoe UI"/>
+                <w:color w:val="0F1115"/>
+                <w:sz w:val="23"/>
+                <w:szCs w:val="23"/>
+              </w:rPr>
+              <w:t>подходит</w:t>
+            </w:r>
+            <w:proofErr w:type="spellEnd"/>
+          </w:p>
+        </w:tc>
+      </w:tr>
+      <w:tr>
+        <w:tc>
+          <w:tcPr>
+            <w:tcW w:w="0" w:type="auto"/>
+            <w:shd w:val="clear" w:color="auto" w:fill="FFFFFF"/>
+            <w:tcMar>
+              <w:top w:w="150" w:type="dxa"/>
+              <w:left w:w="0" w:type="dxa"/>
+              <w:bottom w:w="150" w:type="dxa"/>
+              <w:right w:w="240" w:type="dxa"/>
+            </w:tcMar>
+            <w:vAlign w:val="center"/>
+            <w:hideMark/>
+          </w:tcPr>
+          <w:p>
+            <w:pPr>
+              <w:spacing w:line="375" w:lineRule="atLeast"/>
+              <w:rPr>
+                <w:rFonts w:ascii="Segoe UI" w:hAnsi="Segoe UI" w:cs="Segoe UI"/>
+                <w:color w:val="0F1115"/>
+                <w:sz w:val="23"/>
+                <w:szCs w:val="23"/>
+              </w:rPr>
+            </w:pPr>
+            <w:r>
+              <w:rPr>
+                <w:rFonts w:ascii="Segoe UI" w:hAnsi="Segoe UI" w:cs="Segoe UI"/>
+                <w:color w:val="0F1115"/>
+                <w:sz w:val="23"/>
+                <w:szCs w:val="23"/>
+              </w:rPr>
+              <w:t>30</w:t>
+            </w:r>
+          </w:p>
+        </w:tc>
+        <w:tc>
+          <w:tcPr>
+            <w:tcW w:w="0" w:type="auto"/>
+            <w:shd w:val="clear" w:color="auto" w:fill="FFFFFF"/>
+            <w:tcMar>
+              <w:top w:w="150" w:type="dxa"/>
+              <w:left w:w="240" w:type="dxa"/>
+              <w:bottom w:w="150" w:type="dxa"/>
+              <w:right w:w="240" w:type="dxa"/>
+            </w:tcMar>
+            <w:vAlign w:val="center"/>
+            <w:hideMark/>
+          </w:tcPr>
+          <w:p>
+            <w:pPr>
+              <w:spacing w:line="375" w:lineRule="atLeast"/>
+              <w:rPr>
+                <w:rFonts w:ascii="Segoe UI" w:hAnsi="Segoe UI" w:cs="Segoe UI"/>
+                <w:color w:val="0F1115"/>
+                <w:sz w:val="23"/>
+                <w:szCs w:val="23"/>
+              </w:rPr>
+            </w:pPr>
+            <w:r>
+              <w:rPr>
+                <w:rFonts w:ascii="Segoe UI" w:hAnsi="Segoe UI" w:cs="Segoe UI"/>
+                <w:color w:val="0F1115"/>
+                <w:sz w:val="23"/>
+                <w:szCs w:val="23"/>
+              </w:rPr>
+              <w:t>7</w:t>
+            </w:r>
+          </w:p>
+        </w:tc>
+        <w:tc>
+          <w:tcPr>
+            <w:tcW w:w="0" w:type="auto"/>
+            <w:shd w:val="clear" w:color="auto" w:fill="FFFFFF"/>
+            <w:tcMar>
+              <w:top w:w="150" w:type="dxa"/>
+              <w:left w:w="240" w:type="dxa"/>
+              <w:bottom w:w="150" w:type="dxa"/>
+              <w:right w:w="240" w:type="dxa"/>
+            </w:tcMar>
+            <w:vAlign w:val="center"/>
+            <w:hideMark/>
+          </w:tcPr>
+          <w:p>
+            <w:pPr>
+              <w:spacing w:line="375" w:lineRule="atLeast"/>
+              <w:rPr>
+                <w:rFonts w:ascii="Segoe UI" w:hAnsi="Segoe UI" w:cs="Segoe UI"/>
+                <w:color w:val="0F1115"/>
+                <w:sz w:val="23"/>
+                <w:szCs w:val="23"/>
+              </w:rPr>
+            </w:pPr>
+            <w:r>
+              <w:rPr>
+                <w:rFonts w:ascii="Segoe UI" w:hAnsi="Segoe UI" w:cs="Segoe UI"/>
+                <w:color w:val="0F1115"/>
+                <w:sz w:val="23"/>
+                <w:szCs w:val="23"/>
+              </w:rPr>
+              <w:t>46</w:t>
+            </w:r>
+          </w:p>
+        </w:tc>
+        <w:tc>
+          <w:tcPr>
+            <w:tcW w:w="0" w:type="auto"/>
+            <w:shd w:val="clear" w:color="auto" w:fill="FFFFFF"/>
+            <w:tcMar>
+              <w:top w:w="150" w:type="dxa"/>
+              <w:left w:w="240" w:type="dxa"/>
+              <w:bottom w:w="150" w:type="dxa"/>
+              <w:right w:w="0" w:type="dxa"/>
+            </w:tcMar>
+            <w:vAlign w:val="center"/>
+            <w:hideMark/>
+          </w:tcPr>
+          <w:p>
+            <w:pPr>
+              <w:spacing w:line="375" w:lineRule="atLeast"/>
+              <w:rPr>
+                <w:rFonts w:ascii="Segoe UI" w:hAnsi="Segoe UI" w:cs="Segoe UI"/>
+                <w:color w:val="0F1115"/>
+                <w:sz w:val="23"/>
+                <w:szCs w:val="23"/>
+              </w:rPr>
+            </w:pPr>
+            <w:proofErr w:type="spellStart"/>
+            <w:r>
+              <w:rPr>
+                <w:rStyle w:val="Strong"/>
+                <w:rFonts w:ascii="Segoe UI" w:hAnsi="Segoe UI" w:cs="Segoe UI"/>
+                <w:color w:val="0F1115"/>
+                <w:sz w:val="23"/>
+                <w:szCs w:val="23"/>
+              </w:rPr>
+              <w:t>подходит</w:t>
+            </w:r>
+            <w:proofErr w:type="spellEnd"/>
+          </w:p>
+        </w:tc>
+      </w:tr>
+      <w:tr>
+        <w:tc>
+          <w:tcPr>
+            <w:tcW w:w="0" w:type="auto"/>
+            <w:shd w:val="clear" w:color="auto" w:fill="FFFFFF"/>
+            <w:tcMar>
+              <w:top w:w="150" w:type="dxa"/>
+              <w:left w:w="0" w:type="dxa"/>
+              <w:bottom w:w="150" w:type="dxa"/>
+              <w:right w:w="240" w:type="dxa"/>
+            </w:tcMar>
+            <w:vAlign w:val="center"/>
+            <w:hideMark/>
+          </w:tcPr>
+          <w:p>
+            <w:pPr>
+              <w:spacing w:line="375" w:lineRule="atLeast"/>
+              <w:rPr>
+                <w:rFonts w:ascii="Segoe UI" w:hAnsi="Segoe UI" w:cs="Segoe UI"/>
+                <w:color w:val="0F1115"/>
+                <w:sz w:val="23"/>
+                <w:szCs w:val="23"/>
+              </w:rPr>
+            </w:pPr>
+            <w:r>
+              <w:rPr>
+                <w:rFonts w:ascii="Segoe UI" w:hAnsi="Segoe UI" w:cs="Segoe UI"/>
+                <w:color w:val="0F1115"/>
+                <w:sz w:val="23"/>
+                <w:szCs w:val="23"/>
+              </w:rPr>
+              <w:t>31</w:t>
+            </w:r>
+          </w:p>
+        </w:tc>
+        <w:tc>
+          <w:tcPr>
+            <w:tcW w:w="0" w:type="auto"/>
+            <w:shd w:val="clear" w:color="auto" w:fill="FFFFFF"/>
+            <w:tcMar>
+              <w:top w:w="150" w:type="dxa"/>
+              <w:left w:w="240" w:type="dxa"/>
+              <w:bottom w:w="150" w:type="dxa"/>
+              <w:right w:w="240" w:type="dxa"/>
+            </w:tcMar>
+            <w:vAlign w:val="center"/>
+            <w:hideMark/>
+          </w:tcPr>
+          <w:p>
+            <w:pPr>
+              <w:spacing w:line="375" w:lineRule="atLeast"/>
+              <w:rPr>
+                <w:rFonts w:ascii="Segoe UI" w:hAnsi="Segoe UI" w:cs="Segoe UI"/>
+                <w:color w:val="0F1115"/>
+                <w:sz w:val="23"/>
+                <w:szCs w:val="23"/>
+              </w:rPr>
+            </w:pPr>
+            <w:r>
+              <w:rPr>
+                <w:rFonts w:ascii="Segoe UI" w:hAnsi="Segoe UI" w:cs="Segoe UI"/>
+                <w:color w:val="0F1115"/>
+                <w:sz w:val="23"/>
+                <w:szCs w:val="23"/>
+              </w:rPr>
+              <w:t>21</w:t>
+            </w:r>
+          </w:p>
+        </w:tc>
+        <w:tc>
+          <w:tcPr>
+            <w:tcW w:w="0" w:type="auto"/>
+            <w:shd w:val="clear" w:color="auto" w:fill="FFFFFF"/>
+            <w:tcMar>
+              <w:top w:w="150" w:type="dxa"/>
+              <w:left w:w="240" w:type="dxa"/>
+              <w:bottom w:w="150" w:type="dxa"/>
+              <w:right w:w="240" w:type="dxa"/>
+            </w:tcMar>
+            <w:vAlign w:val="center"/>
+            <w:hideMark/>
+          </w:tcPr>
+          <w:p>
+            <w:pPr>
+              <w:spacing w:line="375" w:lineRule="atLeast"/>
+              <w:rPr>
+                <w:rFonts w:ascii="Segoe UI" w:hAnsi="Segoe UI" w:cs="Segoe UI"/>
+                <w:color w:val="0F1115"/>
+                <w:sz w:val="23"/>
+                <w:szCs w:val="23"/>
+              </w:rPr>
+            </w:pPr>
+            <w:r>
+              <w:rPr>
+                <w:rFonts w:ascii="Segoe UI" w:hAnsi="Segoe UI" w:cs="Segoe UI"/>
+                <w:color w:val="0F1115"/>
+                <w:sz w:val="23"/>
+                <w:szCs w:val="23"/>
+              </w:rPr>
+              <w:t>46</w:t>
+            </w:r>
+          </w:p>
+        </w:tc>
+        <w:tc>
+          <w:tcPr>
+            <w:tcW w:w="0" w:type="auto"/>
+            <w:shd w:val="clear" w:color="auto" w:fill="FFFFFF"/>
+            <w:tcMar>
+              <w:top w:w="150" w:type="dxa"/>
+              <w:left w:w="240" w:type="dxa"/>
+              <w:bottom w:w="150" w:type="dxa"/>
+              <w:right w:w="0" w:type="dxa"/>
+            </w:tcMar>
+            <w:vAlign w:val="center"/>
+            <w:hideMark/>
+          </w:tcPr>
+          <w:p>
+            <w:pPr>
+              <w:spacing w:line="375" w:lineRule="atLeast"/>
+              <w:rPr>
+                <w:rFonts w:ascii="Segoe UI" w:hAnsi="Segoe UI" w:cs="Segoe UI"/>
+                <w:color w:val="0F1115"/>
+                <w:sz w:val="23"/>
+                <w:szCs w:val="23"/>
+              </w:rPr>
+            </w:pPr>
+            <w:proofErr w:type="spellStart"/>
+            <w:r>
+              <w:rPr>
+                <w:rStyle w:val="Strong"/>
+                <w:rFonts w:ascii="Segoe UI" w:hAnsi="Segoe UI" w:cs="Segoe UI"/>
+                <w:color w:val="0F1115"/>
+                <w:sz w:val="23"/>
+                <w:szCs w:val="23"/>
+              </w:rPr>
+              <w:t>подходит</w:t>
+            </w:r>
+            <w:proofErr w:type="spellEnd"/>
+          </w:p>
+        </w:tc>
+      </w:tr>
+      <w:tr>
+        <w:tc>
+          <w:tcPr>
+            <w:tcW w:w="0" w:type="auto"/>
+            <w:shd w:val="clear" w:color="auto" w:fill="FFFFFF"/>
+            <w:tcMar>
+              <w:top w:w="150" w:type="dxa"/>
+              <w:left w:w="0" w:type="dxa"/>
+              <w:bottom w:w="150" w:type="dxa"/>
+              <w:right w:w="240" w:type="dxa"/>
+            </w:tcMar>
+            <w:vAlign w:val="center"/>
+            <w:hideMark/>
+          </w:tcPr>
+          <w:p>
+            <w:pPr>
+              <w:spacing w:line="375" w:lineRule="atLeast"/>
+              <w:rPr>
+                <w:rFonts w:ascii="Segoe UI" w:hAnsi="Segoe UI" w:cs="Segoe UI"/>
+                <w:color w:val="0F1115"/>
+                <w:sz w:val="23"/>
+                <w:szCs w:val="23"/>
+              </w:rPr>
+            </w:pPr>
+            <w:r>
+              <w:rPr>
+                <w:rFonts w:ascii="Segoe UI" w:hAnsi="Segoe UI" w:cs="Segoe UI"/>
+                <w:color w:val="0F1115"/>
+                <w:sz w:val="23"/>
+                <w:szCs w:val="23"/>
+              </w:rPr>
+              <w:t>32</w:t>
+            </w:r>
+          </w:p>
+        </w:tc>
+        <w:tc>
+          <w:tcPr>
+            <w:tcW w:w="0" w:type="auto"/>
+            <w:shd w:val="clear" w:color="auto" w:fill="FFFFFF"/>
+            <w:tcMar>
+              <w:top w:w="150" w:type="dxa"/>
+              <w:left w:w="240" w:type="dxa"/>
+              <w:bottom w:w="150" w:type="dxa"/>
+              <w:right w:w="240" w:type="dxa"/>
+            </w:tcMar>
+            <w:vAlign w:val="center"/>
+            <w:hideMark/>
+          </w:tcPr>
+          <w:p>
+            <w:pPr>
+              <w:spacing w:line="375" w:lineRule="atLeast"/>
+              <w:rPr>
+                <w:rFonts w:ascii="Segoe UI" w:hAnsi="Segoe UI" w:cs="Segoe UI"/>
+                <w:color w:val="0F1115"/>
+                <w:sz w:val="23"/>
+                <w:szCs w:val="23"/>
+              </w:rPr>
+            </w:pPr>
+            <w:r>
+              <w:rPr>
+                <w:rFonts w:ascii="Segoe UI" w:hAnsi="Segoe UI" w:cs="Segoe UI"/>
+                <w:color w:val="0F1115"/>
+                <w:sz w:val="23"/>
+                <w:szCs w:val="23"/>
+              </w:rPr>
+              <w:t>37</w:t>
+            </w:r>
+          </w:p>
+        </w:tc>
+        <w:tc>
+          <w:tcPr>
+            <w:tcW w:w="0" w:type="auto"/>
+            <w:shd w:val="clear" w:color="auto" w:fill="FFFFFF"/>
+            <w:tcMar>
+              <w:top w:w="150" w:type="dxa"/>
+              <w:left w:w="240" w:type="dxa"/>
+              <w:bottom w:w="150" w:type="dxa"/>
+              <w:right w:w="240" w:type="dxa"/>
+            </w:tcMar>
+            <w:vAlign w:val="center"/>
+            <w:hideMark/>
+          </w:tcPr>
+          <w:p>
+            <w:pPr>
+              <w:spacing w:line="375" w:lineRule="atLeast"/>
+              <w:rPr>
+                <w:rFonts w:ascii="Segoe UI" w:hAnsi="Segoe UI" w:cs="Segoe UI"/>
+                <w:color w:val="0F1115"/>
+                <w:sz w:val="23"/>
+                <w:szCs w:val="23"/>
+              </w:rPr>
+            </w:pPr>
+            <w:r>
+              <w:rPr>
+                <w:rFonts w:ascii="Segoe UI" w:hAnsi="Segoe UI" w:cs="Segoe UI"/>
+                <w:color w:val="0F1115"/>
+                <w:sz w:val="23"/>
+                <w:szCs w:val="23"/>
+              </w:rPr>
+              <w:t>1</w:t>
+            </w:r>
+          </w:p>
+        </w:tc>
+        <w:tc>
+          <w:tcPr>
+            <w:tcW w:w="0" w:type="auto"/>
+            <w:shd w:val="clear" w:color="auto" w:fill="FFFFFF"/>
+            <w:tcMar>
+              <w:top w:w="150" w:type="dxa"/>
+              <w:left w:w="240" w:type="dxa"/>
+              <w:bottom w:w="150" w:type="dxa"/>
+              <w:right w:w="0" w:type="dxa"/>
+            </w:tcMar>
+            <w:vAlign w:val="center"/>
+            <w:hideMark/>
+          </w:tcPr>
+          <w:p>
+            <w:pPr>
+              <w:spacing w:line="375" w:lineRule="atLeast"/>
+              <w:rPr>
+                <w:rFonts w:ascii="Segoe UI" w:hAnsi="Segoe UI" w:cs="Segoe UI"/>
+                <w:color w:val="0F1115"/>
+                <w:sz w:val="23"/>
+                <w:szCs w:val="23"/>
+              </w:rPr>
+            </w:pPr>
+            <w:proofErr w:type="spellStart"/>
+            <w:r>
+              <w:rPr>
+                <w:rFonts w:ascii="Segoe UI" w:hAnsi="Segoe UI" w:cs="Segoe UI"/>
+                <w:color w:val="0F1115"/>
+                <w:sz w:val="23"/>
+                <w:szCs w:val="23"/>
+              </w:rPr>
+              <w:t>не</w:t>
+            </w:r>
+            <w:proofErr w:type="spellEnd"/>
+            <w:r>
+              <w:rPr>
+                <w:rFonts w:ascii="Segoe UI" w:hAnsi="Segoe UI" w:cs="Segoe UI"/>
+                <w:color w:val="0F1115"/>
+                <w:sz w:val="23"/>
+                <w:szCs w:val="23"/>
+              </w:rPr>
+              <w:t xml:space="preserve"> </w:t>
+            </w:r>
+            <w:proofErr w:type="spellStart"/>
+            <w:r>
+              <w:rPr>
+                <w:rFonts w:ascii="Segoe UI" w:hAnsi="Segoe UI" w:cs="Segoe UI"/>
+                <w:color w:val="0F1115"/>
+                <w:sz w:val="23"/>
+                <w:szCs w:val="23"/>
+              </w:rPr>
+              <w:t>подходит</w:t>
+            </w:r>
+            <w:proofErr w:type="spellEnd"/>
+          </w:p>
+        </w:tc>
+      </w:tr>
+      <w:tr>
+        <w:tc>
+          <w:tcPr>
+            <w:tcW w:w="0" w:type="auto"/>
+            <w:shd w:val="clear" w:color="auto" w:fill="FFFFFF"/>
+            <w:tcMar>
+              <w:top w:w="150" w:type="dxa"/>
+              <w:left w:w="0" w:type="dxa"/>
+              <w:bottom w:w="150" w:type="dxa"/>
+              <w:right w:w="240" w:type="dxa"/>
+            </w:tcMar>
+            <w:vAlign w:val="center"/>
+            <w:hideMark/>
+          </w:tcPr>
+          <w:p>
+            <w:pPr>
+              <w:spacing w:line="375" w:lineRule="atLeast"/>
+              <w:rPr>
+                <w:rFonts w:ascii="Segoe UI" w:hAnsi="Segoe UI" w:cs="Segoe UI"/>
+                <w:color w:val="0F1115"/>
+                <w:sz w:val="23"/>
+                <w:szCs w:val="23"/>
+              </w:rPr>
+            </w:pPr>
+            <w:r>
+              <w:rPr>
+                <w:rFonts w:ascii="Segoe UI" w:hAnsi="Segoe UI" w:cs="Segoe UI"/>
+                <w:color w:val="0F1115"/>
+                <w:sz w:val="23"/>
+                <w:szCs w:val="23"/>
+              </w:rPr>
+              <w:t>33</w:t>
+            </w:r>
+          </w:p>
+        </w:tc>
+        <w:tc>
+          <w:tcPr>
+            <w:tcW w:w="0" w:type="auto"/>
+            <w:shd w:val="clear" w:color="auto" w:fill="FFFFFF"/>
+            <w:tcMar>
+              <w:top w:w="150" w:type="dxa"/>
+              <w:left w:w="240" w:type="dxa"/>
+              <w:bottom w:w="150" w:type="dxa"/>
+              <w:right w:w="240" w:type="dxa"/>
+            </w:tcMar>
+            <w:vAlign w:val="center"/>
+            <w:hideMark/>
+          </w:tcPr>
+          <w:p>
+            <w:pPr>
+              <w:spacing w:line="375" w:lineRule="atLeast"/>
+              <w:rPr>
+                <w:rFonts w:ascii="Segoe UI" w:hAnsi="Segoe UI" w:cs="Segoe UI"/>
+                <w:color w:val="0F1115"/>
+                <w:sz w:val="23"/>
+                <w:szCs w:val="23"/>
+              </w:rPr>
+            </w:pPr>
+            <w:r>
+              <w:rPr>
+                <w:rFonts w:ascii="Segoe UI" w:hAnsi="Segoe UI" w:cs="Segoe UI"/>
+                <w:color w:val="0F1115"/>
+                <w:sz w:val="23"/>
+                <w:szCs w:val="23"/>
+              </w:rPr>
+              <w:t>8</w:t>
+            </w:r>
+          </w:p>
+        </w:tc>
+        <w:tc>
+          <w:tcPr>
+            <w:tcW w:w="0" w:type="auto"/>
+            <w:shd w:val="clear" w:color="auto" w:fill="FFFFFF"/>
+            <w:tcMar>
+              <w:top w:w="150" w:type="dxa"/>
+              <w:left w:w="240" w:type="dxa"/>
+              <w:bottom w:w="150" w:type="dxa"/>
+              <w:right w:w="240" w:type="dxa"/>
+            </w:tcMar>
+            <w:vAlign w:val="center"/>
+            <w:hideMark/>
+          </w:tcPr>
+          <w:p>
+            <w:pPr>
+              <w:spacing w:line="375" w:lineRule="atLeast"/>
+              <w:rPr>
+                <w:rFonts w:ascii="Segoe UI" w:hAnsi="Segoe UI" w:cs="Segoe UI"/>
+                <w:color w:val="0F1115"/>
+                <w:sz w:val="23"/>
+                <w:szCs w:val="23"/>
+              </w:rPr>
+            </w:pPr>
+            <w:r>
+              <w:rPr>
+                <w:rFonts w:ascii="Segoe UI" w:hAnsi="Segoe UI" w:cs="Segoe UI"/>
+                <w:color w:val="0F1115"/>
+                <w:sz w:val="23"/>
+                <w:szCs w:val="23"/>
+              </w:rPr>
+              <w:t>46</w:t>
+            </w:r>
+          </w:p>
+        </w:tc>
+        <w:tc>
+          <w:tcPr>
+            <w:tcW w:w="0" w:type="auto"/>
+            <w:shd w:val="clear" w:color="auto" w:fill="FFFFFF"/>
+            <w:tcMar>
+              <w:top w:w="150" w:type="dxa"/>
+              <w:left w:w="240" w:type="dxa"/>
+              <w:bottom w:w="150" w:type="dxa"/>
+              <w:right w:w="0" w:type="dxa"/>
+            </w:tcMar>
+            <w:vAlign w:val="center"/>
+            <w:hideMark/>
+          </w:tcPr>
+          <w:p>
+            <w:pPr>
+              <w:spacing w:line="375" w:lineRule="atLeast"/>
+              <w:rPr>
+                <w:rFonts w:ascii="Segoe UI" w:hAnsi="Segoe UI" w:cs="Segoe UI"/>
+                <w:color w:val="0F1115"/>
+                <w:sz w:val="23"/>
+                <w:szCs w:val="23"/>
+              </w:rPr>
+            </w:pPr>
+            <w:proofErr w:type="spellStart"/>
+            <w:r>
+              <w:rPr>
+                <w:rStyle w:val="Strong"/>
+                <w:rFonts w:ascii="Segoe UI" w:hAnsi="Segoe UI" w:cs="Segoe UI"/>
+                <w:color w:val="0F1115"/>
+                <w:sz w:val="23"/>
+                <w:szCs w:val="23"/>
+              </w:rPr>
+              <w:t>подходит</w:t>
+            </w:r>
+            <w:proofErr w:type="spellEnd"/>
+          </w:p>
+        </w:tc>
+      </w:tr>
+      <w:tr>
+        <w:tc>
+          <w:tcPr>
+            <w:tcW w:w="0" w:type="auto"/>
+            <w:shd w:val="clear" w:color="auto" w:fill="FFFFFF"/>
+            <w:tcMar>
+              <w:top w:w="150" w:type="dxa"/>
+              <w:left w:w="0" w:type="dxa"/>
+              <w:bottom w:w="150" w:type="dxa"/>
+              <w:right w:w="240" w:type="dxa"/>
+            </w:tcMar>
+            <w:vAlign w:val="center"/>
+            <w:hideMark/>
+          </w:tcPr>
+          <w:p>
+            <w:pPr>
+              <w:spacing w:line="375" w:lineRule="atLeast"/>
+              <w:rPr>
+                <w:rFonts w:ascii="Segoe UI" w:hAnsi="Segoe UI" w:cs="Segoe UI"/>
+                <w:color w:val="0F1115"/>
+                <w:sz w:val="23"/>
+                <w:szCs w:val="23"/>
+              </w:rPr>
+            </w:pPr>
+            <w:r>
+              <w:rPr>
+                <w:rFonts w:ascii="Segoe UI" w:hAnsi="Segoe UI" w:cs="Segoe UI"/>
+                <w:color w:val="0F1115"/>
+                <w:sz w:val="23"/>
+                <w:szCs w:val="23"/>
+              </w:rPr>
+              <w:t>34</w:t>
+            </w:r>
+          </w:p>
+        </w:tc>
+        <w:tc>
+          <w:tcPr>
+            <w:tcW w:w="0" w:type="auto"/>
+            <w:shd w:val="clear" w:color="auto" w:fill="FFFFFF"/>
+            <w:tcMar>
+              <w:top w:w="150" w:type="dxa"/>
+              <w:left w:w="240" w:type="dxa"/>
+              <w:bottom w:w="150" w:type="dxa"/>
+              <w:right w:w="240" w:type="dxa"/>
+            </w:tcMar>
+            <w:vAlign w:val="center"/>
+            <w:hideMark/>
+          </w:tcPr>
+          <w:p>
+            <w:pPr>
+              <w:spacing w:line="375" w:lineRule="atLeast"/>
+              <w:rPr>
+                <w:rFonts w:ascii="Segoe UI" w:hAnsi="Segoe UI" w:cs="Segoe UI"/>
+                <w:color w:val="0F1115"/>
+                <w:sz w:val="23"/>
+                <w:szCs w:val="23"/>
+              </w:rPr>
+            </w:pPr>
+            <w:r>
+              <w:rPr>
+                <w:rFonts w:ascii="Segoe UI" w:hAnsi="Segoe UI" w:cs="Segoe UI"/>
+                <w:color w:val="0F1115"/>
+                <w:sz w:val="23"/>
+                <w:szCs w:val="23"/>
+              </w:rPr>
+              <w:t>28</w:t>
+            </w:r>
+          </w:p>
+        </w:tc>
+        <w:tc>
+          <w:tcPr>
+            <w:tcW w:w="0" w:type="auto"/>
+            <w:shd w:val="clear" w:color="auto" w:fill="FFFFFF"/>
+            <w:tcMar>
+              <w:top w:w="150" w:type="dxa"/>
+              <w:left w:w="240" w:type="dxa"/>
+              <w:bottom w:w="150" w:type="dxa"/>
+              <w:right w:w="240" w:type="dxa"/>
+            </w:tcMar>
+            <w:vAlign w:val="center"/>
+            <w:hideMark/>
+          </w:tcPr>
+          <w:p>
+            <w:pPr>
+              <w:spacing w:line="375" w:lineRule="atLeast"/>
+              <w:rPr>
+                <w:rFonts w:ascii="Segoe UI" w:hAnsi="Segoe UI" w:cs="Segoe UI"/>
+                <w:color w:val="0F1115"/>
+                <w:sz w:val="23"/>
+                <w:szCs w:val="23"/>
+              </w:rPr>
+            </w:pPr>
+            <w:r>
+              <w:rPr>
+                <w:rFonts w:ascii="Segoe UI" w:hAnsi="Segoe UI" w:cs="Segoe UI"/>
+                <w:color w:val="0F1115"/>
+                <w:sz w:val="23"/>
+                <w:szCs w:val="23"/>
+              </w:rPr>
+              <w:t>1</w:t>
+            </w:r>
+          </w:p>
+        </w:tc>
+        <w:tc>
+          <w:tcPr>
+            <w:tcW w:w="0" w:type="auto"/>
+            <w:shd w:val="clear" w:color="auto" w:fill="FFFFFF"/>
+            <w:tcMar>
+              <w:top w:w="150" w:type="dxa"/>
+              <w:left w:w="240" w:type="dxa"/>
+              <w:bottom w:w="150" w:type="dxa"/>
+              <w:right w:w="0" w:type="dxa"/>
+            </w:tcMar>
+            <w:vAlign w:val="center"/>
+            <w:hideMark/>
+          </w:tcPr>
+          <w:p>
+            <w:pPr>
+              <w:spacing w:line="375" w:lineRule="atLeast"/>
+              <w:rPr>
+                <w:rFonts w:ascii="Segoe UI" w:hAnsi="Segoe UI" w:cs="Segoe UI"/>
+                <w:color w:val="0F1115"/>
+                <w:sz w:val="23"/>
+                <w:szCs w:val="23"/>
+              </w:rPr>
+            </w:pPr>
+            <w:proofErr w:type="spellStart"/>
+            <w:r>
+              <w:rPr>
+                <w:rFonts w:ascii="Segoe UI" w:hAnsi="Segoe UI" w:cs="Segoe UI"/>
+                <w:color w:val="0F1115"/>
+                <w:sz w:val="23"/>
+                <w:szCs w:val="23"/>
+              </w:rPr>
+              <w:t>не</w:t>
+            </w:r>
+            <w:proofErr w:type="spellEnd"/>
+            <w:r>
+              <w:rPr>
+                <w:rFonts w:ascii="Segoe UI" w:hAnsi="Segoe UI" w:cs="Segoe UI"/>
+                <w:color w:val="0F1115"/>
+                <w:sz w:val="23"/>
+                <w:szCs w:val="23"/>
+              </w:rPr>
+              <w:t xml:space="preserve"> </w:t>
+            </w:r>
+            <w:proofErr w:type="spellStart"/>
+            <w:r>
+              <w:rPr>
+                <w:rFonts w:ascii="Segoe UI" w:hAnsi="Segoe UI" w:cs="Segoe UI"/>
+                <w:color w:val="0F1115"/>
+                <w:sz w:val="23"/>
+                <w:szCs w:val="23"/>
+              </w:rPr>
+              <w:t>подходит</w:t>
+            </w:r>
+            <w:proofErr w:type="spellEnd"/>
+          </w:p>
+        </w:tc>
+      </w:tr>
+      <w:tr>
+        <w:tc>
+          <w:tcPr>
+            <w:tcW w:w="0" w:type="auto"/>
+            <w:shd w:val="clear" w:color="auto" w:fill="FFFFFF"/>
+            <w:tcMar>
+              <w:top w:w="150" w:type="dxa"/>
+              <w:left w:w="0" w:type="dxa"/>
+              <w:bottom w:w="150" w:type="dxa"/>
+              <w:right w:w="240" w:type="dxa"/>
+            </w:tcMar>
+            <w:vAlign w:val="center"/>
+            <w:hideMark/>
+          </w:tcPr>
+          <w:p>
+            <w:pPr>
+              <w:spacing w:line="375" w:lineRule="atLeast"/>
+              <w:rPr>
+                <w:rFonts w:ascii="Segoe UI" w:hAnsi="Segoe UI" w:cs="Segoe UI"/>
+                <w:color w:val="0F1115"/>
+                <w:sz w:val="23"/>
+                <w:szCs w:val="23"/>
+              </w:rPr>
+            </w:pPr>
+            <w:r>
+              <w:rPr>
+                <w:rFonts w:ascii="Segoe UI" w:hAnsi="Segoe UI" w:cs="Segoe UI"/>
+                <w:color w:val="0F1115"/>
+                <w:sz w:val="23"/>
+                <w:szCs w:val="23"/>
+              </w:rPr>
+              <w:t>35</w:t>
+            </w:r>
+          </w:p>
+        </w:tc>
+        <w:tc>
+          <w:tcPr>
+            <w:tcW w:w="0" w:type="auto"/>
+            <w:shd w:val="clear" w:color="auto" w:fill="FFFFFF"/>
+            <w:tcMar>
+              <w:top w:w="150" w:type="dxa"/>
+              <w:left w:w="240" w:type="dxa"/>
+              <w:bottom w:w="150" w:type="dxa"/>
+              <w:right w:w="240" w:type="dxa"/>
+            </w:tcMar>
+            <w:vAlign w:val="center"/>
+            <w:hideMark/>
+          </w:tcPr>
+          <w:p>
+            <w:pPr>
+              <w:spacing w:line="375" w:lineRule="atLeast"/>
+              <w:rPr>
+                <w:rFonts w:ascii="Segoe UI" w:hAnsi="Segoe UI" w:cs="Segoe UI"/>
+                <w:color w:val="0F1115"/>
+                <w:sz w:val="23"/>
+                <w:szCs w:val="23"/>
+              </w:rPr>
+            </w:pPr>
+            <w:r>
+              <w:rPr>
+                <w:rFonts w:ascii="Segoe UI" w:hAnsi="Segoe UI" w:cs="Segoe UI"/>
+                <w:color w:val="0F1115"/>
+                <w:sz w:val="23"/>
+                <w:szCs w:val="23"/>
+              </w:rPr>
+              <w:t>3</w:t>
+            </w:r>
+          </w:p>
+        </w:tc>
+        <w:tc>
+          <w:tcPr>
+            <w:tcW w:w="0" w:type="auto"/>
+            <w:shd w:val="clear" w:color="auto" w:fill="FFFFFF"/>
+            <w:tcMar>
+              <w:top w:w="150" w:type="dxa"/>
+              <w:left w:w="240" w:type="dxa"/>
+              <w:bottom w:w="150" w:type="dxa"/>
+              <w:right w:w="240" w:type="dxa"/>
+            </w:tcMar>
+            <w:vAlign w:val="center"/>
+            <w:hideMark/>
+          </w:tcPr>
+          <w:p>
+            <w:pPr>
+              <w:spacing w:line="375" w:lineRule="atLeast"/>
+              <w:rPr>
+                <w:rFonts w:ascii="Segoe UI" w:hAnsi="Segoe UI" w:cs="Segoe UI"/>
+                <w:color w:val="0F1115"/>
+                <w:sz w:val="23"/>
+                <w:szCs w:val="23"/>
+              </w:rPr>
+            </w:pPr>
+            <w:r>
+              <w:rPr>
+                <w:rFonts w:ascii="Segoe UI" w:hAnsi="Segoe UI" w:cs="Segoe UI"/>
+                <w:color w:val="0F1115"/>
+                <w:sz w:val="23"/>
+                <w:szCs w:val="23"/>
+              </w:rPr>
+              <w:t>46</w:t>
+            </w:r>
+          </w:p>
+        </w:tc>
+        <w:tc>
+          <w:tcPr>
+            <w:tcW w:w="0" w:type="auto"/>
+            <w:shd w:val="clear" w:color="auto" w:fill="FFFFFF"/>
+            <w:tcMar>
+              <w:top w:w="150" w:type="dxa"/>
+              <w:left w:w="240" w:type="dxa"/>
+              <w:bottom w:w="150" w:type="dxa"/>
+              <w:right w:w="0" w:type="dxa"/>
+            </w:tcMar>
+            <w:vAlign w:val="center"/>
+            <w:hideMark/>
+          </w:tcPr>
+          <w:p>
+            <w:pPr>
+              <w:spacing w:line="375" w:lineRule="atLeast"/>
+              <w:rPr>
+                <w:rFonts w:ascii="Segoe UI" w:hAnsi="Segoe UI" w:cs="Segoe UI"/>
+                <w:color w:val="0F1115"/>
+                <w:sz w:val="23"/>
+                <w:szCs w:val="23"/>
+              </w:rPr>
+            </w:pPr>
+            <w:proofErr w:type="spellStart"/>
+            <w:r>
+              <w:rPr>
+                <w:rStyle w:val="Strong"/>
+                <w:rFonts w:ascii="Segoe UI" w:hAnsi="Segoe UI" w:cs="Segoe UI"/>
+                <w:color w:val="0F1115"/>
+                <w:sz w:val="23"/>
+                <w:szCs w:val="23"/>
+              </w:rPr>
+              <w:t>подходит</w:t>
+            </w:r>
+            <w:proofErr w:type="spellEnd"/>
+          </w:p>
+        </w:tc>
+      </w:tr>
+      <w:tr>
+        <w:tc>
+          <w:tcPr>
+            <w:tcW w:w="0" w:type="auto"/>
+            <w:shd w:val="clear" w:color="auto" w:fill="FFFFFF"/>
+            <w:tcMar>
+              <w:top w:w="150" w:type="dxa"/>
+              <w:left w:w="0" w:type="dxa"/>
+              <w:bottom w:w="150" w:type="dxa"/>
+              <w:right w:w="240" w:type="dxa"/>
+            </w:tcMar>
+            <w:vAlign w:val="center"/>
+            <w:hideMark/>
+          </w:tcPr>
+          <w:p>
+            <w:pPr>
+              <w:spacing w:line="375" w:lineRule="atLeast"/>
+              <w:rPr>
+                <w:rFonts w:ascii="Segoe UI" w:hAnsi="Segoe UI" w:cs="Segoe UI"/>
+                <w:color w:val="0F1115"/>
+                <w:sz w:val="23"/>
+                <w:szCs w:val="23"/>
+              </w:rPr>
+            </w:pPr>
+            <w:r>
+              <w:rPr>
+                <w:rFonts w:ascii="Segoe UI" w:hAnsi="Segoe UI" w:cs="Segoe UI"/>
+                <w:color w:val="0F1115"/>
+                <w:sz w:val="23"/>
+                <w:szCs w:val="23"/>
+              </w:rPr>
+              <w:t>36</w:t>
+            </w:r>
+          </w:p>
+        </w:tc>
+        <w:tc>
+          <w:tcPr>
+            <w:tcW w:w="0" w:type="auto"/>
+            <w:shd w:val="clear" w:color="auto" w:fill="FFFFFF"/>
+            <w:tcMar>
+              <w:top w:w="150" w:type="dxa"/>
+              <w:left w:w="240" w:type="dxa"/>
+              <w:bottom w:w="150" w:type="dxa"/>
+              <w:right w:w="240" w:type="dxa"/>
+            </w:tcMar>
+            <w:vAlign w:val="center"/>
+            <w:hideMark/>
+          </w:tcPr>
+          <w:p>
+            <w:pPr>
+              <w:spacing w:line="375" w:lineRule="atLeast"/>
+              <w:rPr>
+                <w:rFonts w:ascii="Segoe UI" w:hAnsi="Segoe UI" w:cs="Segoe UI"/>
+                <w:color w:val="0F1115"/>
+                <w:sz w:val="23"/>
+                <w:szCs w:val="23"/>
+              </w:rPr>
+            </w:pPr>
+            <w:r>
+              <w:rPr>
+                <w:rFonts w:ascii="Segoe UI" w:hAnsi="Segoe UI" w:cs="Segoe UI"/>
+                <w:color w:val="0F1115"/>
+                <w:sz w:val="23"/>
+                <w:szCs w:val="23"/>
+              </w:rPr>
+              <w:t>27</w:t>
+            </w:r>
+          </w:p>
+        </w:tc>
+        <w:tc>
+          <w:tcPr>
+            <w:tcW w:w="0" w:type="auto"/>
+            <w:shd w:val="clear" w:color="auto" w:fill="FFFFFF"/>
+            <w:tcMar>
+              <w:top w:w="150" w:type="dxa"/>
+              <w:left w:w="240" w:type="dxa"/>
+              <w:bottom w:w="150" w:type="dxa"/>
+              <w:right w:w="240" w:type="dxa"/>
+            </w:tcMar>
+            <w:vAlign w:val="center"/>
+            <w:hideMark/>
+          </w:tcPr>
+          <w:p>
+            <w:pPr>
+              <w:spacing w:line="375" w:lineRule="atLeast"/>
+              <w:rPr>
+                <w:rFonts w:ascii="Segoe UI" w:hAnsi="Segoe UI" w:cs="Segoe UI"/>
+                <w:color w:val="0F1115"/>
+                <w:sz w:val="23"/>
+                <w:szCs w:val="23"/>
+              </w:rPr>
+            </w:pPr>
+            <w:r>
+              <w:rPr>
+                <w:rFonts w:ascii="Segoe UI" w:hAnsi="Segoe UI" w:cs="Segoe UI"/>
+                <w:color w:val="0F1115"/>
+                <w:sz w:val="23"/>
+                <w:szCs w:val="23"/>
+              </w:rPr>
+              <w:t>1</w:t>
+            </w:r>
+          </w:p>
+        </w:tc>
+        <w:tc>
+          <w:tcPr>
+            <w:tcW w:w="0" w:type="auto"/>
+            <w:shd w:val="clear" w:color="auto" w:fill="FFFFFF"/>
+            <w:tcMar>
+              <w:top w:w="150" w:type="dxa"/>
+              <w:left w:w="240" w:type="dxa"/>
+              <w:bottom w:w="150" w:type="dxa"/>
+              <w:right w:w="0" w:type="dxa"/>
+            </w:tcMar>
+            <w:vAlign w:val="center"/>
+            <w:hideMark/>
+          </w:tcPr>
+          <w:p>
+            <w:pPr>
+              <w:spacing w:line="375" w:lineRule="atLeast"/>
+              <w:rPr>
+                <w:rFonts w:ascii="Segoe UI" w:hAnsi="Segoe UI" w:cs="Segoe UI"/>
+                <w:color w:val="0F1115"/>
+                <w:sz w:val="23"/>
+                <w:szCs w:val="23"/>
+              </w:rPr>
+            </w:pPr>
+            <w:proofErr w:type="spellStart"/>
+            <w:r>
+              <w:rPr>
+                <w:rFonts w:ascii="Segoe UI" w:hAnsi="Segoe UI" w:cs="Segoe UI"/>
+                <w:color w:val="0F1115"/>
+                <w:sz w:val="23"/>
+                <w:szCs w:val="23"/>
+              </w:rPr>
+              <w:t>не</w:t>
+            </w:r>
+            <w:proofErr w:type="spellEnd"/>
+            <w:r>
+              <w:rPr>
+                <w:rFonts w:ascii="Segoe UI" w:hAnsi="Segoe UI" w:cs="Segoe UI"/>
+                <w:color w:val="0F1115"/>
+                <w:sz w:val="23"/>
+                <w:szCs w:val="23"/>
+              </w:rPr>
+              <w:t xml:space="preserve"> </w:t>
+            </w:r>
+            <w:proofErr w:type="spellStart"/>
+            <w:r>
+              <w:rPr>
+                <w:rFonts w:ascii="Segoe UI" w:hAnsi="Segoe UI" w:cs="Segoe UI"/>
+                <w:color w:val="0F1115"/>
+                <w:sz w:val="23"/>
+                <w:szCs w:val="23"/>
+              </w:rPr>
+              <w:t>подходит</w:t>
+            </w:r>
+            <w:proofErr w:type="spellEnd"/>
+          </w:p>
+        </w:tc>
+      </w:tr>
+      <w:tr>
+        <w:tc>
+          <w:tcPr>
+            <w:tcW w:w="0" w:type="auto"/>
+            <w:shd w:val="clear" w:color="auto" w:fill="FFFFFF"/>
+            <w:tcMar>
+              <w:top w:w="150" w:type="dxa"/>
+              <w:left w:w="0" w:type="dxa"/>
+              <w:bottom w:w="150" w:type="dxa"/>
+              <w:right w:w="240" w:type="dxa"/>
+            </w:tcMar>
+            <w:vAlign w:val="center"/>
+            <w:hideMark/>
+          </w:tcPr>
+          <w:p>
+            <w:pPr>
+              <w:spacing w:line="375" w:lineRule="atLeast"/>
+              <w:rPr>
+                <w:rFonts w:ascii="Segoe UI" w:hAnsi="Segoe UI" w:cs="Segoe UI"/>
+                <w:color w:val="0F1115"/>
+                <w:sz w:val="23"/>
+                <w:szCs w:val="23"/>
+              </w:rPr>
+            </w:pPr>
+            <w:r>
+              <w:rPr>
+                <w:rFonts w:ascii="Segoe UI" w:hAnsi="Segoe UI" w:cs="Segoe UI"/>
+                <w:color w:val="0F1115"/>
+                <w:sz w:val="23"/>
+                <w:szCs w:val="23"/>
+              </w:rPr>
+              <w:t>37</w:t>
+            </w:r>
+          </w:p>
+        </w:tc>
+        <w:tc>
+          <w:tcPr>
+            <w:tcW w:w="0" w:type="auto"/>
+            <w:shd w:val="clear" w:color="auto" w:fill="FFFFFF"/>
+            <w:tcMar>
+              <w:top w:w="150" w:type="dxa"/>
+              <w:left w:w="240" w:type="dxa"/>
+              <w:bottom w:w="150" w:type="dxa"/>
+              <w:right w:w="240" w:type="dxa"/>
+            </w:tcMar>
+            <w:vAlign w:val="center"/>
+            <w:hideMark/>
+          </w:tcPr>
+          <w:p>
+            <w:pPr>
+              <w:spacing w:line="375" w:lineRule="atLeast"/>
+              <w:rPr>
+                <w:rFonts w:ascii="Segoe UI" w:hAnsi="Segoe UI" w:cs="Segoe UI"/>
+                <w:color w:val="0F1115"/>
+                <w:sz w:val="23"/>
+                <w:szCs w:val="23"/>
+              </w:rPr>
+            </w:pPr>
+            <w:r>
+              <w:rPr>
+                <w:rFonts w:ascii="Segoe UI" w:hAnsi="Segoe UI" w:cs="Segoe UI"/>
+                <w:color w:val="0F1115"/>
+                <w:sz w:val="23"/>
+                <w:szCs w:val="23"/>
+              </w:rPr>
+              <w:t>6</w:t>
+            </w:r>
+          </w:p>
+        </w:tc>
+        <w:tc>
+          <w:tcPr>
+            <w:tcW w:w="0" w:type="auto"/>
+            <w:shd w:val="clear" w:color="auto" w:fill="FFFFFF"/>
+            <w:tcMar>
+              <w:top w:w="150" w:type="dxa"/>
+              <w:left w:w="240" w:type="dxa"/>
+              <w:bottom w:w="150" w:type="dxa"/>
+              <w:right w:w="240" w:type="dxa"/>
+            </w:tcMar>
+            <w:vAlign w:val="center"/>
+            <w:hideMark/>
+          </w:tcPr>
+          <w:p>
+            <w:pPr>
+              <w:spacing w:line="375" w:lineRule="atLeast"/>
+              <w:rPr>
+                <w:rFonts w:ascii="Segoe UI" w:hAnsi="Segoe UI" w:cs="Segoe UI"/>
+                <w:color w:val="0F1115"/>
+                <w:sz w:val="23"/>
+                <w:szCs w:val="23"/>
+              </w:rPr>
+            </w:pPr>
+            <w:r>
+              <w:rPr>
+                <w:rFonts w:ascii="Segoe UI" w:hAnsi="Segoe UI" w:cs="Segoe UI"/>
+                <w:color w:val="0F1115"/>
+                <w:sz w:val="23"/>
+                <w:szCs w:val="23"/>
+              </w:rPr>
+              <w:t>1</w:t>
+            </w:r>
+          </w:p>
+        </w:tc>
+        <w:tc>
+          <w:tcPr>
+            <w:tcW w:w="0" w:type="auto"/>
+            <w:shd w:val="clear" w:color="auto" w:fill="FFFFFF"/>
+            <w:tcMar>
+              <w:top w:w="150" w:type="dxa"/>
+              <w:left w:w="240" w:type="dxa"/>
+              <w:bottom w:w="150" w:type="dxa"/>
+              <w:right w:w="0" w:type="dxa"/>
+            </w:tcMar>
+            <w:vAlign w:val="center"/>
+            <w:hideMark/>
+          </w:tcPr>
+          <w:p>
+            <w:pPr>
+              <w:spacing w:line="375" w:lineRule="atLeast"/>
+              <w:rPr>
+                <w:rFonts w:ascii="Segoe UI" w:hAnsi="Segoe UI" w:cs="Segoe UI"/>
+                <w:color w:val="0F1115"/>
+                <w:sz w:val="23"/>
+                <w:szCs w:val="23"/>
+              </w:rPr>
+            </w:pPr>
+            <w:proofErr w:type="spellStart"/>
+            <w:r>
+              <w:rPr>
+                <w:rFonts w:ascii="Segoe UI" w:hAnsi="Segoe UI" w:cs="Segoe UI"/>
+                <w:color w:val="0F1115"/>
+                <w:sz w:val="23"/>
+                <w:szCs w:val="23"/>
+              </w:rPr>
+              <w:t>не</w:t>
+            </w:r>
+            <w:proofErr w:type="spellEnd"/>
+            <w:r>
+              <w:rPr>
+                <w:rFonts w:ascii="Segoe UI" w:hAnsi="Segoe UI" w:cs="Segoe UI"/>
+                <w:color w:val="0F1115"/>
+                <w:sz w:val="23"/>
+                <w:szCs w:val="23"/>
+              </w:rPr>
+              <w:t xml:space="preserve"> </w:t>
+            </w:r>
+            <w:proofErr w:type="spellStart"/>
+            <w:r>
+              <w:rPr>
+                <w:rFonts w:ascii="Segoe UI" w:hAnsi="Segoe UI" w:cs="Segoe UI"/>
+                <w:color w:val="0F1115"/>
+                <w:sz w:val="23"/>
+                <w:szCs w:val="23"/>
+              </w:rPr>
+              <w:t>подходит</w:t>
+            </w:r>
+            <w:proofErr w:type="spellEnd"/>
+          </w:p>
+        </w:tc>
+      </w:tr>
+      <w:tr>
+        <w:tc>
+          <w:tcPr>
+            <w:tcW w:w="0" w:type="auto"/>
+            <w:shd w:val="clear" w:color="auto" w:fill="FFFFFF"/>
+            <w:tcMar>
+              <w:top w:w="150" w:type="dxa"/>
+              <w:left w:w="0" w:type="dxa"/>
+              <w:bottom w:w="150" w:type="dxa"/>
+              <w:right w:w="240" w:type="dxa"/>
+            </w:tcMar>
+            <w:vAlign w:val="center"/>
+            <w:hideMark/>
+          </w:tcPr>
+          <w:p>
+            <w:pPr>
+              <w:spacing w:line="375" w:lineRule="atLeast"/>
+              <w:rPr>
+                <w:rFonts w:ascii="Segoe UI" w:hAnsi="Segoe UI" w:cs="Segoe UI"/>
+                <w:color w:val="0F1115"/>
+                <w:sz w:val="23"/>
+                <w:szCs w:val="23"/>
+              </w:rPr>
+            </w:pPr>
+            <w:r>
+              <w:rPr>
+                <w:rFonts w:ascii="Segoe UI" w:hAnsi="Segoe UI" w:cs="Segoe UI"/>
+                <w:color w:val="0F1115"/>
+                <w:sz w:val="23"/>
+                <w:szCs w:val="23"/>
+              </w:rPr>
+              <w:t>38</w:t>
+            </w:r>
+          </w:p>
+        </w:tc>
+        <w:tc>
+          <w:tcPr>
+            <w:tcW w:w="0" w:type="auto"/>
+            <w:shd w:val="clear" w:color="auto" w:fill="FFFFFF"/>
+            <w:tcMar>
+              <w:top w:w="150" w:type="dxa"/>
+              <w:left w:w="240" w:type="dxa"/>
+              <w:bottom w:w="150" w:type="dxa"/>
+              <w:right w:w="240" w:type="dxa"/>
+            </w:tcMar>
+            <w:vAlign w:val="center"/>
+            <w:hideMark/>
+          </w:tcPr>
+          <w:p>
+            <w:pPr>
+              <w:spacing w:line="375" w:lineRule="atLeast"/>
+              <w:rPr>
+                <w:rFonts w:ascii="Segoe UI" w:hAnsi="Segoe UI" w:cs="Segoe UI"/>
+                <w:color w:val="0F1115"/>
+                <w:sz w:val="23"/>
+                <w:szCs w:val="23"/>
+              </w:rPr>
+            </w:pPr>
+            <w:r>
+              <w:rPr>
+                <w:rFonts w:ascii="Segoe UI" w:hAnsi="Segoe UI" w:cs="Segoe UI"/>
+                <w:color w:val="0F1115"/>
+                <w:sz w:val="23"/>
+                <w:szCs w:val="23"/>
+              </w:rPr>
+              <w:t>34</w:t>
+            </w:r>
+          </w:p>
+        </w:tc>
+        <w:tc>
+          <w:tcPr>
+            <w:tcW w:w="0" w:type="auto"/>
+            <w:shd w:val="clear" w:color="auto" w:fill="FFFFFF"/>
+            <w:tcMar>
+              <w:top w:w="150" w:type="dxa"/>
+              <w:left w:w="240" w:type="dxa"/>
+              <w:bottom w:w="150" w:type="dxa"/>
+              <w:right w:w="240" w:type="dxa"/>
+            </w:tcMar>
+            <w:vAlign w:val="center"/>
+            <w:hideMark/>
+          </w:tcPr>
+          <w:p>
+            <w:pPr>
+              <w:spacing w:line="375" w:lineRule="atLeast"/>
+              <w:rPr>
+                <w:rFonts w:ascii="Segoe UI" w:hAnsi="Segoe UI" w:cs="Segoe UI"/>
+                <w:color w:val="0F1115"/>
+                <w:sz w:val="23"/>
+                <w:szCs w:val="23"/>
+              </w:rPr>
+            </w:pPr>
+            <w:r>
+              <w:rPr>
+                <w:rFonts w:ascii="Segoe UI" w:hAnsi="Segoe UI" w:cs="Segoe UI"/>
+                <w:color w:val="0F1115"/>
+                <w:sz w:val="23"/>
+                <w:szCs w:val="23"/>
+              </w:rPr>
+              <w:t>46</w:t>
+            </w:r>
+          </w:p>
+        </w:tc>
+        <w:tc>
+          <w:tcPr>
+            <w:tcW w:w="0" w:type="auto"/>
+            <w:shd w:val="clear" w:color="auto" w:fill="FFFFFF"/>
+            <w:tcMar>
+              <w:top w:w="150" w:type="dxa"/>
+              <w:left w:w="240" w:type="dxa"/>
+              <w:bottom w:w="150" w:type="dxa"/>
+              <w:right w:w="0" w:type="dxa"/>
+            </w:tcMar>
+            <w:vAlign w:val="center"/>
+            <w:hideMark/>
+          </w:tcPr>
+          <w:p>
+            <w:pPr>
+              <w:spacing w:line="375" w:lineRule="atLeast"/>
+              <w:rPr>
+                <w:rFonts w:ascii="Segoe UI" w:hAnsi="Segoe UI" w:cs="Segoe UI"/>
+                <w:color w:val="0F1115"/>
+                <w:sz w:val="23"/>
+                <w:szCs w:val="23"/>
+              </w:rPr>
+            </w:pPr>
+            <w:proofErr w:type="spellStart"/>
+            <w:r>
+              <w:rPr>
+                <w:rStyle w:val="Strong"/>
+                <w:rFonts w:ascii="Segoe UI" w:hAnsi="Segoe UI" w:cs="Segoe UI"/>
+                <w:color w:val="0F1115"/>
+                <w:sz w:val="23"/>
+                <w:szCs w:val="23"/>
+              </w:rPr>
+              <w:t>подходит</w:t>
+            </w:r>
+            <w:proofErr w:type="spellEnd"/>
+          </w:p>
+        </w:tc>
+      </w:tr>
+      <w:tr>
+        <w:tc>
+          <w:tcPr>
+            <w:tcW w:w="0" w:type="auto"/>
+            <w:shd w:val="clear" w:color="auto" w:fill="FFFFFF"/>
+            <w:tcMar>
+              <w:top w:w="150" w:type="dxa"/>
+              <w:left w:w="0" w:type="dxa"/>
+              <w:bottom w:w="150" w:type="dxa"/>
+              <w:right w:w="240" w:type="dxa"/>
+            </w:tcMar>
+            <w:vAlign w:val="center"/>
+            <w:hideMark/>
+          </w:tcPr>
+          <w:p>
+            <w:pPr>
+              <w:spacing w:line="375" w:lineRule="atLeast"/>
+              <w:rPr>
+                <w:rFonts w:ascii="Segoe UI" w:hAnsi="Segoe UI" w:cs="Segoe UI"/>
+                <w:color w:val="0F1115"/>
+                <w:sz w:val="23"/>
+                <w:szCs w:val="23"/>
+              </w:rPr>
+            </w:pPr>
+            <w:r>
+              <w:rPr>
+                <w:rFonts w:ascii="Segoe UI" w:hAnsi="Segoe UI" w:cs="Segoe UI"/>
+                <w:color w:val="0F1115"/>
+                <w:sz w:val="23"/>
+                <w:szCs w:val="23"/>
+              </w:rPr>
+              <w:t>39</w:t>
+            </w:r>
+          </w:p>
+        </w:tc>
+        <w:tc>
+          <w:tcPr>
+            <w:tcW w:w="0" w:type="auto"/>
+            <w:shd w:val="clear" w:color="auto" w:fill="FFFFFF"/>
+            <w:tcMar>
+              <w:top w:w="150" w:type="dxa"/>
+              <w:left w:w="240" w:type="dxa"/>
+              <w:bottom w:w="150" w:type="dxa"/>
+              <w:right w:w="240" w:type="dxa"/>
+            </w:tcMar>
+            <w:vAlign w:val="center"/>
+            <w:hideMark/>
+          </w:tcPr>
+          <w:p>
+            <w:pPr>
+              <w:spacing w:line="375" w:lineRule="atLeast"/>
+              <w:rPr>
+                <w:rFonts w:ascii="Segoe UI" w:hAnsi="Segoe UI" w:cs="Segoe UI"/>
+                <w:color w:val="0F1115"/>
+                <w:sz w:val="23"/>
+                <w:szCs w:val="23"/>
+              </w:rPr>
+            </w:pPr>
+            <w:r>
+              <w:rPr>
+                <w:rFonts w:ascii="Segoe UI" w:hAnsi="Segoe UI" w:cs="Segoe UI"/>
+                <w:color w:val="0F1115"/>
+                <w:sz w:val="23"/>
+                <w:szCs w:val="23"/>
+              </w:rPr>
+              <w:t>17</w:t>
+            </w:r>
+          </w:p>
+        </w:tc>
+        <w:tc>
+          <w:tcPr>
+            <w:tcW w:w="0" w:type="auto"/>
+            <w:shd w:val="clear" w:color="auto" w:fill="FFFFFF"/>
+            <w:tcMar>
+              <w:top w:w="150" w:type="dxa"/>
+              <w:left w:w="240" w:type="dxa"/>
+              <w:bottom w:w="150" w:type="dxa"/>
+              <w:right w:w="240" w:type="dxa"/>
+            </w:tcMar>
+            <w:vAlign w:val="center"/>
+            <w:hideMark/>
+          </w:tcPr>
+          <w:p>
+            <w:pPr>
+              <w:spacing w:line="375" w:lineRule="atLeast"/>
+              <w:rPr>
+                <w:rFonts w:ascii="Segoe UI" w:hAnsi="Segoe UI" w:cs="Segoe UI"/>
+                <w:color w:val="0F1115"/>
+                <w:sz w:val="23"/>
+                <w:szCs w:val="23"/>
+              </w:rPr>
+            </w:pPr>
+            <w:r>
+              <w:rPr>
+                <w:rFonts w:ascii="Segoe UI" w:hAnsi="Segoe UI" w:cs="Segoe UI"/>
+                <w:color w:val="0F1115"/>
+                <w:sz w:val="23"/>
+                <w:szCs w:val="23"/>
+              </w:rPr>
+              <w:t>46</w:t>
+            </w:r>
+          </w:p>
+        </w:tc>
+        <w:tc>
+          <w:tcPr>
+            <w:tcW w:w="0" w:type="auto"/>
+            <w:shd w:val="clear" w:color="auto" w:fill="FFFFFF"/>
+            <w:tcMar>
+              <w:top w:w="150" w:type="dxa"/>
+              <w:left w:w="240" w:type="dxa"/>
+              <w:bottom w:w="150" w:type="dxa"/>
+              <w:right w:w="0" w:type="dxa"/>
+            </w:tcMar>
+            <w:vAlign w:val="center"/>
+            <w:hideMark/>
+          </w:tcPr>
+          <w:p>
+            <w:pPr>
+              <w:spacing w:line="375" w:lineRule="atLeast"/>
+              <w:rPr>
+                <w:rFonts w:ascii="Segoe UI" w:hAnsi="Segoe UI" w:cs="Segoe UI"/>
+                <w:color w:val="0F1115"/>
+                <w:sz w:val="23"/>
+                <w:szCs w:val="23"/>
+              </w:rPr>
+            </w:pPr>
+            <w:proofErr w:type="spellStart"/>
+            <w:r>
+              <w:rPr>
+                <w:rStyle w:val="Strong"/>
+                <w:rFonts w:ascii="Segoe UI" w:hAnsi="Segoe UI" w:cs="Segoe UI"/>
+                <w:color w:val="0F1115"/>
+                <w:sz w:val="23"/>
+                <w:szCs w:val="23"/>
+              </w:rPr>
+              <w:t>подходит</w:t>
+            </w:r>
+            <w:proofErr w:type="spellEnd"/>
+          </w:p>
+        </w:tc>
+      </w:tr>
+      <w:tr>
+        <w:tc>
+          <w:tcPr>
+            <w:tcW w:w="0" w:type="auto"/>
+            <w:shd w:val="clear" w:color="auto" w:fill="FFFFFF"/>
+            <w:tcMar>
+              <w:top w:w="150" w:type="dxa"/>
+              <w:left w:w="0" w:type="dxa"/>
+              <w:bottom w:w="150" w:type="dxa"/>
+              <w:right w:w="240" w:type="dxa"/>
+            </w:tcMar>
+            <w:vAlign w:val="center"/>
+            <w:hideMark/>
+          </w:tcPr>
+          <w:p>
+            <w:pPr>
+              <w:spacing w:line="375" w:lineRule="atLeast"/>
+              <w:rPr>
+                <w:rFonts w:ascii="Segoe UI" w:hAnsi="Segoe UI" w:cs="Segoe UI"/>
+                <w:color w:val="0F1115"/>
+                <w:sz w:val="23"/>
+                <w:szCs w:val="23"/>
+              </w:rPr>
+            </w:pPr>
+            <w:r>
+              <w:rPr>
+                <w:rFonts w:ascii="Segoe UI" w:hAnsi="Segoe UI" w:cs="Segoe UI"/>
+                <w:color w:val="0F1115"/>
+                <w:sz w:val="23"/>
+                <w:szCs w:val="23"/>
+              </w:rPr>
+              <w:lastRenderedPageBreak/>
+              <w:t>40</w:t>
+            </w:r>
+          </w:p>
+        </w:tc>
+        <w:tc>
+          <w:tcPr>
+            <w:tcW w:w="0" w:type="auto"/>
+            <w:shd w:val="clear" w:color="auto" w:fill="FFFFFF"/>
+            <w:tcMar>
+              <w:top w:w="150" w:type="dxa"/>
+              <w:left w:w="240" w:type="dxa"/>
+              <w:bottom w:w="150" w:type="dxa"/>
+              <w:right w:w="240" w:type="dxa"/>
+            </w:tcMar>
+            <w:vAlign w:val="center"/>
+            <w:hideMark/>
+          </w:tcPr>
+          <w:p>
+            <w:pPr>
+              <w:spacing w:line="375" w:lineRule="atLeast"/>
+              <w:rPr>
+                <w:rFonts w:ascii="Segoe UI" w:hAnsi="Segoe UI" w:cs="Segoe UI"/>
+                <w:color w:val="0F1115"/>
+                <w:sz w:val="23"/>
+                <w:szCs w:val="23"/>
+              </w:rPr>
+            </w:pPr>
+            <w:r>
+              <w:rPr>
+                <w:rFonts w:ascii="Segoe UI" w:hAnsi="Segoe UI" w:cs="Segoe UI"/>
+                <w:color w:val="0F1115"/>
+                <w:sz w:val="23"/>
+                <w:szCs w:val="23"/>
+              </w:rPr>
+              <w:t>2</w:t>
+            </w:r>
+          </w:p>
+        </w:tc>
+        <w:tc>
+          <w:tcPr>
+            <w:tcW w:w="0" w:type="auto"/>
+            <w:shd w:val="clear" w:color="auto" w:fill="FFFFFF"/>
+            <w:tcMar>
+              <w:top w:w="150" w:type="dxa"/>
+              <w:left w:w="240" w:type="dxa"/>
+              <w:bottom w:w="150" w:type="dxa"/>
+              <w:right w:w="240" w:type="dxa"/>
+            </w:tcMar>
+            <w:vAlign w:val="center"/>
+            <w:hideMark/>
+          </w:tcPr>
+          <w:p>
+            <w:pPr>
+              <w:spacing w:line="375" w:lineRule="atLeast"/>
+              <w:rPr>
+                <w:rFonts w:ascii="Segoe UI" w:hAnsi="Segoe UI" w:cs="Segoe UI"/>
+                <w:color w:val="0F1115"/>
+                <w:sz w:val="23"/>
+                <w:szCs w:val="23"/>
+              </w:rPr>
+            </w:pPr>
+            <w:r>
+              <w:rPr>
+                <w:rFonts w:ascii="Segoe UI" w:hAnsi="Segoe UI" w:cs="Segoe UI"/>
+                <w:color w:val="0F1115"/>
+                <w:sz w:val="23"/>
+                <w:szCs w:val="23"/>
+              </w:rPr>
+              <w:t>46</w:t>
+            </w:r>
+          </w:p>
+        </w:tc>
+        <w:tc>
+          <w:tcPr>
+            <w:tcW w:w="0" w:type="auto"/>
+            <w:shd w:val="clear" w:color="auto" w:fill="FFFFFF"/>
+            <w:tcMar>
+              <w:top w:w="150" w:type="dxa"/>
+              <w:left w:w="240" w:type="dxa"/>
+              <w:bottom w:w="150" w:type="dxa"/>
+              <w:right w:w="0" w:type="dxa"/>
+            </w:tcMar>
+            <w:vAlign w:val="center"/>
+            <w:hideMark/>
+          </w:tcPr>
+          <w:p>
+            <w:pPr>
+              <w:spacing w:line="375" w:lineRule="atLeast"/>
+              <w:rPr>
+                <w:rFonts w:ascii="Segoe UI" w:hAnsi="Segoe UI" w:cs="Segoe UI"/>
+                <w:color w:val="0F1115"/>
+                <w:sz w:val="23"/>
+                <w:szCs w:val="23"/>
+              </w:rPr>
+            </w:pPr>
+            <w:proofErr w:type="spellStart"/>
+            <w:r>
+              <w:rPr>
+                <w:rStyle w:val="Strong"/>
+                <w:rFonts w:ascii="Segoe UI" w:hAnsi="Segoe UI" w:cs="Segoe UI"/>
+                <w:color w:val="0F1115"/>
+                <w:sz w:val="23"/>
+                <w:szCs w:val="23"/>
+              </w:rPr>
+              <w:t>подходит</w:t>
+            </w:r>
+            <w:proofErr w:type="spellEnd"/>
+          </w:p>
+        </w:tc>
+      </w:tr>
+      <w:tr>
+        <w:tc>
+          <w:tcPr>
+            <w:tcW w:w="0" w:type="auto"/>
+            <w:shd w:val="clear" w:color="auto" w:fill="FFFFFF"/>
+            <w:tcMar>
+              <w:top w:w="150" w:type="dxa"/>
+              <w:left w:w="0" w:type="dxa"/>
+              <w:bottom w:w="150" w:type="dxa"/>
+              <w:right w:w="240" w:type="dxa"/>
+            </w:tcMar>
+            <w:vAlign w:val="center"/>
+            <w:hideMark/>
+          </w:tcPr>
+          <w:p>
+            <w:pPr>
+              <w:spacing w:line="375" w:lineRule="atLeast"/>
+              <w:rPr>
+                <w:rFonts w:ascii="Segoe UI" w:hAnsi="Segoe UI" w:cs="Segoe UI"/>
+                <w:color w:val="0F1115"/>
+                <w:sz w:val="23"/>
+                <w:szCs w:val="23"/>
+              </w:rPr>
+            </w:pPr>
+            <w:r>
+              <w:rPr>
+                <w:rFonts w:ascii="Segoe UI" w:hAnsi="Segoe UI" w:cs="Segoe UI"/>
+                <w:color w:val="0F1115"/>
+                <w:sz w:val="23"/>
+                <w:szCs w:val="23"/>
+              </w:rPr>
+              <w:t>41</w:t>
+            </w:r>
+          </w:p>
+        </w:tc>
+        <w:tc>
+          <w:tcPr>
+            <w:tcW w:w="0" w:type="auto"/>
+            <w:shd w:val="clear" w:color="auto" w:fill="FFFFFF"/>
+            <w:tcMar>
+              <w:top w:w="150" w:type="dxa"/>
+              <w:left w:w="240" w:type="dxa"/>
+              <w:bottom w:w="150" w:type="dxa"/>
+              <w:right w:w="240" w:type="dxa"/>
+            </w:tcMar>
+            <w:vAlign w:val="center"/>
+            <w:hideMark/>
+          </w:tcPr>
+          <w:p>
+            <w:pPr>
+              <w:spacing w:line="375" w:lineRule="atLeast"/>
+              <w:rPr>
+                <w:rFonts w:ascii="Segoe UI" w:hAnsi="Segoe UI" w:cs="Segoe UI"/>
+                <w:color w:val="0F1115"/>
+                <w:sz w:val="23"/>
+                <w:szCs w:val="23"/>
+              </w:rPr>
+            </w:pPr>
+            <w:r>
+              <w:rPr>
+                <w:rFonts w:ascii="Segoe UI" w:hAnsi="Segoe UI" w:cs="Segoe UI"/>
+                <w:color w:val="0F1115"/>
+                <w:sz w:val="23"/>
+                <w:szCs w:val="23"/>
+              </w:rPr>
+              <w:t>36</w:t>
+            </w:r>
+          </w:p>
+        </w:tc>
+        <w:tc>
+          <w:tcPr>
+            <w:tcW w:w="0" w:type="auto"/>
+            <w:shd w:val="clear" w:color="auto" w:fill="FFFFFF"/>
+            <w:tcMar>
+              <w:top w:w="150" w:type="dxa"/>
+              <w:left w:w="240" w:type="dxa"/>
+              <w:bottom w:w="150" w:type="dxa"/>
+              <w:right w:w="240" w:type="dxa"/>
+            </w:tcMar>
+            <w:vAlign w:val="center"/>
+            <w:hideMark/>
+          </w:tcPr>
+          <w:p>
+            <w:pPr>
+              <w:spacing w:line="375" w:lineRule="atLeast"/>
+              <w:rPr>
+                <w:rFonts w:ascii="Segoe UI" w:hAnsi="Segoe UI" w:cs="Segoe UI"/>
+                <w:color w:val="0F1115"/>
+                <w:sz w:val="23"/>
+                <w:szCs w:val="23"/>
+              </w:rPr>
+            </w:pPr>
+            <w:r>
+              <w:rPr>
+                <w:rFonts w:ascii="Segoe UI" w:hAnsi="Segoe UI" w:cs="Segoe UI"/>
+                <w:color w:val="0F1115"/>
+                <w:sz w:val="23"/>
+                <w:szCs w:val="23"/>
+              </w:rPr>
+              <w:t>46</w:t>
+            </w:r>
+          </w:p>
+        </w:tc>
+        <w:tc>
+          <w:tcPr>
+            <w:tcW w:w="0" w:type="auto"/>
+            <w:shd w:val="clear" w:color="auto" w:fill="FFFFFF"/>
+            <w:tcMar>
+              <w:top w:w="150" w:type="dxa"/>
+              <w:left w:w="240" w:type="dxa"/>
+              <w:bottom w:w="150" w:type="dxa"/>
+              <w:right w:w="0" w:type="dxa"/>
+            </w:tcMar>
+            <w:vAlign w:val="center"/>
+            <w:hideMark/>
+          </w:tcPr>
+          <w:p>
+            <w:pPr>
+              <w:spacing w:line="375" w:lineRule="atLeast"/>
+              <w:rPr>
+                <w:rFonts w:ascii="Segoe UI" w:hAnsi="Segoe UI" w:cs="Segoe UI"/>
+                <w:color w:val="0F1115"/>
+                <w:sz w:val="23"/>
+                <w:szCs w:val="23"/>
+              </w:rPr>
+            </w:pPr>
+            <w:proofErr w:type="spellStart"/>
+            <w:r>
+              <w:rPr>
+                <w:rStyle w:val="Strong"/>
+                <w:rFonts w:ascii="Segoe UI" w:hAnsi="Segoe UI" w:cs="Segoe UI"/>
+                <w:color w:val="0F1115"/>
+                <w:sz w:val="23"/>
+                <w:szCs w:val="23"/>
+              </w:rPr>
+              <w:t>подходит</w:t>
+            </w:r>
+            <w:proofErr w:type="spellEnd"/>
+          </w:p>
+        </w:tc>
+      </w:tr>
+      <w:tr>
+        <w:tc>
+          <w:tcPr>
+            <w:tcW w:w="0" w:type="auto"/>
+            <w:shd w:val="clear" w:color="auto" w:fill="FFFFFF"/>
+            <w:tcMar>
+              <w:top w:w="150" w:type="dxa"/>
+              <w:left w:w="0" w:type="dxa"/>
+              <w:bottom w:w="150" w:type="dxa"/>
+              <w:right w:w="240" w:type="dxa"/>
+            </w:tcMar>
+            <w:vAlign w:val="center"/>
+            <w:hideMark/>
+          </w:tcPr>
+          <w:p>
+            <w:pPr>
+              <w:spacing w:line="375" w:lineRule="atLeast"/>
+              <w:rPr>
+                <w:rFonts w:ascii="Segoe UI" w:hAnsi="Segoe UI" w:cs="Segoe UI"/>
+                <w:color w:val="0F1115"/>
+                <w:sz w:val="23"/>
+                <w:szCs w:val="23"/>
+              </w:rPr>
+            </w:pPr>
+            <w:r>
+              <w:rPr>
+                <w:rFonts w:ascii="Segoe UI" w:hAnsi="Segoe UI" w:cs="Segoe UI"/>
+                <w:color w:val="0F1115"/>
+                <w:sz w:val="23"/>
+                <w:szCs w:val="23"/>
+              </w:rPr>
+              <w:t>42</w:t>
+            </w:r>
+          </w:p>
+        </w:tc>
+        <w:tc>
+          <w:tcPr>
+            <w:tcW w:w="0" w:type="auto"/>
+            <w:shd w:val="clear" w:color="auto" w:fill="FFFFFF"/>
+            <w:tcMar>
+              <w:top w:w="150" w:type="dxa"/>
+              <w:left w:w="240" w:type="dxa"/>
+              <w:bottom w:w="150" w:type="dxa"/>
+              <w:right w:w="240" w:type="dxa"/>
+            </w:tcMar>
+            <w:vAlign w:val="center"/>
+            <w:hideMark/>
+          </w:tcPr>
+          <w:p>
+            <w:pPr>
+              <w:spacing w:line="375" w:lineRule="atLeast"/>
+              <w:rPr>
+                <w:rFonts w:ascii="Segoe UI" w:hAnsi="Segoe UI" w:cs="Segoe UI"/>
+                <w:color w:val="0F1115"/>
+                <w:sz w:val="23"/>
+                <w:szCs w:val="23"/>
+              </w:rPr>
+            </w:pPr>
+            <w:r>
+              <w:rPr>
+                <w:rFonts w:ascii="Segoe UI" w:hAnsi="Segoe UI" w:cs="Segoe UI"/>
+                <w:color w:val="0F1115"/>
+                <w:sz w:val="23"/>
+                <w:szCs w:val="23"/>
+              </w:rPr>
+              <w:t>25</w:t>
+            </w:r>
+          </w:p>
+        </w:tc>
+        <w:tc>
+          <w:tcPr>
+            <w:tcW w:w="0" w:type="auto"/>
+            <w:shd w:val="clear" w:color="auto" w:fill="FFFFFF"/>
+            <w:tcMar>
+              <w:top w:w="150" w:type="dxa"/>
+              <w:left w:w="240" w:type="dxa"/>
+              <w:bottom w:w="150" w:type="dxa"/>
+              <w:right w:w="240" w:type="dxa"/>
+            </w:tcMar>
+            <w:vAlign w:val="center"/>
+            <w:hideMark/>
+          </w:tcPr>
+          <w:p>
+            <w:pPr>
+              <w:spacing w:line="375" w:lineRule="atLeast"/>
+              <w:rPr>
+                <w:rFonts w:ascii="Segoe UI" w:hAnsi="Segoe UI" w:cs="Segoe UI"/>
+                <w:color w:val="0F1115"/>
+                <w:sz w:val="23"/>
+                <w:szCs w:val="23"/>
+              </w:rPr>
+            </w:pPr>
+            <w:r>
+              <w:rPr>
+                <w:rFonts w:ascii="Segoe UI" w:hAnsi="Segoe UI" w:cs="Segoe UI"/>
+                <w:color w:val="0F1115"/>
+                <w:sz w:val="23"/>
+                <w:szCs w:val="23"/>
+              </w:rPr>
+              <w:t>1</w:t>
+            </w:r>
+          </w:p>
+        </w:tc>
+        <w:tc>
+          <w:tcPr>
+            <w:tcW w:w="0" w:type="auto"/>
+            <w:shd w:val="clear" w:color="auto" w:fill="FFFFFF"/>
+            <w:tcMar>
+              <w:top w:w="150" w:type="dxa"/>
+              <w:left w:w="240" w:type="dxa"/>
+              <w:bottom w:w="150" w:type="dxa"/>
+              <w:right w:w="0" w:type="dxa"/>
+            </w:tcMar>
+            <w:vAlign w:val="center"/>
+            <w:hideMark/>
+          </w:tcPr>
+          <w:p>
+            <w:pPr>
+              <w:spacing w:line="375" w:lineRule="atLeast"/>
+              <w:rPr>
+                <w:rFonts w:ascii="Segoe UI" w:hAnsi="Segoe UI" w:cs="Segoe UI"/>
+                <w:color w:val="0F1115"/>
+                <w:sz w:val="23"/>
+                <w:szCs w:val="23"/>
+              </w:rPr>
+            </w:pPr>
+            <w:proofErr w:type="spellStart"/>
+            <w:r>
+              <w:rPr>
+                <w:rFonts w:ascii="Segoe UI" w:hAnsi="Segoe UI" w:cs="Segoe UI"/>
+                <w:color w:val="0F1115"/>
+                <w:sz w:val="23"/>
+                <w:szCs w:val="23"/>
+              </w:rPr>
+              <w:t>не</w:t>
+            </w:r>
+            <w:proofErr w:type="spellEnd"/>
+            <w:r>
+              <w:rPr>
+                <w:rFonts w:ascii="Segoe UI" w:hAnsi="Segoe UI" w:cs="Segoe UI"/>
+                <w:color w:val="0F1115"/>
+                <w:sz w:val="23"/>
+                <w:szCs w:val="23"/>
+              </w:rPr>
+              <w:t xml:space="preserve"> </w:t>
+            </w:r>
+            <w:proofErr w:type="spellStart"/>
+            <w:r>
+              <w:rPr>
+                <w:rFonts w:ascii="Segoe UI" w:hAnsi="Segoe UI" w:cs="Segoe UI"/>
+                <w:color w:val="0F1115"/>
+                <w:sz w:val="23"/>
+                <w:szCs w:val="23"/>
+              </w:rPr>
+              <w:t>подходит</w:t>
+            </w:r>
+            <w:proofErr w:type="spellEnd"/>
+          </w:p>
+        </w:tc>
+      </w:tr>
+      <w:tr>
+        <w:tc>
+          <w:tcPr>
+            <w:tcW w:w="0" w:type="auto"/>
+            <w:shd w:val="clear" w:color="auto" w:fill="FFFFFF"/>
+            <w:tcMar>
+              <w:top w:w="150" w:type="dxa"/>
+              <w:left w:w="0" w:type="dxa"/>
+              <w:bottom w:w="150" w:type="dxa"/>
+              <w:right w:w="240" w:type="dxa"/>
+            </w:tcMar>
+            <w:vAlign w:val="center"/>
+            <w:hideMark/>
+          </w:tcPr>
+          <w:p>
+            <w:pPr>
+              <w:spacing w:line="375" w:lineRule="atLeast"/>
+              <w:rPr>
+                <w:rFonts w:ascii="Segoe UI" w:hAnsi="Segoe UI" w:cs="Segoe UI"/>
+                <w:color w:val="0F1115"/>
+                <w:sz w:val="23"/>
+                <w:szCs w:val="23"/>
+              </w:rPr>
+            </w:pPr>
+            <w:r>
+              <w:rPr>
+                <w:rFonts w:ascii="Segoe UI" w:hAnsi="Segoe UI" w:cs="Segoe UI"/>
+                <w:color w:val="0F1115"/>
+                <w:sz w:val="23"/>
+                <w:szCs w:val="23"/>
+              </w:rPr>
+              <w:t>43</w:t>
+            </w:r>
+          </w:p>
+        </w:tc>
+        <w:tc>
+          <w:tcPr>
+            <w:tcW w:w="0" w:type="auto"/>
+            <w:shd w:val="clear" w:color="auto" w:fill="FFFFFF"/>
+            <w:tcMar>
+              <w:top w:w="150" w:type="dxa"/>
+              <w:left w:w="240" w:type="dxa"/>
+              <w:bottom w:w="150" w:type="dxa"/>
+              <w:right w:w="240" w:type="dxa"/>
+            </w:tcMar>
+            <w:vAlign w:val="center"/>
+            <w:hideMark/>
+          </w:tcPr>
+          <w:p>
+            <w:pPr>
+              <w:spacing w:line="375" w:lineRule="atLeast"/>
+              <w:rPr>
+                <w:rFonts w:ascii="Segoe UI" w:hAnsi="Segoe UI" w:cs="Segoe UI"/>
+                <w:color w:val="0F1115"/>
+                <w:sz w:val="23"/>
+                <w:szCs w:val="23"/>
+              </w:rPr>
+            </w:pPr>
+            <w:r>
+              <w:rPr>
+                <w:rFonts w:ascii="Segoe UI" w:hAnsi="Segoe UI" w:cs="Segoe UI"/>
+                <w:color w:val="0F1115"/>
+                <w:sz w:val="23"/>
+                <w:szCs w:val="23"/>
+              </w:rPr>
+              <w:t>16</w:t>
+            </w:r>
+          </w:p>
+        </w:tc>
+        <w:tc>
+          <w:tcPr>
+            <w:tcW w:w="0" w:type="auto"/>
+            <w:shd w:val="clear" w:color="auto" w:fill="FFFFFF"/>
+            <w:tcMar>
+              <w:top w:w="150" w:type="dxa"/>
+              <w:left w:w="240" w:type="dxa"/>
+              <w:bottom w:w="150" w:type="dxa"/>
+              <w:right w:w="240" w:type="dxa"/>
+            </w:tcMar>
+            <w:vAlign w:val="center"/>
+            <w:hideMark/>
+          </w:tcPr>
+          <w:p>
+            <w:pPr>
+              <w:spacing w:line="375" w:lineRule="atLeast"/>
+              <w:rPr>
+                <w:rFonts w:ascii="Segoe UI" w:hAnsi="Segoe UI" w:cs="Segoe UI"/>
+                <w:color w:val="0F1115"/>
+                <w:sz w:val="23"/>
+                <w:szCs w:val="23"/>
+              </w:rPr>
+            </w:pPr>
+            <w:r>
+              <w:rPr>
+                <w:rFonts w:ascii="Segoe UI" w:hAnsi="Segoe UI" w:cs="Segoe UI"/>
+                <w:color w:val="0F1115"/>
+                <w:sz w:val="23"/>
+                <w:szCs w:val="23"/>
+              </w:rPr>
+              <w:t>46</w:t>
+            </w:r>
+          </w:p>
+        </w:tc>
+        <w:tc>
+          <w:tcPr>
+            <w:tcW w:w="0" w:type="auto"/>
+            <w:shd w:val="clear" w:color="auto" w:fill="FFFFFF"/>
+            <w:tcMar>
+              <w:top w:w="150" w:type="dxa"/>
+              <w:left w:w="240" w:type="dxa"/>
+              <w:bottom w:w="150" w:type="dxa"/>
+              <w:right w:w="0" w:type="dxa"/>
+            </w:tcMar>
+            <w:vAlign w:val="center"/>
+            <w:hideMark/>
+          </w:tcPr>
+          <w:p>
+            <w:pPr>
+              <w:spacing w:line="375" w:lineRule="atLeast"/>
+              <w:rPr>
+                <w:rFonts w:ascii="Segoe UI" w:hAnsi="Segoe UI" w:cs="Segoe UI"/>
+                <w:color w:val="0F1115"/>
+                <w:sz w:val="23"/>
+                <w:szCs w:val="23"/>
+              </w:rPr>
+            </w:pPr>
+            <w:proofErr w:type="spellStart"/>
+            <w:r>
+              <w:rPr>
+                <w:rStyle w:val="Strong"/>
+                <w:rFonts w:ascii="Segoe UI" w:hAnsi="Segoe UI" w:cs="Segoe UI"/>
+                <w:color w:val="0F1115"/>
+                <w:sz w:val="23"/>
+                <w:szCs w:val="23"/>
+              </w:rPr>
+              <w:t>подходит</w:t>
+            </w:r>
+            <w:proofErr w:type="spellEnd"/>
+          </w:p>
+        </w:tc>
+      </w:tr>
+      <w:tr>
+        <w:tc>
+          <w:tcPr>
+            <w:tcW w:w="0" w:type="auto"/>
+            <w:shd w:val="clear" w:color="auto" w:fill="FFFFFF"/>
+            <w:tcMar>
+              <w:top w:w="150" w:type="dxa"/>
+              <w:left w:w="0" w:type="dxa"/>
+              <w:bottom w:w="150" w:type="dxa"/>
+              <w:right w:w="240" w:type="dxa"/>
+            </w:tcMar>
+            <w:vAlign w:val="center"/>
+            <w:hideMark/>
+          </w:tcPr>
+          <w:p>
+            <w:pPr>
+              <w:spacing w:line="375" w:lineRule="atLeast"/>
+              <w:rPr>
+                <w:rFonts w:ascii="Segoe UI" w:hAnsi="Segoe UI" w:cs="Segoe UI"/>
+                <w:color w:val="0F1115"/>
+                <w:sz w:val="23"/>
+                <w:szCs w:val="23"/>
+              </w:rPr>
+            </w:pPr>
+            <w:r>
+              <w:rPr>
+                <w:rFonts w:ascii="Segoe UI" w:hAnsi="Segoe UI" w:cs="Segoe UI"/>
+                <w:color w:val="0F1115"/>
+                <w:sz w:val="23"/>
+                <w:szCs w:val="23"/>
+              </w:rPr>
+              <w:t>44</w:t>
+            </w:r>
+          </w:p>
+        </w:tc>
+        <w:tc>
+          <w:tcPr>
+            <w:tcW w:w="0" w:type="auto"/>
+            <w:shd w:val="clear" w:color="auto" w:fill="FFFFFF"/>
+            <w:tcMar>
+              <w:top w:w="150" w:type="dxa"/>
+              <w:left w:w="240" w:type="dxa"/>
+              <w:bottom w:w="150" w:type="dxa"/>
+              <w:right w:w="240" w:type="dxa"/>
+            </w:tcMar>
+            <w:vAlign w:val="center"/>
+            <w:hideMark/>
+          </w:tcPr>
+          <w:p>
+            <w:pPr>
+              <w:spacing w:line="375" w:lineRule="atLeast"/>
+              <w:rPr>
+                <w:rFonts w:ascii="Segoe UI" w:hAnsi="Segoe UI" w:cs="Segoe UI"/>
+                <w:color w:val="0F1115"/>
+                <w:sz w:val="23"/>
+                <w:szCs w:val="23"/>
+              </w:rPr>
+            </w:pPr>
+            <w:r>
+              <w:rPr>
+                <w:rFonts w:ascii="Segoe UI" w:hAnsi="Segoe UI" w:cs="Segoe UI"/>
+                <w:color w:val="0F1115"/>
+                <w:sz w:val="23"/>
+                <w:szCs w:val="23"/>
+              </w:rPr>
+              <w:t>9</w:t>
+            </w:r>
+          </w:p>
+        </w:tc>
+        <w:tc>
+          <w:tcPr>
+            <w:tcW w:w="0" w:type="auto"/>
+            <w:shd w:val="clear" w:color="auto" w:fill="FFFFFF"/>
+            <w:tcMar>
+              <w:top w:w="150" w:type="dxa"/>
+              <w:left w:w="240" w:type="dxa"/>
+              <w:bottom w:w="150" w:type="dxa"/>
+              <w:right w:w="240" w:type="dxa"/>
+            </w:tcMar>
+            <w:vAlign w:val="center"/>
+            <w:hideMark/>
+          </w:tcPr>
+          <w:p>
+            <w:pPr>
+              <w:spacing w:line="375" w:lineRule="atLeast"/>
+              <w:rPr>
+                <w:rFonts w:ascii="Segoe UI" w:hAnsi="Segoe UI" w:cs="Segoe UI"/>
+                <w:color w:val="0F1115"/>
+                <w:sz w:val="23"/>
+                <w:szCs w:val="23"/>
+              </w:rPr>
+            </w:pPr>
+            <w:r>
+              <w:rPr>
+                <w:rFonts w:ascii="Segoe UI" w:hAnsi="Segoe UI" w:cs="Segoe UI"/>
+                <w:color w:val="0F1115"/>
+                <w:sz w:val="23"/>
+                <w:szCs w:val="23"/>
+              </w:rPr>
+              <w:t>46</w:t>
+            </w:r>
+          </w:p>
+        </w:tc>
+        <w:tc>
+          <w:tcPr>
+            <w:tcW w:w="0" w:type="auto"/>
+            <w:shd w:val="clear" w:color="auto" w:fill="FFFFFF"/>
+            <w:tcMar>
+              <w:top w:w="150" w:type="dxa"/>
+              <w:left w:w="240" w:type="dxa"/>
+              <w:bottom w:w="150" w:type="dxa"/>
+              <w:right w:w="0" w:type="dxa"/>
+            </w:tcMar>
+            <w:vAlign w:val="center"/>
+            <w:hideMark/>
+          </w:tcPr>
+          <w:p>
+            <w:pPr>
+              <w:spacing w:line="375" w:lineRule="atLeast"/>
+              <w:rPr>
+                <w:rFonts w:ascii="Segoe UI" w:hAnsi="Segoe UI" w:cs="Segoe UI"/>
+                <w:color w:val="0F1115"/>
+                <w:sz w:val="23"/>
+                <w:szCs w:val="23"/>
+              </w:rPr>
+            </w:pPr>
+            <w:proofErr w:type="spellStart"/>
+            <w:r>
+              <w:rPr>
+                <w:rStyle w:val="Strong"/>
+                <w:rFonts w:ascii="Segoe UI" w:hAnsi="Segoe UI" w:cs="Segoe UI"/>
+                <w:color w:val="0F1115"/>
+                <w:sz w:val="23"/>
+                <w:szCs w:val="23"/>
+              </w:rPr>
+              <w:t>подходит</w:t>
+            </w:r>
+            <w:proofErr w:type="spellEnd"/>
+          </w:p>
+        </w:tc>
+      </w:tr>
+      <w:tr>
+        <w:tc>
+          <w:tcPr>
+            <w:tcW w:w="0" w:type="auto"/>
+            <w:shd w:val="clear" w:color="auto" w:fill="FFFFFF"/>
+            <w:tcMar>
+              <w:top w:w="150" w:type="dxa"/>
+              <w:left w:w="0" w:type="dxa"/>
+              <w:bottom w:w="150" w:type="dxa"/>
+              <w:right w:w="240" w:type="dxa"/>
+            </w:tcMar>
+            <w:vAlign w:val="center"/>
+            <w:hideMark/>
+          </w:tcPr>
+          <w:p>
+            <w:pPr>
+              <w:spacing w:line="375" w:lineRule="atLeast"/>
+              <w:rPr>
+                <w:rFonts w:ascii="Segoe UI" w:hAnsi="Segoe UI" w:cs="Segoe UI"/>
+                <w:color w:val="0F1115"/>
+                <w:sz w:val="23"/>
+                <w:szCs w:val="23"/>
+              </w:rPr>
+            </w:pPr>
+            <w:r>
+              <w:rPr>
+                <w:rFonts w:ascii="Segoe UI" w:hAnsi="Segoe UI" w:cs="Segoe UI"/>
+                <w:color w:val="0F1115"/>
+                <w:sz w:val="23"/>
+                <w:szCs w:val="23"/>
+              </w:rPr>
+              <w:t>45</w:t>
+            </w:r>
+          </w:p>
+        </w:tc>
+        <w:tc>
+          <w:tcPr>
+            <w:tcW w:w="0" w:type="auto"/>
+            <w:shd w:val="clear" w:color="auto" w:fill="FFFFFF"/>
+            <w:tcMar>
+              <w:top w:w="150" w:type="dxa"/>
+              <w:left w:w="240" w:type="dxa"/>
+              <w:bottom w:w="150" w:type="dxa"/>
+              <w:right w:w="240" w:type="dxa"/>
+            </w:tcMar>
+            <w:vAlign w:val="center"/>
+            <w:hideMark/>
+          </w:tcPr>
+          <w:p>
+            <w:pPr>
+              <w:spacing w:line="375" w:lineRule="atLeast"/>
+              <w:rPr>
+                <w:rFonts w:ascii="Segoe UI" w:hAnsi="Segoe UI" w:cs="Segoe UI"/>
+                <w:color w:val="0F1115"/>
+                <w:sz w:val="23"/>
+                <w:szCs w:val="23"/>
+              </w:rPr>
+            </w:pPr>
+            <w:r>
+              <w:rPr>
+                <w:rFonts w:ascii="Segoe UI" w:hAnsi="Segoe UI" w:cs="Segoe UI"/>
+                <w:color w:val="0F1115"/>
+                <w:sz w:val="23"/>
+                <w:szCs w:val="23"/>
+              </w:rPr>
+              <w:t>4</w:t>
+            </w:r>
+          </w:p>
+        </w:tc>
+        <w:tc>
+          <w:tcPr>
+            <w:tcW w:w="0" w:type="auto"/>
+            <w:shd w:val="clear" w:color="auto" w:fill="FFFFFF"/>
+            <w:tcMar>
+              <w:top w:w="150" w:type="dxa"/>
+              <w:left w:w="240" w:type="dxa"/>
+              <w:bottom w:w="150" w:type="dxa"/>
+              <w:right w:w="240" w:type="dxa"/>
+            </w:tcMar>
+            <w:vAlign w:val="center"/>
+            <w:hideMark/>
+          </w:tcPr>
+          <w:p>
+            <w:pPr>
+              <w:spacing w:line="375" w:lineRule="atLeast"/>
+              <w:rPr>
+                <w:rFonts w:ascii="Segoe UI" w:hAnsi="Segoe UI" w:cs="Segoe UI"/>
+                <w:color w:val="0F1115"/>
+                <w:sz w:val="23"/>
+                <w:szCs w:val="23"/>
+              </w:rPr>
+            </w:pPr>
+            <w:r>
+              <w:rPr>
+                <w:rFonts w:ascii="Segoe UI" w:hAnsi="Segoe UI" w:cs="Segoe UI"/>
+                <w:color w:val="0F1115"/>
+                <w:sz w:val="23"/>
+                <w:szCs w:val="23"/>
+              </w:rPr>
+              <w:t>46</w:t>
+            </w:r>
+          </w:p>
+        </w:tc>
+        <w:tc>
+          <w:tcPr>
+            <w:tcW w:w="0" w:type="auto"/>
+            <w:shd w:val="clear" w:color="auto" w:fill="FFFFFF"/>
+            <w:tcMar>
+              <w:top w:w="150" w:type="dxa"/>
+              <w:left w:w="240" w:type="dxa"/>
+              <w:bottom w:w="150" w:type="dxa"/>
+              <w:right w:w="0" w:type="dxa"/>
+            </w:tcMar>
+            <w:vAlign w:val="center"/>
+            <w:hideMark/>
+          </w:tcPr>
+          <w:p>
+            <w:pPr>
+              <w:spacing w:line="375" w:lineRule="atLeast"/>
+              <w:rPr>
+                <w:rFonts w:ascii="Segoe UI" w:hAnsi="Segoe UI" w:cs="Segoe UI"/>
+                <w:color w:val="0F1115"/>
+                <w:sz w:val="23"/>
+                <w:szCs w:val="23"/>
+              </w:rPr>
+            </w:pPr>
+            <w:proofErr w:type="spellStart"/>
+            <w:r>
+              <w:rPr>
+                <w:rStyle w:val="Strong"/>
+                <w:rFonts w:ascii="Segoe UI" w:hAnsi="Segoe UI" w:cs="Segoe UI"/>
+                <w:color w:val="0F1115"/>
+                <w:sz w:val="23"/>
+                <w:szCs w:val="23"/>
+              </w:rPr>
+              <w:t>подходит</w:t>
+            </w:r>
+            <w:proofErr w:type="spellEnd"/>
+          </w:p>
+        </w:tc>
+      </w:tr>
+      <w:tr>
+        <w:tc>
+          <w:tcPr>
+            <w:tcW w:w="0" w:type="auto"/>
+            <w:shd w:val="clear" w:color="auto" w:fill="FFFFFF"/>
+            <w:tcMar>
+              <w:top w:w="150" w:type="dxa"/>
+              <w:left w:w="0" w:type="dxa"/>
+              <w:bottom w:w="150" w:type="dxa"/>
+              <w:right w:w="240" w:type="dxa"/>
+            </w:tcMar>
+            <w:vAlign w:val="center"/>
+            <w:hideMark/>
+          </w:tcPr>
+          <w:p>
+            <w:pPr>
+              <w:spacing w:line="375" w:lineRule="atLeast"/>
+              <w:rPr>
+                <w:rFonts w:ascii="Segoe UI" w:hAnsi="Segoe UI" w:cs="Segoe UI"/>
+                <w:color w:val="0F1115"/>
+                <w:sz w:val="23"/>
+                <w:szCs w:val="23"/>
+              </w:rPr>
+            </w:pPr>
+            <w:r>
+              <w:rPr>
+                <w:rFonts w:ascii="Segoe UI" w:hAnsi="Segoe UI" w:cs="Segoe UI"/>
+                <w:color w:val="0F1115"/>
+                <w:sz w:val="23"/>
+                <w:szCs w:val="23"/>
+              </w:rPr>
+              <w:t>46</w:t>
+            </w:r>
+          </w:p>
+        </w:tc>
+        <w:tc>
+          <w:tcPr>
+            <w:tcW w:w="0" w:type="auto"/>
+            <w:shd w:val="clear" w:color="auto" w:fill="FFFFFF"/>
+            <w:tcMar>
+              <w:top w:w="150" w:type="dxa"/>
+              <w:left w:w="240" w:type="dxa"/>
+              <w:bottom w:w="150" w:type="dxa"/>
+              <w:right w:w="240" w:type="dxa"/>
+            </w:tcMar>
+            <w:vAlign w:val="center"/>
+            <w:hideMark/>
+          </w:tcPr>
+          <w:p>
+            <w:pPr>
+              <w:spacing w:line="375" w:lineRule="atLeast"/>
+              <w:rPr>
+                <w:rFonts w:ascii="Segoe UI" w:hAnsi="Segoe UI" w:cs="Segoe UI"/>
+                <w:color w:val="0F1115"/>
+                <w:sz w:val="23"/>
+                <w:szCs w:val="23"/>
+              </w:rPr>
+            </w:pPr>
+            <w:r>
+              <w:rPr>
+                <w:rFonts w:ascii="Segoe UI" w:hAnsi="Segoe UI" w:cs="Segoe UI"/>
+                <w:color w:val="0F1115"/>
+                <w:sz w:val="23"/>
+                <w:szCs w:val="23"/>
+              </w:rPr>
+              <w:t>1</w:t>
+            </w:r>
+          </w:p>
+        </w:tc>
+        <w:tc>
+          <w:tcPr>
+            <w:tcW w:w="0" w:type="auto"/>
+            <w:shd w:val="clear" w:color="auto" w:fill="FFFFFF"/>
+            <w:tcMar>
+              <w:top w:w="150" w:type="dxa"/>
+              <w:left w:w="240" w:type="dxa"/>
+              <w:bottom w:w="150" w:type="dxa"/>
+              <w:right w:w="240" w:type="dxa"/>
+            </w:tcMar>
+            <w:vAlign w:val="center"/>
+            <w:hideMark/>
+          </w:tcPr>
+          <w:p>
+            <w:pPr>
+              <w:spacing w:line="375" w:lineRule="atLeast"/>
+              <w:rPr>
+                <w:rFonts w:ascii="Segoe UI" w:hAnsi="Segoe UI" w:cs="Segoe UI"/>
+                <w:color w:val="0F1115"/>
+                <w:sz w:val="23"/>
+                <w:szCs w:val="23"/>
+              </w:rPr>
+            </w:pPr>
+            <w:r>
+              <w:rPr>
+                <w:rFonts w:ascii="Segoe UI" w:hAnsi="Segoe UI" w:cs="Segoe UI"/>
+                <w:color w:val="0F1115"/>
+                <w:sz w:val="23"/>
+                <w:szCs w:val="23"/>
+              </w:rPr>
+              <w:t>46</w:t>
+            </w:r>
+          </w:p>
+        </w:tc>
+        <w:tc>
+          <w:tcPr>
+            <w:tcW w:w="0" w:type="auto"/>
+            <w:shd w:val="clear" w:color="auto" w:fill="FFFFFF"/>
+            <w:tcMar>
+              <w:top w:w="150" w:type="dxa"/>
+              <w:left w:w="240" w:type="dxa"/>
+              <w:bottom w:w="150" w:type="dxa"/>
+              <w:right w:w="0" w:type="dxa"/>
+            </w:tcMar>
+            <w:vAlign w:val="center"/>
+            <w:hideMark/>
+          </w:tcPr>
+          <w:p>
+            <w:pPr>
+              <w:spacing w:line="375" w:lineRule="atLeast"/>
+              <w:rPr>
+                <w:rFonts w:ascii="Segoe UI" w:hAnsi="Segoe UI" w:cs="Segoe UI"/>
+                <w:color w:val="0F1115"/>
                 <w:sz w:val="23"/>
                 <w:szCs w:val="23"/>
                 <w:lang w:val="ru-RU"/>
@@ -3354,127 +9461,13 @@
             </w:pPr>
             <w:r>
               <w:rPr>
-                <w:rFonts w:ascii="KaTeX_Main" w:eastAsia="Times New Roman" w:hAnsi="KaTeX_Main" w:cs="Segoe UI"/>
-                <w:sz w:val="28"/>
-                <w:szCs w:val="28"/>
-                <w:bdr w:val="none" w:sz="0" w:space="0" w:color="auto" w:frame="1"/>
-              </w:rPr>
-              <w:t>6</w:t>
-            </w:r>
-            <w:r>
-              <w:rPr>
-                <w:rFonts w:ascii="KaTeX_Main" w:eastAsia="Times New Roman" w:hAnsi="KaTeX_Main" w:cs="Segoe UI"/>
-                <w:sz w:val="28"/>
-                <w:szCs w:val="28"/>
-                <w:bdr w:val="none" w:sz="0" w:space="0" w:color="auto" w:frame="1"/>
-                <w:vertAlign w:val="superscript"/>
-              </w:rPr>
-              <w:t>2</w:t>
-            </w:r>
-            <w:r>
-              <w:rPr>
-                <w:rFonts w:ascii="KaTeX_Main" w:eastAsia="Times New Roman" w:hAnsi="KaTeX_Main" w:cs="Segoe UI"/>
-                <w:sz w:val="28"/>
-                <w:szCs w:val="28"/>
-                <w:bdr w:val="none" w:sz="0" w:space="0" w:color="auto" w:frame="1"/>
-              </w:rPr>
-              <w:t>=36≡</w:t>
-            </w:r>
-            <w:r>
-              <w:rPr>
-                <w:rFonts w:ascii="KaTeX_Main" w:eastAsia="Times New Roman" w:hAnsi="KaTeX_Main" w:cs="Segoe UI"/>
-                <w:sz w:val="28"/>
-                <w:szCs w:val="28"/>
-                <w:bdr w:val="none" w:sz="0" w:space="0" w:color="auto" w:frame="1"/>
+                <w:rFonts w:ascii="Segoe UI" w:hAnsi="Segoe UI" w:cs="Segoe UI"/>
+                <w:color w:val="0F1115"/>
+                <w:sz w:val="23"/>
+                <w:szCs w:val="23"/>
                 <w:lang w:val="ru-RU"/>
               </w:rPr>
-              <w:t>1</w:t>
-            </w:r>
-          </w:p>
-        </w:tc>
-        <w:tc>
-          <w:tcPr>
-            <w:tcW w:w="0" w:type="auto"/>
-            <w:tcMar>
-              <w:top w:w="150" w:type="dxa"/>
-              <w:left w:w="240" w:type="dxa"/>
-              <w:bottom w:w="150" w:type="dxa"/>
-              <w:right w:w="240" w:type="dxa"/>
-            </w:tcMar>
-            <w:vAlign w:val="center"/>
-            <w:hideMark/>
-          </w:tcPr>
-          <w:p>
-            <w:pPr>
-              <w:spacing w:after="0" w:line="375" w:lineRule="atLeast"/>
-              <w:jc w:val="center"/>
-              <w:rPr>
-                <w:rFonts w:ascii="Segoe UI" w:eastAsia="Times New Roman" w:hAnsi="Segoe UI" w:cs="Segoe UI"/>
-                <w:sz w:val="23"/>
-                <w:szCs w:val="23"/>
-              </w:rPr>
-            </w:pPr>
-            <w:r>
-              <w:rPr>
-                <w:rFonts w:ascii="KaTeX_Main" w:eastAsia="Times New Roman" w:hAnsi="KaTeX_Main" w:cs="Segoe UI"/>
-                <w:sz w:val="28"/>
-                <w:szCs w:val="28"/>
-                <w:bdr w:val="none" w:sz="0" w:space="0" w:color="auto" w:frame="1"/>
-              </w:rPr>
-              <w:t>6</w:t>
-            </w:r>
-            <w:r>
-              <w:rPr>
-                <w:rFonts w:ascii="KaTeX_Main" w:eastAsia="Times New Roman" w:hAnsi="KaTeX_Main" w:cs="Segoe UI"/>
-                <w:sz w:val="28"/>
-                <w:szCs w:val="28"/>
-                <w:bdr w:val="none" w:sz="0" w:space="0" w:color="auto" w:frame="1"/>
-                <w:vertAlign w:val="superscript"/>
-              </w:rPr>
-              <w:t>3</w:t>
-            </w:r>
-            <w:r>
-              <w:rPr>
-                <w:rFonts w:ascii="KaTeX_Main" w:eastAsia="Times New Roman" w:hAnsi="KaTeX_Main" w:cs="Segoe UI"/>
-                <w:sz w:val="28"/>
-                <w:szCs w:val="28"/>
-                <w:bdr w:val="none" w:sz="0" w:space="0" w:color="auto" w:frame="1"/>
-              </w:rPr>
-              <w:t>=216≡6</w:t>
-            </w:r>
-          </w:p>
-        </w:tc>
-        <w:tc>
-          <w:tcPr>
-            <w:tcW w:w="0" w:type="auto"/>
-            <w:tcMar>
-              <w:top w:w="150" w:type="dxa"/>
-              <w:left w:w="240" w:type="dxa"/>
-              <w:bottom w:w="150" w:type="dxa"/>
-              <w:right w:w="0" w:type="dxa"/>
-            </w:tcMar>
-            <w:vAlign w:val="center"/>
-            <w:hideMark/>
-          </w:tcPr>
-          <w:p>
-            <w:pPr>
-              <w:spacing w:after="0" w:line="375" w:lineRule="atLeast"/>
-              <w:jc w:val="center"/>
-              <w:rPr>
-                <w:rFonts w:ascii="Segoe UI" w:eastAsia="Times New Roman" w:hAnsi="Segoe UI" w:cs="Segoe UI"/>
-                <w:sz w:val="23"/>
-                <w:szCs w:val="23"/>
-                <w:lang w:val="ru-RU"/>
-              </w:rPr>
-            </w:pPr>
-            <w:r>
-              <w:rPr>
-                <w:rFonts w:ascii="Segoe UI" w:eastAsia="Times New Roman" w:hAnsi="Segoe UI" w:cs="Segoe UI"/>
-                <w:sz w:val="23"/>
-                <w:szCs w:val="23"/>
-                <w:lang w:val="ru-RU"/>
-              </w:rPr>
-              <w:t>не подходит (2-е условие нарушено)</w:t>
+              <w:t>не подходит</w:t>
             </w:r>
           </w:p>
         </w:tc>
@@ -3496,6 +9489,8 @@
           <w:b/>
           <w:bCs/>
           <w:color w:val="0F1115"/>
+          <w:sz w:val="28"/>
+          <w:szCs w:val="28"/>
           <w:lang w:val="ru-RU"/>
         </w:rPr>
         <w:t>Ответ.</w:t>
@@ -3504,6 +9499,8 @@
         <w:rPr>
           <w:rFonts w:ascii="Segoe UI" w:eastAsia="Times New Roman" w:hAnsi="Segoe UI" w:cs="Segoe UI"/>
           <w:color w:val="0F1115"/>
+          <w:sz w:val="28"/>
+          <w:szCs w:val="28"/>
         </w:rPr>
         <w:t> </w:t>
       </w:r>
@@ -3511,9 +9508,19 @@
         <w:rPr>
           <w:rFonts w:ascii="Segoe UI" w:eastAsia="Times New Roman" w:hAnsi="Segoe UI" w:cs="Segoe UI"/>
           <w:color w:val="0F1115"/>
+          <w:sz w:val="28"/>
+          <w:szCs w:val="28"/>
           <w:lang w:val="ru-RU"/>
         </w:rPr>
-        <w:t>Первообразные корни по модулю 7:</w:t>
+        <w:t>Первообразные корни по модулю 47</w:t>
+      </w:r>
+      <w:r>
+        <w:rPr>
+          <w:rFonts w:ascii="Segoe UI" w:eastAsia="Times New Roman" w:hAnsi="Segoe UI" w:cs="Segoe UI"/>
+          <w:color w:val="0F1115"/>
+          <w:lang w:val="ru-RU"/>
+        </w:rPr>
+        <w:t>:</w:t>
       </w:r>
       <w:r>
         <w:rPr>
@@ -3532,14 +9539,7 @@
           <w:szCs w:val="29"/>
           <w:lang w:val="ru-RU"/>
         </w:rPr>
-        <w:t>3</w:t>
-      </w:r>
-      <w:r>
-        <w:rPr>
-          <w:rFonts w:ascii="Segoe UI" w:eastAsia="Times New Roman" w:hAnsi="Segoe UI" w:cs="Segoe UI"/>
-          <w:color w:val="0F1115"/>
-        </w:rPr>
-        <w:t> </w:t>
+        <w:t>5,10,11,13,15,19,20,22,23,26,29,30,31,33,35,38,39,40,41,43,44,45</w:t>
       </w:r>
       <w:r>
         <w:rPr>
@@ -3547,51 +9547,10 @@
           <w:color w:val="0F1115"/>
           <w:lang w:val="ru-RU"/>
         </w:rPr>
-        <w:t>и</w:t>
-      </w:r>
-      <w:r>
-        <w:rPr>
-          <w:rFonts w:ascii="Segoe UI" w:eastAsia="Times New Roman" w:hAnsi="Segoe UI" w:cs="Segoe UI"/>
-          <w:color w:val="0F1115"/>
-        </w:rPr>
-        <w:t> </w:t>
-      </w:r>
-      <w:r>
-        <w:rPr>
-          <w:rFonts w:ascii="KaTeX_Main" w:eastAsia="Times New Roman" w:hAnsi="KaTeX_Main" w:cs="Segoe UI"/>
-          <w:b/>
-          <w:bCs/>
-          <w:color w:val="0F1115"/>
-          <w:sz w:val="29"/>
-          <w:szCs w:val="29"/>
-          <w:lang w:val="ru-RU"/>
-        </w:rPr>
-        <w:t>5</w:t>
-      </w:r>
-      <w:r>
-        <w:rPr>
-          <w:rFonts w:ascii="Segoe UI" w:eastAsia="Times New Roman" w:hAnsi="Segoe UI" w:cs="Segoe UI"/>
-          <w:color w:val="0F1115"/>
-          <w:lang w:val="ru-RU"/>
-        </w:rPr>
         <w:t>.</w:t>
       </w:r>
-    </w:p>
-    <w:p>
-      <w:pPr>
-        <w:spacing w:after="0" w:line="240" w:lineRule="auto"/>
-        <w:rPr>
-          <w:rFonts w:ascii="Times New Roman" w:eastAsia="Times New Roman" w:hAnsi="Times New Roman" w:cs="Times New Roman"/>
-          <w:lang w:val="ru-RU"/>
-        </w:rPr>
-      </w:pPr>
-      <w:r>
-        <w:rPr>
-          <w:rFonts w:ascii="Times New Roman" w:eastAsia="Times New Roman" w:hAnsi="Times New Roman" w:cs="Times New Roman"/>
-          <w:lang w:val="ru-RU"/>
-        </w:rPr>
-        <w:br/>
-      </w:r>
+      <w:bookmarkStart w:id="0" w:name="_GoBack"/>
+      <w:bookmarkEnd w:id="0"/>
     </w:p>
     <w:p>
       <w:pPr>
@@ -3607,6 +9566,7 @@
           <w:color w:val="000000"/>
           <w:sz w:val="28"/>
           <w:szCs w:val="28"/>
+          <w:lang w:val="ru-RU"/>
         </w:rPr>
       </w:pPr>
       <w:r>
@@ -3617,6 +9577,7 @@
           <w:color w:val="000000"/>
           <w:sz w:val="28"/>
           <w:szCs w:val="28"/>
+          <w:lang w:val="ru-RU"/>
         </w:rPr>
         <w:t>Пример работы расширенного алгоритма Евклида</w:t>
       </w:r>
@@ -3627,6 +9588,7 @@
         <w:jc w:val="both"/>
         <w:rPr>
           <w:rFonts w:ascii="Times New Roman" w:eastAsia="Times New Roman" w:hAnsi="Times New Roman" w:cs="Times New Roman"/>
+          <w:lang w:val="ru-RU"/>
         </w:rPr>
       </w:pPr>
       <w:r>
@@ -3704,8 +9666,9 @@
           <w:sz w:val="28"/>
           <w:szCs w:val="28"/>
         </w:rPr>
-        <w:t xml:space="preserve">*b = нод(a,b),   a = </w:t>
+        <w:t xml:space="preserve">*b = </w:t>
       </w:r>
+      <w:proofErr w:type="spellStart"/>
       <w:r>
         <w:rPr>
           <w:rFonts w:ascii="Times New Roman" w:eastAsia="Times New Roman" w:hAnsi="Times New Roman" w:cs="Times New Roman"/>
@@ -3715,8 +9678,9 @@
           <w:sz w:val="28"/>
           <w:szCs w:val="28"/>
         </w:rPr>
-        <w:t>97</w:t>
+        <w:t>нод</w:t>
       </w:r>
+      <w:proofErr w:type="spellEnd"/>
       <w:r>
         <w:rPr>
           <w:rFonts w:ascii="Times New Roman" w:eastAsia="Times New Roman" w:hAnsi="Times New Roman" w:cs="Times New Roman"/>
@@ -3726,8 +9690,9 @@
           <w:sz w:val="28"/>
           <w:szCs w:val="28"/>
         </w:rPr>
-        <w:t>,</w:t>
+        <w:t>(</w:t>
       </w:r>
+      <w:proofErr w:type="spellStart"/>
       <w:r>
         <w:rPr>
           <w:rFonts w:ascii="Times New Roman" w:eastAsia="Times New Roman" w:hAnsi="Times New Roman" w:cs="Times New Roman"/>
@@ -3737,8 +9702,9 @@
           <w:sz w:val="28"/>
           <w:szCs w:val="28"/>
         </w:rPr>
-        <w:t xml:space="preserve">  b = </w:t>
+        <w:t>a,b</w:t>
       </w:r>
+      <w:proofErr w:type="spellEnd"/>
       <w:r>
         <w:rPr>
           <w:rFonts w:ascii="Times New Roman" w:eastAsia="Times New Roman" w:hAnsi="Times New Roman" w:cs="Times New Roman"/>
@@ -3748,7 +9714,7 @@
           <w:sz w:val="28"/>
           <w:szCs w:val="28"/>
         </w:rPr>
-        <w:t>101</w:t>
+        <w:t xml:space="preserve">),   a = </w:t>
       </w:r>
       <w:r>
         <w:rPr>
@@ -3759,7 +9725,75 @@
           <w:sz w:val="28"/>
           <w:szCs w:val="28"/>
         </w:rPr>
-        <w:t>, (a,b) =</w:t>
+        <w:t>97</w:t>
+      </w:r>
+      <w:r>
+        <w:rPr>
+          <w:rFonts w:ascii="Times New Roman" w:eastAsia="Times New Roman" w:hAnsi="Times New Roman" w:cs="Times New Roman"/>
+          <w:b/>
+          <w:bCs/>
+          <w:color w:val="000000"/>
+          <w:sz w:val="28"/>
+          <w:szCs w:val="28"/>
+        </w:rPr>
+        <w:t>,</w:t>
+      </w:r>
+      <w:r>
+        <w:rPr>
+          <w:rFonts w:ascii="Times New Roman" w:eastAsia="Times New Roman" w:hAnsi="Times New Roman" w:cs="Times New Roman"/>
+          <w:b/>
+          <w:bCs/>
+          <w:color w:val="000000"/>
+          <w:sz w:val="28"/>
+          <w:szCs w:val="28"/>
+        </w:rPr>
+        <w:t xml:space="preserve">  b = </w:t>
+      </w:r>
+      <w:r>
+        <w:rPr>
+          <w:rFonts w:ascii="Times New Roman" w:eastAsia="Times New Roman" w:hAnsi="Times New Roman" w:cs="Times New Roman"/>
+          <w:b/>
+          <w:bCs/>
+          <w:color w:val="000000"/>
+          <w:sz w:val="28"/>
+          <w:szCs w:val="28"/>
+        </w:rPr>
+        <w:t>101</w:t>
+      </w:r>
+      <w:r>
+        <w:rPr>
+          <w:rFonts w:ascii="Times New Roman" w:eastAsia="Times New Roman" w:hAnsi="Times New Roman" w:cs="Times New Roman"/>
+          <w:b/>
+          <w:bCs/>
+          <w:color w:val="000000"/>
+          <w:sz w:val="28"/>
+          <w:szCs w:val="28"/>
+        </w:rPr>
+        <w:t>, (</w:t>
+      </w:r>
+      <w:proofErr w:type="spellStart"/>
+      <w:r>
+        <w:rPr>
+          <w:rFonts w:ascii="Times New Roman" w:eastAsia="Times New Roman" w:hAnsi="Times New Roman" w:cs="Times New Roman"/>
+          <w:b/>
+          <w:bCs/>
+          <w:color w:val="000000"/>
+          <w:sz w:val="28"/>
+          <w:szCs w:val="28"/>
+        </w:rPr>
+        <w:t>a,b</w:t>
+      </w:r>
+      <w:proofErr w:type="spellEnd"/>
+      <w:r>
+        <w:rPr>
+          <w:rFonts w:ascii="Times New Roman" w:eastAsia="Times New Roman" w:hAnsi="Times New Roman" w:cs="Times New Roman"/>
+          <w:b/>
+          <w:bCs/>
+          <w:color w:val="000000"/>
+          <w:sz w:val="28"/>
+          <w:szCs w:val="28"/>
+        </w:rPr>
+        <w:t>) =</w:t>
       </w:r>
       <w:r>
         <w:rPr>
@@ -3841,6 +9875,7 @@
                 <w:szCs w:val="23"/>
               </w:rPr>
             </w:pPr>
+            <w:proofErr w:type="spellStart"/>
             <w:r>
               <w:rPr>
                 <w:rFonts w:ascii="Segoe UI" w:hAnsi="Segoe UI" w:cs="Segoe UI"/>
@@ -3850,6 +9885,7 @@
               </w:rPr>
               <w:t>Шаг</w:t>
             </w:r>
+            <w:proofErr w:type="spellEnd"/>
           </w:p>
         </w:tc>
         <w:tc>
@@ -5877,6 +11913,7 @@
         <w:t>1</w:t>
       </w:r>
     </w:p>
+    <w:p/>
     <w:p/>
     <w:sectPr>
       <w:pgSz w:w="11906" w:h="16838"/>
@@ -6769,10 +12806,12 @@
   <w:style w:type="paragraph" w:default="1" w:styleId="Normal">
     <w:name w:val="Normal"/>
     <w:qFormat/>
+    <w:rsid w:val="001872CE"/>
   </w:style>
   <w:style w:type="character" w:default="1" w:styleId="DefaultParagraphFont">
     <w:name w:val="Default Paragraph Font"/>
     <w:uiPriority w:val="1"/>
+    <w:semiHidden/>
     <w:unhideWhenUsed/>
   </w:style>
   <w:style w:type="table" w:default="1" w:styleId="TableNormal">
@@ -6805,6 +12844,22 @@
     <w:name w:val="vlist-s"/>
     <w:basedOn w:val="DefaultParagraphFont"/>
     <w:rsid w:val="006530B6"/>
+  </w:style>
+  <w:style w:type="character" w:customStyle="1" w:styleId="katex-mathml">
+    <w:name w:val="katex-mathml"/>
+    <w:basedOn w:val="DefaultParagraphFont"/>
+    <w:rsid w:val="001872CE"/>
+  </w:style>
+  <w:style w:type="character" w:styleId="Strong">
+    <w:name w:val="Strong"/>
+    <w:basedOn w:val="DefaultParagraphFont"/>
+    <w:uiPriority w:val="22"/>
+    <w:qFormat/>
+    <w:rsid w:val="001872CE"/>
+    <w:rPr>
+      <w:b/>
+      <w:bCs/>
+    </w:rPr>
   </w:style>
 </w:styles>
 </file>
